--- a/docs/Cost_of_Fear_Replication_Options.docx
+++ b/docs/Cost_of_Fear_Replication_Options.docx
@@ -16,7 +16,83 @@
           <w:color w:val="005587"/>
           <w:sz w:val="15"/>
         </w:rPr>
-        <w:t xml:space="preserve">UCLA LATINO POLICY &amp; POLITICS INSTITUTE</w:t>
+      </w:r>
+      <w:r>
+        <mc:AlternateContent>
+          <mc:Choice Requires="wpg">
+            <w:drawing>
+              <wp:inline xmlns:wp="http://schemas.openxmlformats.org/drawingml/2006/wordprocessingDrawing" distT="0" distB="0" distL="0" distR="0">
+                <wp:extent cx="2075520" cy="425047"/>
+                <wp:effectExtent l="0" t="0" r="0" b="0"/>
+                <wp:docPr id="1" name=""/>
+                <wp:cNvGraphicFramePr>
+                  <a:graphicFrameLocks xmlns:a="http://schemas.openxmlformats.org/drawingml/2006/main" noChangeAspect="1"/>
+                </wp:cNvGraphicFramePr>
+                <a:graphic xmlns:a="http://schemas.openxmlformats.org/drawingml/2006/main">
+                  <a:graphicData uri="http://schemas.openxmlformats.org/drawingml/2006/picture">
+                    <pic:pic xmlns:pic="http://schemas.openxmlformats.org/drawingml/2006/picture">
+                      <pic:nvPicPr>
+                        <pic:cNvPr id="1371630812" name=""/>
+                        <pic:cNvPicPr>
+                          <a:picLocks noChangeAspect="1"/>
+                        </pic:cNvPicPr>
+                        <pic:nvPr/>
+                      </pic:nvPicPr>
+                      <pic:blipFill rotWithShape="1">
+                        <a:blip r:embed="rId10"/>
+                        <a:stretch/>
+                      </pic:blipFill>
+                      <pic:spPr bwMode="auto">
+                        <a:xfrm flipH="0" flipV="0">
+                          <a:off x="0" y="0"/>
+                          <a:ext cx="2075519" cy="425046"/>
+                        </a:xfrm>
+                        <a:prstGeom prst="rect">
+                          <a:avLst/>
+                        </a:prstGeom>
+                      </pic:spPr>
+                    </pic:pic>
+                  </a:graphicData>
+                </a:graphic>
+              </wp:inline>
+            </w:drawing>
+          </mc:Choice>
+          <mc:Fallback>
+            <w:pict>
+              <v:shapetype id="_x0000_t75" coordsize="21600,21600" o:spt="75" o:preferrelative="t" path="m@4@5l@4@11@9@11@9@5xe" filled="f" stroked="f">
+                <v:stroke joinstyle="miter"/>
+                <v:formulas>
+                  <v:f eqn="if lineDrawn pixelLineWidth 0"/>
+                  <v:f eqn="sum @0 1 0"/>
+                  <v:f eqn="sum 0 0 @1"/>
+                  <v:f eqn="prod @2 1 2"/>
+                  <v:f eqn="prod @3 21600 pixelWidth"/>
+                  <v:f eqn="prod @3 21600 pixelHeight"/>
+                  <v:f eqn="sum @0 0 1"/>
+                  <v:f eqn="prod @6 1 2"/>
+                  <v:f eqn="prod @7 21600 pixelWidth"/>
+                  <v:f eqn="sum @8 21600 0"/>
+                  <v:f eqn="prod @7 21600 pixelHeight"/>
+                  <v:f eqn="sum @10 21600 0"/>
+                </v:formulas>
+                <v:path o:extrusionok="f" gradientshapeok="t" o:connecttype="rect"/>
+                <o:lock v:ext="edit" aspectratio="t"/>
+              </v:shapetype>
+              <v:shape id="_x0000_i0" o:spid="_x0000_s0" type="#_x0000_t75" style="width:163.43pt;height:33.47pt;mso-wrap-distance-left:0.00pt;mso-wrap-distance-top:0.00pt;mso-wrap-distance-right:0.00pt;mso-wrap-distance-bottom:0.00pt;z-index:1;" stroked="false">
+                <v:imagedata r:id="rId10" o:title=""/>
+                <o:lock v:ext="edit" rotation="t"/>
+              </v:shape>
+            </w:pict>
+          </mc:Fallback>
+        </mc:AlternateContent>
+      </w:r>
+      <w:r>
+        <w:rPr>
+          <w:b/>
+          <w:i w:val="0"/>
+          <w:color w:val="005587"/>
+          <w:sz w:val="15"/>
+        </w:rPr>
       </w:r>
       <w:r/>
     </w:p>
@@ -34,30 +110,12 @@
           <w:color w:val="1b3f60"/>
           <w:sz w:val="38"/>
         </w:rPr>
-        <w:t xml:space="preserve">Replicating the Cost of Fear Analysis</w:t>
+        <w:t xml:space="preserve">Replicating the Cost of Fear</w:t>
       </w:r>
       <w:r/>
     </w:p>
     <w:p>
       <w:pPr>
-        <w:pBdr/>
-        <w:spacing w:after="80"/>
-        <w:ind/>
-        <w:rPr/>
-      </w:pPr>
-      <w:r>
-        <w:rPr>
-          <w:b w:val="0"/>
-          <w:i w:val="0"/>
-          <w:color w:val="5c6b7a"/>
-          <w:sz w:val="22"/>
-        </w:rPr>
-        <w:t xml:space="preserve">Three ways to work with us</w:t>
-      </w:r>
-      <w:r/>
-    </w:p>
-    <w:p>
-      <w:pPr>
         <w:pBdr>
           <w:bottom w:val="single" w:color="005587" w:sz="12" w:space="1"/>
         </w:pBdr>
@@ -79,12 +137,13 @@
         <w:rPr>
           <w:b w:val="0"/>
         </w:rPr>
-        <w:t xml:space="preserve">Our Cost of Fear study measured how foot traffic at small businesses changed after immigration enforcement actions in Los Angeles, and what that meant in lost sales. The method, the code, and a step-by-step guide are ready for other jurisdictions to use. </w:t>
+        <w:t xml:space="preserve">The Cost of Fear study measured how foot traffic at small businesses changed after immigration enforcement actions in Los Angeles, and what that meant in lost sales. The method, the code, and a step-by-step guide are ready for other jurisdictions to use. </w:t>
       </w:r>
       <w:r>
         <w:rPr>
           <w:b/>
         </w:rPr>
+        <w:br/>
         <w:t xml:space="preserve">How much help you need depends on your data access and your team's capacity.</w:t>
       </w:r>
       <w:r/>
@@ -247,7 +306,7 @@
                 <w:color w:val="5c6b7a"/>
                 <w:sz w:val="16"/>
               </w:rPr>
-              <w:t xml:space="preserve">You run it, we answer questions</w:t>
+              <w:t xml:space="preserve">You run it,  we answer questions</w:t>
             </w:r>
             <w:r/>
           </w:p>
@@ -297,7 +356,7 @@
                 <w:color w:val="5c6b7a"/>
                 <w:sz w:val="16"/>
               </w:rPr>
-              <w:t xml:space="preserve">You run it, we plan the data</w:t>
+              <w:t xml:space="preserve">You run it, we help with the data</w:t>
             </w:r>
             <w:r/>
           </w:p>
@@ -347,7 +406,7 @@
                 <w:color w:val="5c6b7a"/>
                 <w:sz w:val="16"/>
               </w:rPr>
-              <w:t xml:space="preserve">We run it with you</w:t>
+              <w:t xml:space="preserve">We run it for you</w:t>
             </w:r>
             <w:r/>
           </w:p>
@@ -1373,7 +1432,9 @@
           <w:b w:val="0"/>
           <w:sz w:val="18"/>
         </w:rPr>
-        <w:t xml:space="preserve">Advan Weekly Patterns Plus, bought through Dewey Data. Your jurisdiction licenses it directly. Filter to your study area at download time.</w:t>
+        <w:t xml:space="preserve">Advan Weekly Patterns Plus, bought through Dewey Data. Your jurisdiction licenses it directly. </w:t>
+        <w:br/>
+        <w:t xml:space="preserve">   Filter to your study area at download time.</w:t>
       </w:r>
       <w:r/>
     </w:p>
@@ -1403,7 +1464,9 @@
           <w:b w:val="0"/>
           <w:sz w:val="18"/>
         </w:rPr>
-        <w:t xml:space="preserve">A street address and a date for each incident, from local news, legal aid groups, or public records.</w:t>
+        <w:t xml:space="preserve">A street address and a date for each incident, from local news, legal aid groups, or </w:t>
+        <w:br/>
+        <w:t xml:space="preserve">   public records.</w:t>
       </w:r>
       <w:r/>
     </w:p>
@@ -1495,7 +1558,7 @@
           <w:color w:val="5c6b7a"/>
           <w:sz w:val="17"/>
         </w:rPr>
-        <w:t xml:space="preserve">[Name]  ·  [email]  ·  latino.ucla.edu</w:t>
+        <w:t xml:space="preserve">Albert Kochaphum  ·  akochaphum@luskin.ucla.edu  ·  latino.ucla.edu</w:t>
       </w:r>
       <w:r/>
     </w:p>
@@ -1521,7 +1584,6 @@
         <w:ind/>
         <w:rPr/>
       </w:pPr>
-      <w:r/>
       <w:r>
         <w:separator/>
       </w:r>
@@ -1536,7 +1598,6 @@
         <w:ind/>
         <w:rPr/>
       </w:pPr>
-      <w:r/>
       <w:r>
         <w:continuationSeparator/>
       </w:r>
@@ -1556,7 +1617,6 @@
         <w:ind/>
         <w:rPr/>
       </w:pPr>
-      <w:r/>
       <w:r>
         <w:separator/>
       </w:r>
@@ -1571,7 +1631,6 @@
         <w:ind/>
         <w:rPr/>
       </w:pPr>
-      <w:r/>
       <w:r>
         <w:continuationSeparator/>
       </w:r>
@@ -1862,7 +1921,7 @@
         <w:spacing/>
         <w:ind w:hanging="360" w:left="1080"/>
       </w:pPr>
-      <w:pStyle w:val="728"/>
+      <w:pStyle w:val="909"/>
       <w:rPr/>
       <w:start w:val="1"/>
       <w:suff w:val="tab"/>
@@ -1995,7 +2054,7 @@
         <w:spacing/>
         <w:ind w:hanging="360" w:left="720"/>
       </w:pPr>
-      <w:pStyle w:val="727"/>
+      <w:pStyle w:val="908"/>
       <w:rPr/>
       <w:start w:val="1"/>
       <w:suff w:val="tab"/>
@@ -2262,7 +2321,7 @@
         <w:spacing/>
         <w:ind w:hanging="360" w:left="1080"/>
       </w:pPr>
-      <w:pStyle w:val="725"/>
+      <w:pStyle w:val="906"/>
       <w:rPr>
         <w:rFonts w:hint="default" w:ascii="Symbol" w:hAnsi="Symbol"/>
       </w:rPr>
@@ -2397,7 +2456,7 @@
         <w:spacing/>
         <w:ind w:hanging="360" w:left="720"/>
       </w:pPr>
-      <w:pStyle w:val="724"/>
+      <w:pStyle w:val="905"/>
       <w:rPr>
         <w:rFonts w:hint="default" w:ascii="Symbol" w:hAnsi="Symbol"/>
       </w:rPr>
@@ -2532,7 +2591,7 @@
         <w:spacing/>
         <w:ind w:hanging="360" w:left="360"/>
       </w:pPr>
-      <w:pStyle w:val="726"/>
+      <w:pStyle w:val="907"/>
       <w:rPr/>
       <w:start w:val="1"/>
       <w:suff w:val="tab"/>
@@ -2665,7 +2724,7 @@
         <w:spacing/>
         <w:ind w:hanging="360" w:left="360"/>
       </w:pPr>
-      <w:pStyle w:val="723"/>
+      <w:pStyle w:val="904"/>
       <w:rPr>
         <w:rFonts w:hint="default" w:ascii="Symbol" w:hAnsi="Symbol"/>
       </w:rPr>
@@ -2973,9 +3032,9 @@
     <w:lsdException w:name="Bibliography" w:uiPriority="37"/>
     <w:lsdException w:name="TOC Heading" w:uiPriority="39" w:qFormat="1"/>
   </w:latentStyles>
-  <w:style w:type="table" w:styleId="13">
+  <w:style w:type="table" w:styleId="725">
     <w:name w:val="Table Grid Light"/>
-    <w:basedOn w:val="703"/>
+    <w:basedOn w:val="884"/>
     <w:uiPriority w:val="59"/>
     <w:pPr>
       <w:pBdr/>
@@ -3172,9 +3231,9 @@
       </w:tcPr>
     </w:tblStylePr>
   </w:style>
-  <w:style w:type="table" w:styleId="14">
+  <w:style w:type="table" w:styleId="726">
     <w:name w:val="Plain Table 1"/>
-    <w:basedOn w:val="703"/>
+    <w:basedOn w:val="884"/>
     <w:uiPriority w:val="59"/>
     <w:pPr>
       <w:pBdr/>
@@ -3397,9 +3456,9 @@
       </w:tcPr>
     </w:tblStylePr>
   </w:style>
-  <w:style w:type="table" w:styleId="15">
+  <w:style w:type="table" w:styleId="727">
     <w:name w:val="Plain Table 2"/>
-    <w:basedOn w:val="703"/>
+    <w:basedOn w:val="884"/>
     <w:uiPriority w:val="59"/>
     <w:pPr>
       <w:pBdr/>
@@ -3630,9 +3689,9 @@
       </w:tcPr>
     </w:tblStylePr>
   </w:style>
-  <w:style w:type="table" w:styleId="16">
+  <w:style w:type="table" w:styleId="728">
     <w:name w:val="Plain Table 3"/>
-    <w:basedOn w:val="703"/>
+    <w:basedOn w:val="884"/>
     <w:uiPriority w:val="99"/>
     <w:pPr>
       <w:pBdr/>
@@ -3860,9 +3919,9 @@
       </w:tcPr>
     </w:tblStylePr>
   </w:style>
-  <w:style w:type="table" w:styleId="17">
+  <w:style w:type="table" w:styleId="729">
     <w:name w:val="Plain Table 4"/>
-    <w:basedOn w:val="703"/>
+    <w:basedOn w:val="884"/>
     <w:uiPriority w:val="99"/>
     <w:pPr>
       <w:pBdr/>
@@ -4076,9 +4135,9 @@
       </w:tcPr>
     </w:tblStylePr>
   </w:style>
-  <w:style w:type="table" w:styleId="18">
+  <w:style w:type="table" w:styleId="730">
     <w:name w:val="Plain Table 5"/>
-    <w:basedOn w:val="703"/>
+    <w:basedOn w:val="884"/>
     <w:uiPriority w:val="99"/>
     <w:pPr>
       <w:pBdr/>
@@ -4309,9 +4368,9 @@
       </w:tcPr>
     </w:tblStylePr>
   </w:style>
-  <w:style w:type="table" w:styleId="19">
+  <w:style w:type="table" w:styleId="731">
     <w:name w:val="Grid Table 1 Light"/>
-    <w:basedOn w:val="703"/>
+    <w:basedOn w:val="884"/>
     <w:uiPriority w:val="99"/>
     <w:pPr>
       <w:pBdr/>
@@ -4532,9 +4591,9 @@
       </w:tcPr>
     </w:tblStylePr>
   </w:style>
-  <w:style w:type="table" w:styleId="20">
+  <w:style w:type="table" w:styleId="732">
     <w:name w:val="Grid Table 1 Light - Accent 1"/>
-    <w:basedOn w:val="703"/>
+    <w:basedOn w:val="884"/>
     <w:uiPriority w:val="99"/>
     <w:pPr>
       <w:pBdr/>
@@ -4755,9 +4814,9 @@
       </w:tcPr>
     </w:tblStylePr>
   </w:style>
-  <w:style w:type="table" w:styleId="21">
+  <w:style w:type="table" w:styleId="733">
     <w:name w:val="Grid Table 1 Light - Accent 2"/>
-    <w:basedOn w:val="703"/>
+    <w:basedOn w:val="884"/>
     <w:uiPriority w:val="99"/>
     <w:pPr>
       <w:pBdr/>
@@ -4978,9 +5037,9 @@
       </w:tcPr>
     </w:tblStylePr>
   </w:style>
-  <w:style w:type="table" w:styleId="22">
+  <w:style w:type="table" w:styleId="734">
     <w:name w:val="Grid Table 1 Light - Accent 3"/>
-    <w:basedOn w:val="703"/>
+    <w:basedOn w:val="884"/>
     <w:uiPriority w:val="99"/>
     <w:pPr>
       <w:pBdr/>
@@ -5201,9 +5260,9 @@
       </w:tcPr>
     </w:tblStylePr>
   </w:style>
-  <w:style w:type="table" w:styleId="23">
+  <w:style w:type="table" w:styleId="735">
     <w:name w:val="Grid Table 1 Light - Accent 4"/>
-    <w:basedOn w:val="703"/>
+    <w:basedOn w:val="884"/>
     <w:uiPriority w:val="99"/>
     <w:pPr>
       <w:pBdr/>
@@ -5424,9 +5483,9 @@
       </w:tcPr>
     </w:tblStylePr>
   </w:style>
-  <w:style w:type="table" w:styleId="24">
+  <w:style w:type="table" w:styleId="736">
     <w:name w:val="Grid Table 1 Light - Accent 5"/>
-    <w:basedOn w:val="703"/>
+    <w:basedOn w:val="884"/>
     <w:uiPriority w:val="99"/>
     <w:pPr>
       <w:pBdr/>
@@ -5647,9 +5706,9 @@
       </w:tcPr>
     </w:tblStylePr>
   </w:style>
-  <w:style w:type="table" w:styleId="25">
+  <w:style w:type="table" w:styleId="737">
     <w:name w:val="Grid Table 1 Light - Accent 6"/>
-    <w:basedOn w:val="703"/>
+    <w:basedOn w:val="884"/>
     <w:uiPriority w:val="99"/>
     <w:pPr>
       <w:pBdr/>
@@ -5870,9 +5929,9 @@
       </w:tcPr>
     </w:tblStylePr>
   </w:style>
-  <w:style w:type="table" w:styleId="26">
+  <w:style w:type="table" w:styleId="738">
     <w:name w:val="Grid Table 2"/>
-    <w:basedOn w:val="703"/>
+    <w:basedOn w:val="884"/>
     <w:uiPriority w:val="99"/>
     <w:pPr>
       <w:pBdr/>
@@ -6102,9 +6161,9 @@
       </w:tcPr>
     </w:tblStylePr>
   </w:style>
-  <w:style w:type="table" w:styleId="27">
+  <w:style w:type="table" w:styleId="739">
     <w:name w:val="Grid Table 2 - Accent 1"/>
-    <w:basedOn w:val="703"/>
+    <w:basedOn w:val="884"/>
     <w:uiPriority w:val="99"/>
     <w:pPr>
       <w:pBdr/>
@@ -6334,9 +6393,9 @@
       </w:tcPr>
     </w:tblStylePr>
   </w:style>
-  <w:style w:type="table" w:styleId="28">
+  <w:style w:type="table" w:styleId="740">
     <w:name w:val="Grid Table 2 - Accent 2"/>
-    <w:basedOn w:val="703"/>
+    <w:basedOn w:val="884"/>
     <w:uiPriority w:val="99"/>
     <w:pPr>
       <w:pBdr/>
@@ -6566,9 +6625,9 @@
       </w:tcPr>
     </w:tblStylePr>
   </w:style>
-  <w:style w:type="table" w:styleId="29">
+  <w:style w:type="table" w:styleId="741">
     <w:name w:val="Grid Table 2 - Accent 3"/>
-    <w:basedOn w:val="703"/>
+    <w:basedOn w:val="884"/>
     <w:uiPriority w:val="99"/>
     <w:pPr>
       <w:pBdr/>
@@ -6798,9 +6857,9 @@
       </w:tcPr>
     </w:tblStylePr>
   </w:style>
-  <w:style w:type="table" w:styleId="30">
+  <w:style w:type="table" w:styleId="742">
     <w:name w:val="Grid Table 2 - Accent 4"/>
-    <w:basedOn w:val="703"/>
+    <w:basedOn w:val="884"/>
     <w:uiPriority w:val="99"/>
     <w:pPr>
       <w:pBdr/>
@@ -7030,9 +7089,9 @@
       </w:tcPr>
     </w:tblStylePr>
   </w:style>
-  <w:style w:type="table" w:styleId="31">
+  <w:style w:type="table" w:styleId="743">
     <w:name w:val="Grid Table 2 - Accent 5"/>
-    <w:basedOn w:val="703"/>
+    <w:basedOn w:val="884"/>
     <w:uiPriority w:val="99"/>
     <w:pPr>
       <w:pBdr/>
@@ -7262,9 +7321,9 @@
       </w:tcPr>
     </w:tblStylePr>
   </w:style>
-  <w:style w:type="table" w:styleId="32">
+  <w:style w:type="table" w:styleId="744">
     <w:name w:val="Grid Table 2 - Accent 6"/>
-    <w:basedOn w:val="703"/>
+    <w:basedOn w:val="884"/>
     <w:uiPriority w:val="99"/>
     <w:pPr>
       <w:pBdr/>
@@ -7494,9 +7553,9 @@
       </w:tcPr>
     </w:tblStylePr>
   </w:style>
-  <w:style w:type="table" w:styleId="33">
+  <w:style w:type="table" w:styleId="745">
     <w:name w:val="Grid Table 3"/>
-    <w:basedOn w:val="703"/>
+    <w:basedOn w:val="884"/>
     <w:uiPriority w:val="99"/>
     <w:pPr>
       <w:pBdr/>
@@ -7595,7 +7654,7 @@
         <w:tblBorders/>
       </w:tblPr>
       <w:tcPr>
-        <w:shd w:color="ffffff"/>
+        <w:shd w:val="clear" w:color="ffffff"/>
         <w:tcBorders>
           <w:top w:val="none" w:color="000000" w:sz="4" w:space="0"/>
           <w:left w:val="none" w:color="000000" w:sz="4" w:space="0"/>
@@ -7641,7 +7700,7 @@
         <w:tblBorders/>
       </w:tblPr>
       <w:tcPr>
-        <w:shd w:color="ffffff"/>
+        <w:shd w:val="clear" w:color="ffffff"/>
         <w:tcBorders>
           <w:top w:val="none" w:color="000000" w:sz="4" w:space="0"/>
           <w:left w:val="none" w:color="000000" w:sz="4" w:space="0"/>
@@ -7739,9 +7798,9 @@
       </w:tcPr>
     </w:tblStylePr>
   </w:style>
-  <w:style w:type="table" w:styleId="34">
+  <w:style w:type="table" w:styleId="746">
     <w:name w:val="Grid Table 3 - Accent 1"/>
-    <w:basedOn w:val="703"/>
+    <w:basedOn w:val="884"/>
     <w:uiPriority w:val="99"/>
     <w:pPr>
       <w:pBdr/>
@@ -7840,7 +7899,7 @@
         <w:tblBorders/>
       </w:tblPr>
       <w:tcPr>
-        <w:shd w:color="ffffff"/>
+        <w:shd w:val="clear" w:color="ffffff"/>
         <w:tcBorders>
           <w:top w:val="none" w:color="000000" w:sz="4" w:space="0"/>
           <w:left w:val="none" w:color="000000" w:sz="4" w:space="0"/>
@@ -7886,7 +7945,7 @@
         <w:tblBorders/>
       </w:tblPr>
       <w:tcPr>
-        <w:shd w:color="ffffff"/>
+        <w:shd w:val="clear" w:color="ffffff"/>
         <w:tcBorders>
           <w:top w:val="none" w:color="000000" w:sz="4" w:space="0"/>
           <w:left w:val="none" w:color="000000" w:sz="4" w:space="0"/>
@@ -7984,9 +8043,9 @@
       </w:tcPr>
     </w:tblStylePr>
   </w:style>
-  <w:style w:type="table" w:styleId="35">
+  <w:style w:type="table" w:styleId="747">
     <w:name w:val="Grid Table 3 - Accent 2"/>
-    <w:basedOn w:val="703"/>
+    <w:basedOn w:val="884"/>
     <w:uiPriority w:val="99"/>
     <w:pPr>
       <w:pBdr/>
@@ -8085,7 +8144,7 @@
         <w:tblBorders/>
       </w:tblPr>
       <w:tcPr>
-        <w:shd w:color="ffffff"/>
+        <w:shd w:val="clear" w:color="ffffff"/>
         <w:tcBorders>
           <w:top w:val="none" w:color="000000" w:sz="4" w:space="0"/>
           <w:left w:val="none" w:color="000000" w:sz="4" w:space="0"/>
@@ -8131,7 +8190,7 @@
         <w:tblBorders/>
       </w:tblPr>
       <w:tcPr>
-        <w:shd w:color="ffffff"/>
+        <w:shd w:val="clear" w:color="ffffff"/>
         <w:tcBorders>
           <w:top w:val="none" w:color="000000" w:sz="4" w:space="0"/>
           <w:left w:val="none" w:color="000000" w:sz="4" w:space="0"/>
@@ -8229,9 +8288,9 @@
       </w:tcPr>
     </w:tblStylePr>
   </w:style>
-  <w:style w:type="table" w:styleId="36">
+  <w:style w:type="table" w:styleId="748">
     <w:name w:val="Grid Table 3 - Accent 3"/>
-    <w:basedOn w:val="703"/>
+    <w:basedOn w:val="884"/>
     <w:uiPriority w:val="99"/>
     <w:pPr>
       <w:pBdr/>
@@ -8330,7 +8389,7 @@
         <w:tblBorders/>
       </w:tblPr>
       <w:tcPr>
-        <w:shd w:color="ffffff"/>
+        <w:shd w:val="clear" w:color="ffffff"/>
         <w:tcBorders>
           <w:top w:val="none" w:color="000000" w:sz="4" w:space="0"/>
           <w:left w:val="none" w:color="000000" w:sz="4" w:space="0"/>
@@ -8376,7 +8435,7 @@
         <w:tblBorders/>
       </w:tblPr>
       <w:tcPr>
-        <w:shd w:color="ffffff"/>
+        <w:shd w:val="clear" w:color="ffffff"/>
         <w:tcBorders>
           <w:top w:val="none" w:color="000000" w:sz="4" w:space="0"/>
           <w:left w:val="none" w:color="000000" w:sz="4" w:space="0"/>
@@ -8474,9 +8533,9 @@
       </w:tcPr>
     </w:tblStylePr>
   </w:style>
-  <w:style w:type="table" w:styleId="37">
+  <w:style w:type="table" w:styleId="749">
     <w:name w:val="Grid Table 3 - Accent 4"/>
-    <w:basedOn w:val="703"/>
+    <w:basedOn w:val="884"/>
     <w:uiPriority w:val="99"/>
     <w:pPr>
       <w:pBdr/>
@@ -8575,7 +8634,7 @@
         <w:tblBorders/>
       </w:tblPr>
       <w:tcPr>
-        <w:shd w:color="ffffff"/>
+        <w:shd w:val="clear" w:color="ffffff"/>
         <w:tcBorders>
           <w:top w:val="none" w:color="000000" w:sz="4" w:space="0"/>
           <w:left w:val="none" w:color="000000" w:sz="4" w:space="0"/>
@@ -8621,7 +8680,7 @@
         <w:tblBorders/>
       </w:tblPr>
       <w:tcPr>
-        <w:shd w:color="ffffff"/>
+        <w:shd w:val="clear" w:color="ffffff"/>
         <w:tcBorders>
           <w:top w:val="none" w:color="000000" w:sz="4" w:space="0"/>
           <w:left w:val="none" w:color="000000" w:sz="4" w:space="0"/>
@@ -8719,9 +8778,9 @@
       </w:tcPr>
     </w:tblStylePr>
   </w:style>
-  <w:style w:type="table" w:styleId="38">
+  <w:style w:type="table" w:styleId="750">
     <w:name w:val="Grid Table 3 - Accent 5"/>
-    <w:basedOn w:val="703"/>
+    <w:basedOn w:val="884"/>
     <w:uiPriority w:val="99"/>
     <w:pPr>
       <w:pBdr/>
@@ -8820,7 +8879,7 @@
         <w:tblBorders/>
       </w:tblPr>
       <w:tcPr>
-        <w:shd w:color="ffffff"/>
+        <w:shd w:val="clear" w:color="ffffff"/>
         <w:tcBorders>
           <w:top w:val="none" w:color="000000" w:sz="4" w:space="0"/>
           <w:left w:val="none" w:color="000000" w:sz="4" w:space="0"/>
@@ -8866,7 +8925,7 @@
         <w:tblBorders/>
       </w:tblPr>
       <w:tcPr>
-        <w:shd w:color="ffffff"/>
+        <w:shd w:val="clear" w:color="ffffff"/>
         <w:tcBorders>
           <w:top w:val="none" w:color="000000" w:sz="4" w:space="0"/>
           <w:left w:val="none" w:color="000000" w:sz="4" w:space="0"/>
@@ -8964,9 +9023,9 @@
       </w:tcPr>
     </w:tblStylePr>
   </w:style>
-  <w:style w:type="table" w:styleId="39">
+  <w:style w:type="table" w:styleId="751">
     <w:name w:val="Grid Table 3 - Accent 6"/>
-    <w:basedOn w:val="703"/>
+    <w:basedOn w:val="884"/>
     <w:uiPriority w:val="99"/>
     <w:pPr>
       <w:pBdr/>
@@ -9065,7 +9124,7 @@
         <w:tblBorders/>
       </w:tblPr>
       <w:tcPr>
-        <w:shd w:color="ffffff"/>
+        <w:shd w:val="clear" w:color="ffffff"/>
         <w:tcBorders>
           <w:top w:val="none" w:color="000000" w:sz="4" w:space="0"/>
           <w:left w:val="none" w:color="000000" w:sz="4" w:space="0"/>
@@ -9111,7 +9170,7 @@
         <w:tblBorders/>
       </w:tblPr>
       <w:tcPr>
-        <w:shd w:color="ffffff"/>
+        <w:shd w:val="clear" w:color="ffffff"/>
         <w:tcBorders>
           <w:top w:val="none" w:color="000000" w:sz="4" w:space="0"/>
           <w:left w:val="none" w:color="000000" w:sz="4" w:space="0"/>
@@ -9209,9 +9268,9 @@
       </w:tcPr>
     </w:tblStylePr>
   </w:style>
-  <w:style w:type="table" w:styleId="40">
+  <w:style w:type="table" w:styleId="752">
     <w:name w:val="Grid Table 4"/>
-    <w:basedOn w:val="703"/>
+    <w:basedOn w:val="884"/>
     <w:uiPriority w:val="59"/>
     <w:pPr>
       <w:pBdr/>
@@ -9442,9 +9501,9 @@
       </w:tcPr>
     </w:tblStylePr>
   </w:style>
-  <w:style w:type="table" w:styleId="41">
+  <w:style w:type="table" w:styleId="753">
     <w:name w:val="Grid Table 4 - Accent 1"/>
-    <w:basedOn w:val="703"/>
+    <w:basedOn w:val="884"/>
     <w:uiPriority w:val="59"/>
     <w:pPr>
       <w:pBdr/>
@@ -9675,9 +9734,9 @@
       </w:tcPr>
     </w:tblStylePr>
   </w:style>
-  <w:style w:type="table" w:styleId="42">
+  <w:style w:type="table" w:styleId="754">
     <w:name w:val="Grid Table 4 - Accent 2"/>
-    <w:basedOn w:val="703"/>
+    <w:basedOn w:val="884"/>
     <w:uiPriority w:val="59"/>
     <w:pPr>
       <w:pBdr/>
@@ -9908,9 +9967,9 @@
       </w:tcPr>
     </w:tblStylePr>
   </w:style>
-  <w:style w:type="table" w:styleId="43">
+  <w:style w:type="table" w:styleId="755">
     <w:name w:val="Grid Table 4 - Accent 3"/>
-    <w:basedOn w:val="703"/>
+    <w:basedOn w:val="884"/>
     <w:uiPriority w:val="59"/>
     <w:pPr>
       <w:pBdr/>
@@ -10141,9 +10200,9 @@
       </w:tcPr>
     </w:tblStylePr>
   </w:style>
-  <w:style w:type="table" w:styleId="44">
+  <w:style w:type="table" w:styleId="756">
     <w:name w:val="Grid Table 4 - Accent 4"/>
-    <w:basedOn w:val="703"/>
+    <w:basedOn w:val="884"/>
     <w:uiPriority w:val="59"/>
     <w:pPr>
       <w:pBdr/>
@@ -10374,9 +10433,9 @@
       </w:tcPr>
     </w:tblStylePr>
   </w:style>
-  <w:style w:type="table" w:styleId="45">
+  <w:style w:type="table" w:styleId="757">
     <w:name w:val="Grid Table 4 - Accent 5"/>
-    <w:basedOn w:val="703"/>
+    <w:basedOn w:val="884"/>
     <w:uiPriority w:val="59"/>
     <w:pPr>
       <w:pBdr/>
@@ -10607,9 +10666,9 @@
       </w:tcPr>
     </w:tblStylePr>
   </w:style>
-  <w:style w:type="table" w:styleId="46">
+  <w:style w:type="table" w:styleId="758">
     <w:name w:val="Grid Table 4 - Accent 6"/>
-    <w:basedOn w:val="703"/>
+    <w:basedOn w:val="884"/>
     <w:uiPriority w:val="59"/>
     <w:pPr>
       <w:pBdr/>
@@ -10840,9 +10899,9 @@
       </w:tcPr>
     </w:tblStylePr>
   </w:style>
-  <w:style w:type="table" w:styleId="47">
+  <w:style w:type="table" w:styleId="759">
     <w:name w:val="Grid Table 5 Dark"/>
-    <w:basedOn w:val="703"/>
+    <w:basedOn w:val="884"/>
     <w:uiPriority w:val="99"/>
     <w:pPr>
       <w:pBdr/>
@@ -11068,9 +11127,9 @@
       </w:tcPr>
     </w:tblStylePr>
   </w:style>
-  <w:style w:type="table" w:styleId="48">
+  <w:style w:type="table" w:styleId="760">
     <w:name w:val="Grid Table 5 Dark- Accent 1"/>
-    <w:basedOn w:val="703"/>
+    <w:basedOn w:val="884"/>
     <w:uiPriority w:val="99"/>
     <w:pPr>
       <w:pBdr/>
@@ -11296,9 +11355,9 @@
       </w:tcPr>
     </w:tblStylePr>
   </w:style>
-  <w:style w:type="table" w:styleId="49">
+  <w:style w:type="table" w:styleId="761">
     <w:name w:val="Grid Table 5 Dark - Accent 2"/>
-    <w:basedOn w:val="703"/>
+    <w:basedOn w:val="884"/>
     <w:uiPriority w:val="99"/>
     <w:pPr>
       <w:pBdr/>
@@ -11524,9 +11583,9 @@
       </w:tcPr>
     </w:tblStylePr>
   </w:style>
-  <w:style w:type="table" w:styleId="50">
+  <w:style w:type="table" w:styleId="762">
     <w:name w:val="Grid Table 5 Dark - Accent 3"/>
-    <w:basedOn w:val="703"/>
+    <w:basedOn w:val="884"/>
     <w:uiPriority w:val="99"/>
     <w:pPr>
       <w:pBdr/>
@@ -11752,9 +11811,9 @@
       </w:tcPr>
     </w:tblStylePr>
   </w:style>
-  <w:style w:type="table" w:styleId="51">
+  <w:style w:type="table" w:styleId="763">
     <w:name w:val="Grid Table 5 Dark- Accent 4"/>
-    <w:basedOn w:val="703"/>
+    <w:basedOn w:val="884"/>
     <w:uiPriority w:val="99"/>
     <w:pPr>
       <w:pBdr/>
@@ -11980,9 +12039,9 @@
       </w:tcPr>
     </w:tblStylePr>
   </w:style>
-  <w:style w:type="table" w:styleId="52">
+  <w:style w:type="table" w:styleId="764">
     <w:name w:val="Grid Table 5 Dark - Accent 5"/>
-    <w:basedOn w:val="703"/>
+    <w:basedOn w:val="884"/>
     <w:uiPriority w:val="99"/>
     <w:pPr>
       <w:pBdr/>
@@ -12208,9 +12267,9 @@
       </w:tcPr>
     </w:tblStylePr>
   </w:style>
-  <w:style w:type="table" w:styleId="53">
+  <w:style w:type="table" w:styleId="765">
     <w:name w:val="Grid Table 5 Dark - Accent 6"/>
-    <w:basedOn w:val="703"/>
+    <w:basedOn w:val="884"/>
     <w:uiPriority w:val="99"/>
     <w:pPr>
       <w:pBdr/>
@@ -12436,9 +12495,9 @@
       </w:tcPr>
     </w:tblStylePr>
   </w:style>
-  <w:style w:type="table" w:styleId="54">
+  <w:style w:type="table" w:styleId="766">
     <w:name w:val="Grid Table 6 Colorful"/>
-    <w:basedOn w:val="703"/>
+    <w:basedOn w:val="884"/>
     <w:uiPriority w:val="99"/>
     <w:pPr>
       <w:pBdr/>
@@ -12666,9 +12725,9 @@
       </w:tcPr>
     </w:tblStylePr>
   </w:style>
-  <w:style w:type="table" w:styleId="55">
+  <w:style w:type="table" w:styleId="767">
     <w:name w:val="Grid Table 6 Colorful - Accent 1"/>
-    <w:basedOn w:val="703"/>
+    <w:basedOn w:val="884"/>
     <w:uiPriority w:val="99"/>
     <w:pPr>
       <w:pBdr/>
@@ -12896,9 +12955,9 @@
       </w:tcPr>
     </w:tblStylePr>
   </w:style>
-  <w:style w:type="table" w:styleId="56">
+  <w:style w:type="table" w:styleId="768">
     <w:name w:val="Grid Table 6 Colorful - Accent 2"/>
-    <w:basedOn w:val="703"/>
+    <w:basedOn w:val="884"/>
     <w:uiPriority w:val="99"/>
     <w:pPr>
       <w:pBdr/>
@@ -13126,9 +13185,9 @@
       </w:tcPr>
     </w:tblStylePr>
   </w:style>
-  <w:style w:type="table" w:styleId="57">
+  <w:style w:type="table" w:styleId="769">
     <w:name w:val="Grid Table 6 Colorful - Accent 3"/>
-    <w:basedOn w:val="703"/>
+    <w:basedOn w:val="884"/>
     <w:uiPriority w:val="99"/>
     <w:pPr>
       <w:pBdr/>
@@ -13356,9 +13415,9 @@
       </w:tcPr>
     </w:tblStylePr>
   </w:style>
-  <w:style w:type="table" w:styleId="58">
+  <w:style w:type="table" w:styleId="770">
     <w:name w:val="Grid Table 6 Colorful - Accent 4"/>
-    <w:basedOn w:val="703"/>
+    <w:basedOn w:val="884"/>
     <w:uiPriority w:val="99"/>
     <w:pPr>
       <w:pBdr/>
@@ -13586,9 +13645,9 @@
       </w:tcPr>
     </w:tblStylePr>
   </w:style>
-  <w:style w:type="table" w:styleId="59">
+  <w:style w:type="table" w:styleId="771">
     <w:name w:val="Grid Table 6 Colorful - Accent 5"/>
-    <w:basedOn w:val="703"/>
+    <w:basedOn w:val="884"/>
     <w:uiPriority w:val="99"/>
     <w:pPr>
       <w:pBdr/>
@@ -13816,9 +13875,9 @@
       </w:tcPr>
     </w:tblStylePr>
   </w:style>
-  <w:style w:type="table" w:styleId="60">
+  <w:style w:type="table" w:styleId="772">
     <w:name w:val="Grid Table 6 Colorful - Accent 6"/>
-    <w:basedOn w:val="703"/>
+    <w:basedOn w:val="884"/>
     <w:uiPriority w:val="99"/>
     <w:pPr>
       <w:pBdr/>
@@ -14046,9 +14105,9 @@
       </w:tcPr>
     </w:tblStylePr>
   </w:style>
-  <w:style w:type="table" w:styleId="61">
+  <w:style w:type="table" w:styleId="773">
     <w:name w:val="Grid Table 7 Colorful"/>
-    <w:basedOn w:val="703"/>
+    <w:basedOn w:val="884"/>
     <w:uiPriority w:val="99"/>
     <w:pPr>
       <w:pBdr/>
@@ -14150,11 +14209,11 @@
         <w:tblBorders/>
       </w:tblPr>
       <w:tcPr>
-        <w:shd w:color="ffffff"/>
-        <w:tcBorders>
-          <w:top w:val="none"/>
-          <w:left w:val="none"/>
-          <w:bottom w:val="none"/>
+        <w:shd w:val="clear" w:color="ffffff"/>
+        <w:tcBorders>
+          <w:top w:val="none" w:color="000000" w:sz="4" w:space="0"/>
+          <w:left w:val="none" w:color="000000" w:sz="4" w:space="0"/>
+          <w:bottom w:val="none" w:color="000000" w:sz="4" w:space="0"/>
           <w:right w:val="single" w:color="000000" w:themeColor="text1" w:themeTint="80" w:sz="4" w:space="0"/>
         </w:tcBorders>
       </w:tcPr>
@@ -14177,10 +14236,10 @@
       <w:tcPr>
         <w:shd w:val="clear" w:color="ffffff" w:themeColor="light1" w:fill="ffffff" w:themeFill="light1"/>
         <w:tcBorders>
-          <w:top w:val="none"/>
-          <w:left w:val="none"/>
+          <w:top w:val="none" w:color="000000" w:sz="4" w:space="0"/>
+          <w:left w:val="none" w:color="000000" w:sz="4" w:space="0"/>
           <w:bottom w:val="single" w:color="000000" w:themeColor="text1" w:themeTint="80" w:sz="4" w:space="0"/>
-          <w:right w:val="none"/>
+          <w:right w:val="none" w:color="000000" w:sz="4" w:space="0"/>
         </w:tcBorders>
       </w:tcPr>
     </w:tblStylePr>
@@ -14200,12 +14259,12 @@
         <w:tblBorders/>
       </w:tblPr>
       <w:tcPr>
-        <w:shd w:color="ffffff"/>
-        <w:tcBorders>
-          <w:top w:val="none"/>
+        <w:shd w:val="clear" w:color="ffffff"/>
+        <w:tcBorders>
+          <w:top w:val="none" w:color="000000" w:sz="4" w:space="0"/>
           <w:left w:val="single" w:color="000000" w:themeColor="text1" w:themeTint="80" w:sz="4" w:space="0"/>
-          <w:bottom w:val="none"/>
-          <w:right w:val="none"/>
+          <w:bottom w:val="none" w:color="000000" w:sz="4" w:space="0"/>
+          <w:right w:val="none" w:color="000000" w:sz="4" w:space="0"/>
         </w:tcBorders>
       </w:tcPr>
     </w:tblStylePr>
@@ -14228,9 +14287,9 @@
         <w:shd w:val="clear" w:color="ffffff" w:themeColor="light1" w:fill="ffffff" w:themeFill="light1"/>
         <w:tcBorders>
           <w:top w:val="single" w:color="000000" w:themeColor="text1" w:themeTint="80" w:sz="4" w:space="0"/>
-          <w:left w:val="none"/>
-          <w:bottom w:val="none"/>
-          <w:right w:val="none"/>
+          <w:left w:val="none" w:color="000000" w:sz="4" w:space="0"/>
+          <w:bottom w:val="none" w:color="000000" w:sz="4" w:space="0"/>
+          <w:right w:val="none" w:color="000000" w:sz="4" w:space="0"/>
         </w:tcBorders>
       </w:tcPr>
     </w:tblStylePr>
@@ -14300,9 +14359,9 @@
       </w:tcPr>
     </w:tblStylePr>
   </w:style>
-  <w:style w:type="table" w:styleId="62">
+  <w:style w:type="table" w:styleId="774">
     <w:name w:val="Grid Table 7 Colorful - Accent 1"/>
-    <w:basedOn w:val="703"/>
+    <w:basedOn w:val="884"/>
     <w:uiPriority w:val="99"/>
     <w:pPr>
       <w:pBdr/>
@@ -14404,11 +14463,11 @@
         <w:tblBorders/>
       </w:tblPr>
       <w:tcPr>
-        <w:shd w:color="ffffff"/>
-        <w:tcBorders>
-          <w:top w:val="none"/>
-          <w:left w:val="none"/>
-          <w:bottom w:val="none"/>
+        <w:shd w:val="clear" w:color="ffffff"/>
+        <w:tcBorders>
+          <w:top w:val="none" w:color="000000" w:sz="4" w:space="0"/>
+          <w:left w:val="none" w:color="000000" w:sz="4" w:space="0"/>
+          <w:bottom w:val="none" w:color="000000" w:sz="4" w:space="0"/>
           <w:right w:val="single" w:color="000000" w:themeColor="accent1" w:themeTint="80" w:sz="4" w:space="0"/>
         </w:tcBorders>
       </w:tcPr>
@@ -14431,10 +14490,10 @@
       <w:tcPr>
         <w:shd w:val="clear" w:color="ffffff" w:themeColor="light1" w:fill="ffffff" w:themeFill="light1"/>
         <w:tcBorders>
-          <w:top w:val="none"/>
-          <w:left w:val="none"/>
+          <w:top w:val="none" w:color="000000" w:sz="4" w:space="0"/>
+          <w:left w:val="none" w:color="000000" w:sz="4" w:space="0"/>
           <w:bottom w:val="single" w:color="000000" w:themeColor="accent1" w:themeTint="80" w:sz="4" w:space="0"/>
-          <w:right w:val="none"/>
+          <w:right w:val="none" w:color="000000" w:sz="4" w:space="0"/>
         </w:tcBorders>
       </w:tcPr>
     </w:tblStylePr>
@@ -14454,12 +14513,12 @@
         <w:tblBorders/>
       </w:tblPr>
       <w:tcPr>
-        <w:shd w:color="ffffff"/>
-        <w:tcBorders>
-          <w:top w:val="none"/>
+        <w:shd w:val="clear" w:color="ffffff"/>
+        <w:tcBorders>
+          <w:top w:val="none" w:color="000000" w:sz="4" w:space="0"/>
           <w:left w:val="single" w:color="000000" w:themeColor="accent1" w:themeTint="80" w:sz="4" w:space="0"/>
-          <w:bottom w:val="none"/>
-          <w:right w:val="none"/>
+          <w:bottom w:val="none" w:color="000000" w:sz="4" w:space="0"/>
+          <w:right w:val="none" w:color="000000" w:sz="4" w:space="0"/>
         </w:tcBorders>
       </w:tcPr>
     </w:tblStylePr>
@@ -14482,9 +14541,9 @@
         <w:shd w:val="clear" w:color="ffffff" w:themeColor="light1" w:fill="ffffff" w:themeFill="light1"/>
         <w:tcBorders>
           <w:top w:val="single" w:color="000000" w:themeColor="accent1" w:themeTint="80" w:sz="4" w:space="0"/>
-          <w:left w:val="none"/>
-          <w:bottom w:val="none"/>
-          <w:right w:val="none"/>
+          <w:left w:val="none" w:color="000000" w:sz="4" w:space="0"/>
+          <w:bottom w:val="none" w:color="000000" w:sz="4" w:space="0"/>
+          <w:right w:val="none" w:color="000000" w:sz="4" w:space="0"/>
         </w:tcBorders>
       </w:tcPr>
     </w:tblStylePr>
@@ -14554,9 +14613,9 @@
       </w:tcPr>
     </w:tblStylePr>
   </w:style>
-  <w:style w:type="table" w:styleId="63">
+  <w:style w:type="table" w:styleId="775">
     <w:name w:val="Grid Table 7 Colorful - Accent 2"/>
-    <w:basedOn w:val="703"/>
+    <w:basedOn w:val="884"/>
     <w:uiPriority w:val="99"/>
     <w:pPr>
       <w:pBdr/>
@@ -14658,11 +14717,11 @@
         <w:tblBorders/>
       </w:tblPr>
       <w:tcPr>
-        <w:shd w:color="ffffff"/>
-        <w:tcBorders>
-          <w:top w:val="none"/>
-          <w:left w:val="none"/>
-          <w:bottom w:val="none"/>
+        <w:shd w:val="clear" w:color="ffffff"/>
+        <w:tcBorders>
+          <w:top w:val="none" w:color="000000" w:sz="4" w:space="0"/>
+          <w:left w:val="none" w:color="000000" w:sz="4" w:space="0"/>
+          <w:bottom w:val="none" w:color="000000" w:sz="4" w:space="0"/>
           <w:right w:val="single" w:color="000000" w:themeColor="accent2" w:themeTint="97" w:sz="4" w:space="0"/>
         </w:tcBorders>
       </w:tcPr>
@@ -14685,10 +14744,10 @@
       <w:tcPr>
         <w:shd w:val="clear" w:color="ffffff" w:themeColor="light1" w:fill="ffffff" w:themeFill="light1"/>
         <w:tcBorders>
-          <w:top w:val="none"/>
-          <w:left w:val="none"/>
+          <w:top w:val="none" w:color="000000" w:sz="4" w:space="0"/>
+          <w:left w:val="none" w:color="000000" w:sz="4" w:space="0"/>
           <w:bottom w:val="single" w:color="000000" w:themeColor="accent2" w:themeTint="97" w:sz="4" w:space="0"/>
-          <w:right w:val="none"/>
+          <w:right w:val="none" w:color="000000" w:sz="4" w:space="0"/>
         </w:tcBorders>
       </w:tcPr>
     </w:tblStylePr>
@@ -14708,12 +14767,12 @@
         <w:tblBorders/>
       </w:tblPr>
       <w:tcPr>
-        <w:shd w:color="ffffff"/>
-        <w:tcBorders>
-          <w:top w:val="none"/>
+        <w:shd w:val="clear" w:color="ffffff"/>
+        <w:tcBorders>
+          <w:top w:val="none" w:color="000000" w:sz="4" w:space="0"/>
           <w:left w:val="single" w:color="000000" w:themeColor="accent2" w:themeTint="97" w:sz="4" w:space="0"/>
-          <w:bottom w:val="none"/>
-          <w:right w:val="none"/>
+          <w:bottom w:val="none" w:color="000000" w:sz="4" w:space="0"/>
+          <w:right w:val="none" w:color="000000" w:sz="4" w:space="0"/>
         </w:tcBorders>
       </w:tcPr>
     </w:tblStylePr>
@@ -14736,9 +14795,9 @@
         <w:shd w:val="clear" w:color="ffffff" w:themeColor="light1" w:fill="ffffff" w:themeFill="light1"/>
         <w:tcBorders>
           <w:top w:val="single" w:color="000000" w:themeColor="accent2" w:themeTint="97" w:sz="4" w:space="0"/>
-          <w:left w:val="none"/>
-          <w:bottom w:val="none"/>
-          <w:right w:val="none"/>
+          <w:left w:val="none" w:color="000000" w:sz="4" w:space="0"/>
+          <w:bottom w:val="none" w:color="000000" w:sz="4" w:space="0"/>
+          <w:right w:val="none" w:color="000000" w:sz="4" w:space="0"/>
         </w:tcBorders>
       </w:tcPr>
     </w:tblStylePr>
@@ -14808,9 +14867,9 @@
       </w:tcPr>
     </w:tblStylePr>
   </w:style>
-  <w:style w:type="table" w:styleId="64">
+  <w:style w:type="table" w:styleId="776">
     <w:name w:val="Grid Table 7 Colorful - Accent 3"/>
-    <w:basedOn w:val="703"/>
+    <w:basedOn w:val="884"/>
     <w:uiPriority w:val="99"/>
     <w:pPr>
       <w:pBdr/>
@@ -14912,11 +14971,11 @@
         <w:tblBorders/>
       </w:tblPr>
       <w:tcPr>
-        <w:shd w:color="ffffff"/>
-        <w:tcBorders>
-          <w:top w:val="none"/>
-          <w:left w:val="none"/>
-          <w:bottom w:val="none"/>
+        <w:shd w:val="clear" w:color="ffffff"/>
+        <w:tcBorders>
+          <w:top w:val="none" w:color="000000" w:sz="4" w:space="0"/>
+          <w:left w:val="none" w:color="000000" w:sz="4" w:space="0"/>
+          <w:bottom w:val="none" w:color="000000" w:sz="4" w:space="0"/>
           <w:right w:val="single" w:color="000000" w:themeColor="accent3" w:themeTint="FE" w:sz="4" w:space="0"/>
         </w:tcBorders>
       </w:tcPr>
@@ -14939,10 +14998,10 @@
       <w:tcPr>
         <w:shd w:val="clear" w:color="ffffff" w:themeColor="light1" w:fill="ffffff" w:themeFill="light1"/>
         <w:tcBorders>
-          <w:top w:val="none"/>
-          <w:left w:val="none"/>
+          <w:top w:val="none" w:color="000000" w:sz="4" w:space="0"/>
+          <w:left w:val="none" w:color="000000" w:sz="4" w:space="0"/>
           <w:bottom w:val="single" w:color="000000" w:themeColor="accent3" w:themeTint="FE" w:sz="4" w:space="0"/>
-          <w:right w:val="none"/>
+          <w:right w:val="none" w:color="000000" w:sz="4" w:space="0"/>
         </w:tcBorders>
       </w:tcPr>
     </w:tblStylePr>
@@ -14962,12 +15021,12 @@
         <w:tblBorders/>
       </w:tblPr>
       <w:tcPr>
-        <w:shd w:color="ffffff"/>
-        <w:tcBorders>
-          <w:top w:val="none"/>
+        <w:shd w:val="clear" w:color="ffffff"/>
+        <w:tcBorders>
+          <w:top w:val="none" w:color="000000" w:sz="4" w:space="0"/>
           <w:left w:val="single" w:color="000000" w:themeColor="accent3" w:themeTint="FE" w:sz="4" w:space="0"/>
-          <w:bottom w:val="none"/>
-          <w:right w:val="none"/>
+          <w:bottom w:val="none" w:color="000000" w:sz="4" w:space="0"/>
+          <w:right w:val="none" w:color="000000" w:sz="4" w:space="0"/>
         </w:tcBorders>
       </w:tcPr>
     </w:tblStylePr>
@@ -14990,9 +15049,9 @@
         <w:shd w:val="clear" w:color="ffffff" w:themeColor="light1" w:fill="ffffff" w:themeFill="light1"/>
         <w:tcBorders>
           <w:top w:val="single" w:color="000000" w:themeColor="accent3" w:themeTint="FE" w:sz="4" w:space="0"/>
-          <w:left w:val="none"/>
-          <w:bottom w:val="none"/>
-          <w:right w:val="none"/>
+          <w:left w:val="none" w:color="000000" w:sz="4" w:space="0"/>
+          <w:bottom w:val="none" w:color="000000" w:sz="4" w:space="0"/>
+          <w:right w:val="none" w:color="000000" w:sz="4" w:space="0"/>
         </w:tcBorders>
       </w:tcPr>
     </w:tblStylePr>
@@ -15062,9 +15121,9 @@
       </w:tcPr>
     </w:tblStylePr>
   </w:style>
-  <w:style w:type="table" w:styleId="65">
+  <w:style w:type="table" w:styleId="777">
     <w:name w:val="Grid Table 7 Colorful - Accent 4"/>
-    <w:basedOn w:val="703"/>
+    <w:basedOn w:val="884"/>
     <w:uiPriority w:val="99"/>
     <w:pPr>
       <w:pBdr/>
@@ -15166,11 +15225,11 @@
         <w:tblBorders/>
       </w:tblPr>
       <w:tcPr>
-        <w:shd w:color="ffffff"/>
-        <w:tcBorders>
-          <w:top w:val="none"/>
-          <w:left w:val="none"/>
-          <w:bottom w:val="none"/>
+        <w:shd w:val="clear" w:color="ffffff"/>
+        <w:tcBorders>
+          <w:top w:val="none" w:color="000000" w:sz="4" w:space="0"/>
+          <w:left w:val="none" w:color="000000" w:sz="4" w:space="0"/>
+          <w:bottom w:val="none" w:color="000000" w:sz="4" w:space="0"/>
           <w:right w:val="single" w:color="000000" w:themeColor="accent4" w:themeTint="9A" w:sz="4" w:space="0"/>
         </w:tcBorders>
       </w:tcPr>
@@ -15193,10 +15252,10 @@
       <w:tcPr>
         <w:shd w:val="clear" w:color="ffffff" w:themeColor="light1" w:fill="ffffff" w:themeFill="light1"/>
         <w:tcBorders>
-          <w:top w:val="none"/>
-          <w:left w:val="none"/>
+          <w:top w:val="none" w:color="000000" w:sz="4" w:space="0"/>
+          <w:left w:val="none" w:color="000000" w:sz="4" w:space="0"/>
           <w:bottom w:val="single" w:color="000000" w:themeColor="accent4" w:themeTint="9A" w:sz="4" w:space="0"/>
-          <w:right w:val="none"/>
+          <w:right w:val="none" w:color="000000" w:sz="4" w:space="0"/>
         </w:tcBorders>
       </w:tcPr>
     </w:tblStylePr>
@@ -15216,12 +15275,12 @@
         <w:tblBorders/>
       </w:tblPr>
       <w:tcPr>
-        <w:shd w:color="ffffff"/>
-        <w:tcBorders>
-          <w:top w:val="none"/>
+        <w:shd w:val="clear" w:color="ffffff"/>
+        <w:tcBorders>
+          <w:top w:val="none" w:color="000000" w:sz="4" w:space="0"/>
           <w:left w:val="single" w:color="000000" w:themeColor="accent4" w:themeTint="9A" w:sz="4" w:space="0"/>
-          <w:bottom w:val="none"/>
-          <w:right w:val="none"/>
+          <w:bottom w:val="none" w:color="000000" w:sz="4" w:space="0"/>
+          <w:right w:val="none" w:color="000000" w:sz="4" w:space="0"/>
         </w:tcBorders>
       </w:tcPr>
     </w:tblStylePr>
@@ -15244,9 +15303,9 @@
         <w:shd w:val="clear" w:color="ffffff" w:themeColor="light1" w:fill="ffffff" w:themeFill="light1"/>
         <w:tcBorders>
           <w:top w:val="single" w:color="000000" w:themeColor="accent4" w:themeTint="9A" w:sz="4" w:space="0"/>
-          <w:left w:val="none"/>
-          <w:bottom w:val="none"/>
-          <w:right w:val="none"/>
+          <w:left w:val="none" w:color="000000" w:sz="4" w:space="0"/>
+          <w:bottom w:val="none" w:color="000000" w:sz="4" w:space="0"/>
+          <w:right w:val="none" w:color="000000" w:sz="4" w:space="0"/>
         </w:tcBorders>
       </w:tcPr>
     </w:tblStylePr>
@@ -15316,9 +15375,9 @@
       </w:tcPr>
     </w:tblStylePr>
   </w:style>
-  <w:style w:type="table" w:styleId="66">
+  <w:style w:type="table" w:styleId="778">
     <w:name w:val="Grid Table 7 Colorful - Accent 5"/>
-    <w:basedOn w:val="703"/>
+    <w:basedOn w:val="884"/>
     <w:uiPriority w:val="99"/>
     <w:pPr>
       <w:pBdr/>
@@ -15420,11 +15479,11 @@
         <w:tblBorders/>
       </w:tblPr>
       <w:tcPr>
-        <w:shd w:color="ffffff"/>
-        <w:tcBorders>
-          <w:top w:val="none"/>
-          <w:left w:val="none"/>
-          <w:bottom w:val="none"/>
+        <w:shd w:val="clear" w:color="ffffff"/>
+        <w:tcBorders>
+          <w:top w:val="none" w:color="000000" w:sz="4" w:space="0"/>
+          <w:left w:val="none" w:color="000000" w:sz="4" w:space="0"/>
+          <w:bottom w:val="none" w:color="000000" w:sz="4" w:space="0"/>
           <w:right w:val="single" w:color="000000" w:themeColor="accent5" w:themeTint="90" w:sz="4" w:space="0"/>
         </w:tcBorders>
       </w:tcPr>
@@ -15447,10 +15506,10 @@
       <w:tcPr>
         <w:shd w:val="clear" w:color="ffffff" w:themeColor="light1" w:fill="ffffff" w:themeFill="light1"/>
         <w:tcBorders>
-          <w:top w:val="none"/>
-          <w:left w:val="none"/>
+          <w:top w:val="none" w:color="000000" w:sz="4" w:space="0"/>
+          <w:left w:val="none" w:color="000000" w:sz="4" w:space="0"/>
           <w:bottom w:val="single" w:color="000000" w:themeColor="accent5" w:themeTint="90" w:sz="4" w:space="0"/>
-          <w:right w:val="none"/>
+          <w:right w:val="none" w:color="000000" w:sz="4" w:space="0"/>
         </w:tcBorders>
       </w:tcPr>
     </w:tblStylePr>
@@ -15470,12 +15529,12 @@
         <w:tblBorders/>
       </w:tblPr>
       <w:tcPr>
-        <w:shd w:color="ffffff"/>
-        <w:tcBorders>
-          <w:top w:val="none"/>
+        <w:shd w:val="clear" w:color="ffffff"/>
+        <w:tcBorders>
+          <w:top w:val="none" w:color="000000" w:sz="4" w:space="0"/>
           <w:left w:val="single" w:color="000000" w:themeColor="accent5" w:themeTint="90" w:sz="4" w:space="0"/>
-          <w:bottom w:val="none"/>
-          <w:right w:val="none"/>
+          <w:bottom w:val="none" w:color="000000" w:sz="4" w:space="0"/>
+          <w:right w:val="none" w:color="000000" w:sz="4" w:space="0"/>
         </w:tcBorders>
       </w:tcPr>
     </w:tblStylePr>
@@ -15498,9 +15557,9 @@
         <w:shd w:val="clear" w:color="ffffff" w:themeColor="light1" w:fill="ffffff" w:themeFill="light1"/>
         <w:tcBorders>
           <w:top w:val="single" w:color="000000" w:themeColor="accent5" w:themeTint="90" w:sz="4" w:space="0"/>
-          <w:left w:val="none"/>
-          <w:bottom w:val="none"/>
-          <w:right w:val="none"/>
+          <w:left w:val="none" w:color="000000" w:sz="4" w:space="0"/>
+          <w:bottom w:val="none" w:color="000000" w:sz="4" w:space="0"/>
+          <w:right w:val="none" w:color="000000" w:sz="4" w:space="0"/>
         </w:tcBorders>
       </w:tcPr>
     </w:tblStylePr>
@@ -15570,9 +15629,9 @@
       </w:tcPr>
     </w:tblStylePr>
   </w:style>
-  <w:style w:type="table" w:styleId="67">
+  <w:style w:type="table" w:styleId="779">
     <w:name w:val="Grid Table 7 Colorful - Accent 6"/>
-    <w:basedOn w:val="703"/>
+    <w:basedOn w:val="884"/>
     <w:uiPriority w:val="99"/>
     <w:pPr>
       <w:pBdr/>
@@ -15674,11 +15733,11 @@
         <w:tblBorders/>
       </w:tblPr>
       <w:tcPr>
-        <w:shd w:color="ffffff"/>
-        <w:tcBorders>
-          <w:top w:val="none"/>
-          <w:left w:val="none"/>
-          <w:bottom w:val="none"/>
+        <w:shd w:val="clear" w:color="ffffff"/>
+        <w:tcBorders>
+          <w:top w:val="none" w:color="000000" w:sz="4" w:space="0"/>
+          <w:left w:val="none" w:color="000000" w:sz="4" w:space="0"/>
+          <w:bottom w:val="none" w:color="000000" w:sz="4" w:space="0"/>
           <w:right w:val="single" w:color="000000" w:themeColor="accent6" w:themeTint="90" w:sz="4" w:space="0"/>
         </w:tcBorders>
       </w:tcPr>
@@ -15701,10 +15760,10 @@
       <w:tcPr>
         <w:shd w:val="clear" w:color="ffffff" w:themeColor="light1" w:fill="ffffff" w:themeFill="light1"/>
         <w:tcBorders>
-          <w:top w:val="none"/>
-          <w:left w:val="none"/>
+          <w:top w:val="none" w:color="000000" w:sz="4" w:space="0"/>
+          <w:left w:val="none" w:color="000000" w:sz="4" w:space="0"/>
           <w:bottom w:val="single" w:color="000000" w:themeColor="accent6" w:themeTint="90" w:sz="4" w:space="0"/>
-          <w:right w:val="none"/>
+          <w:right w:val="none" w:color="000000" w:sz="4" w:space="0"/>
         </w:tcBorders>
       </w:tcPr>
     </w:tblStylePr>
@@ -15724,12 +15783,12 @@
         <w:tblBorders/>
       </w:tblPr>
       <w:tcPr>
-        <w:shd w:color="ffffff"/>
-        <w:tcBorders>
-          <w:top w:val="none"/>
+        <w:shd w:val="clear" w:color="ffffff"/>
+        <w:tcBorders>
+          <w:top w:val="none" w:color="000000" w:sz="4" w:space="0"/>
           <w:left w:val="single" w:color="000000" w:themeColor="accent6" w:themeTint="90" w:sz="4" w:space="0"/>
-          <w:bottom w:val="none"/>
-          <w:right w:val="none"/>
+          <w:bottom w:val="none" w:color="000000" w:sz="4" w:space="0"/>
+          <w:right w:val="none" w:color="000000" w:sz="4" w:space="0"/>
         </w:tcBorders>
       </w:tcPr>
     </w:tblStylePr>
@@ -15752,9 +15811,9 @@
         <w:shd w:val="clear" w:color="ffffff" w:themeColor="light1" w:fill="ffffff" w:themeFill="light1"/>
         <w:tcBorders>
           <w:top w:val="single" w:color="000000" w:themeColor="accent6" w:themeTint="90" w:sz="4" w:space="0"/>
-          <w:left w:val="none"/>
-          <w:bottom w:val="none"/>
-          <w:right w:val="none"/>
+          <w:left w:val="none" w:color="000000" w:sz="4" w:space="0"/>
+          <w:bottom w:val="none" w:color="000000" w:sz="4" w:space="0"/>
+          <w:right w:val="none" w:color="000000" w:sz="4" w:space="0"/>
         </w:tcBorders>
       </w:tcPr>
     </w:tblStylePr>
@@ -15824,9 +15883,9 @@
       </w:tcPr>
     </w:tblStylePr>
   </w:style>
-  <w:style w:type="table" w:styleId="68">
+  <w:style w:type="table" w:styleId="780">
     <w:name w:val="List Table 1 Light"/>
-    <w:basedOn w:val="703"/>
+    <w:basedOn w:val="884"/>
     <w:uiPriority w:val="99"/>
     <w:pPr>
       <w:pBdr/>
@@ -16040,9 +16099,9 @@
       </w:tcPr>
     </w:tblStylePr>
   </w:style>
-  <w:style w:type="table" w:styleId="69">
+  <w:style w:type="table" w:styleId="781">
     <w:name w:val="List Table 1 Light - Accent 1"/>
-    <w:basedOn w:val="703"/>
+    <w:basedOn w:val="884"/>
     <w:uiPriority w:val="99"/>
     <w:pPr>
       <w:pBdr/>
@@ -16256,9 +16315,9 @@
       </w:tcPr>
     </w:tblStylePr>
   </w:style>
-  <w:style w:type="table" w:styleId="70">
+  <w:style w:type="table" w:styleId="782">
     <w:name w:val="List Table 1 Light - Accent 2"/>
-    <w:basedOn w:val="703"/>
+    <w:basedOn w:val="884"/>
     <w:uiPriority w:val="99"/>
     <w:pPr>
       <w:pBdr/>
@@ -16472,9 +16531,9 @@
       </w:tcPr>
     </w:tblStylePr>
   </w:style>
-  <w:style w:type="table" w:styleId="71">
+  <w:style w:type="table" w:styleId="783">
     <w:name w:val="List Table 1 Light - Accent 3"/>
-    <w:basedOn w:val="703"/>
+    <w:basedOn w:val="884"/>
     <w:uiPriority w:val="99"/>
     <w:pPr>
       <w:pBdr/>
@@ -16688,9 +16747,9 @@
       </w:tcPr>
     </w:tblStylePr>
   </w:style>
-  <w:style w:type="table" w:styleId="72">
+  <w:style w:type="table" w:styleId="784">
     <w:name w:val="List Table 1 Light - Accent 4"/>
-    <w:basedOn w:val="703"/>
+    <w:basedOn w:val="884"/>
     <w:uiPriority w:val="99"/>
     <w:pPr>
       <w:pBdr/>
@@ -16904,9 +16963,9 @@
       </w:tcPr>
     </w:tblStylePr>
   </w:style>
-  <w:style w:type="table" w:styleId="73">
+  <w:style w:type="table" w:styleId="785">
     <w:name w:val="List Table 1 Light - Accent 5"/>
-    <w:basedOn w:val="703"/>
+    <w:basedOn w:val="884"/>
     <w:uiPriority w:val="99"/>
     <w:pPr>
       <w:pBdr/>
@@ -17120,9 +17179,9 @@
       </w:tcPr>
     </w:tblStylePr>
   </w:style>
-  <w:style w:type="table" w:styleId="74">
+  <w:style w:type="table" w:styleId="786">
     <w:name w:val="List Table 1 Light - Accent 6"/>
-    <w:basedOn w:val="703"/>
+    <w:basedOn w:val="884"/>
     <w:uiPriority w:val="99"/>
     <w:pPr>
       <w:pBdr/>
@@ -17336,9 +17395,9 @@
       </w:tcPr>
     </w:tblStylePr>
   </w:style>
-  <w:style w:type="table" w:styleId="75">
+  <w:style w:type="table" w:styleId="787">
     <w:name w:val="List Table 2"/>
-    <w:basedOn w:val="703"/>
+    <w:basedOn w:val="884"/>
     <w:uiPriority w:val="99"/>
     <w:pPr>
       <w:pBdr/>
@@ -17574,9 +17633,9 @@
       </w:tcPr>
     </w:tblStylePr>
   </w:style>
-  <w:style w:type="table" w:styleId="76">
+  <w:style w:type="table" w:styleId="788">
     <w:name w:val="List Table 2 - Accent 1"/>
-    <w:basedOn w:val="703"/>
+    <w:basedOn w:val="884"/>
     <w:uiPriority w:val="99"/>
     <w:pPr>
       <w:pBdr/>
@@ -17812,9 +17871,9 @@
       </w:tcPr>
     </w:tblStylePr>
   </w:style>
-  <w:style w:type="table" w:styleId="77">
+  <w:style w:type="table" w:styleId="789">
     <w:name w:val="List Table 2 - Accent 2"/>
-    <w:basedOn w:val="703"/>
+    <w:basedOn w:val="884"/>
     <w:uiPriority w:val="99"/>
     <w:pPr>
       <w:pBdr/>
@@ -18050,9 +18109,9 @@
       </w:tcPr>
     </w:tblStylePr>
   </w:style>
-  <w:style w:type="table" w:styleId="78">
+  <w:style w:type="table" w:styleId="790">
     <w:name w:val="List Table 2 - Accent 3"/>
-    <w:basedOn w:val="703"/>
+    <w:basedOn w:val="884"/>
     <w:uiPriority w:val="99"/>
     <w:pPr>
       <w:pBdr/>
@@ -18288,9 +18347,9 @@
       </w:tcPr>
     </w:tblStylePr>
   </w:style>
-  <w:style w:type="table" w:styleId="79">
+  <w:style w:type="table" w:styleId="791">
     <w:name w:val="List Table 2 - Accent 4"/>
-    <w:basedOn w:val="703"/>
+    <w:basedOn w:val="884"/>
     <w:uiPriority w:val="99"/>
     <w:pPr>
       <w:pBdr/>
@@ -18526,9 +18585,9 @@
       </w:tcPr>
     </w:tblStylePr>
   </w:style>
-  <w:style w:type="table" w:styleId="80">
+  <w:style w:type="table" w:styleId="792">
     <w:name w:val="List Table 2 - Accent 5"/>
-    <w:basedOn w:val="703"/>
+    <w:basedOn w:val="884"/>
     <w:uiPriority w:val="99"/>
     <w:pPr>
       <w:pBdr/>
@@ -18764,9 +18823,9 @@
       </w:tcPr>
     </w:tblStylePr>
   </w:style>
-  <w:style w:type="table" w:styleId="81">
+  <w:style w:type="table" w:styleId="793">
     <w:name w:val="List Table 2 - Accent 6"/>
-    <w:basedOn w:val="703"/>
+    <w:basedOn w:val="884"/>
     <w:uiPriority w:val="99"/>
     <w:pPr>
       <w:pBdr/>
@@ -19002,9 +19061,9 @@
       </w:tcPr>
     </w:tblStylePr>
   </w:style>
-  <w:style w:type="table" w:styleId="82">
+  <w:style w:type="table" w:styleId="794">
     <w:name w:val="List Table 3"/>
-    <w:basedOn w:val="703"/>
+    <w:basedOn w:val="884"/>
     <w:uiPriority w:val="99"/>
     <w:pPr>
       <w:pBdr/>
@@ -19230,9 +19289,9 @@
       </w:tcPr>
     </w:tblStylePr>
   </w:style>
-  <w:style w:type="table" w:styleId="83">
+  <w:style w:type="table" w:styleId="795">
     <w:name w:val="List Table 3 - Accent 1"/>
-    <w:basedOn w:val="703"/>
+    <w:basedOn w:val="884"/>
     <w:uiPriority w:val="99"/>
     <w:pPr>
       <w:pBdr/>
@@ -19458,9 +19517,9 @@
       </w:tcPr>
     </w:tblStylePr>
   </w:style>
-  <w:style w:type="table" w:styleId="84">
+  <w:style w:type="table" w:styleId="796">
     <w:name w:val="List Table 3 - Accent 2"/>
-    <w:basedOn w:val="703"/>
+    <w:basedOn w:val="884"/>
     <w:uiPriority w:val="99"/>
     <w:pPr>
       <w:pBdr/>
@@ -19686,9 +19745,9 @@
       </w:tcPr>
     </w:tblStylePr>
   </w:style>
-  <w:style w:type="table" w:styleId="85">
+  <w:style w:type="table" w:styleId="797">
     <w:name w:val="List Table 3 - Accent 3"/>
-    <w:basedOn w:val="703"/>
+    <w:basedOn w:val="884"/>
     <w:uiPriority w:val="99"/>
     <w:pPr>
       <w:pBdr/>
@@ -19914,9 +19973,9 @@
       </w:tcPr>
     </w:tblStylePr>
   </w:style>
-  <w:style w:type="table" w:styleId="86">
+  <w:style w:type="table" w:styleId="798">
     <w:name w:val="List Table 3 - Accent 4"/>
-    <w:basedOn w:val="703"/>
+    <w:basedOn w:val="884"/>
     <w:uiPriority w:val="99"/>
     <w:pPr>
       <w:pBdr/>
@@ -20142,9 +20201,9 @@
       </w:tcPr>
     </w:tblStylePr>
   </w:style>
-  <w:style w:type="table" w:styleId="87">
+  <w:style w:type="table" w:styleId="799">
     <w:name w:val="List Table 3 - Accent 5"/>
-    <w:basedOn w:val="703"/>
+    <w:basedOn w:val="884"/>
     <w:uiPriority w:val="99"/>
     <w:pPr>
       <w:pBdr/>
@@ -20370,9 +20429,9 @@
       </w:tcPr>
     </w:tblStylePr>
   </w:style>
-  <w:style w:type="table" w:styleId="88">
+  <w:style w:type="table" w:styleId="800">
     <w:name w:val="List Table 3 - Accent 6"/>
-    <w:basedOn w:val="703"/>
+    <w:basedOn w:val="884"/>
     <w:uiPriority w:val="99"/>
     <w:pPr>
       <w:pBdr/>
@@ -20598,9 +20657,9 @@
       </w:tcPr>
     </w:tblStylePr>
   </w:style>
-  <w:style w:type="table" w:styleId="89">
+  <w:style w:type="table" w:styleId="801">
     <w:name w:val="List Table 4"/>
-    <w:basedOn w:val="703"/>
+    <w:basedOn w:val="884"/>
     <w:uiPriority w:val="99"/>
     <w:pPr>
       <w:pBdr/>
@@ -20823,9 +20882,9 @@
       </w:tcPr>
     </w:tblStylePr>
   </w:style>
-  <w:style w:type="table" w:styleId="90">
+  <w:style w:type="table" w:styleId="802">
     <w:name w:val="List Table 4 - Accent 1"/>
-    <w:basedOn w:val="703"/>
+    <w:basedOn w:val="884"/>
     <w:uiPriority w:val="99"/>
     <w:pPr>
       <w:pBdr/>
@@ -21048,9 +21107,9 @@
       </w:tcPr>
     </w:tblStylePr>
   </w:style>
-  <w:style w:type="table" w:styleId="91">
+  <w:style w:type="table" w:styleId="803">
     <w:name w:val="List Table 4 - Accent 2"/>
-    <w:basedOn w:val="703"/>
+    <w:basedOn w:val="884"/>
     <w:uiPriority w:val="99"/>
     <w:pPr>
       <w:pBdr/>
@@ -21273,9 +21332,9 @@
       </w:tcPr>
     </w:tblStylePr>
   </w:style>
-  <w:style w:type="table" w:styleId="92">
+  <w:style w:type="table" w:styleId="804">
     <w:name w:val="List Table 4 - Accent 3"/>
-    <w:basedOn w:val="703"/>
+    <w:basedOn w:val="884"/>
     <w:uiPriority w:val="99"/>
     <w:pPr>
       <w:pBdr/>
@@ -21498,9 +21557,9 @@
       </w:tcPr>
     </w:tblStylePr>
   </w:style>
-  <w:style w:type="table" w:styleId="93">
+  <w:style w:type="table" w:styleId="805">
     <w:name w:val="List Table 4 - Accent 4"/>
-    <w:basedOn w:val="703"/>
+    <w:basedOn w:val="884"/>
     <w:uiPriority w:val="99"/>
     <w:pPr>
       <w:pBdr/>
@@ -21723,9 +21782,9 @@
       </w:tcPr>
     </w:tblStylePr>
   </w:style>
-  <w:style w:type="table" w:styleId="94">
+  <w:style w:type="table" w:styleId="806">
     <w:name w:val="List Table 4 - Accent 5"/>
-    <w:basedOn w:val="703"/>
+    <w:basedOn w:val="884"/>
     <w:uiPriority w:val="99"/>
     <w:pPr>
       <w:pBdr/>
@@ -21948,9 +22007,9 @@
       </w:tcPr>
     </w:tblStylePr>
   </w:style>
-  <w:style w:type="table" w:styleId="95">
+  <w:style w:type="table" w:styleId="807">
     <w:name w:val="List Table 4 - Accent 6"/>
-    <w:basedOn w:val="703"/>
+    <w:basedOn w:val="884"/>
     <w:uiPriority w:val="99"/>
     <w:pPr>
       <w:pBdr/>
@@ -22173,9 +22232,9 @@
       </w:tcPr>
     </w:tblStylePr>
   </w:style>
-  <w:style w:type="table" w:styleId="96">
+  <w:style w:type="table" w:styleId="808">
     <w:name w:val="List Table 5 Dark"/>
-    <w:basedOn w:val="703"/>
+    <w:basedOn w:val="884"/>
     <w:uiPriority w:val="99"/>
     <w:pPr>
       <w:pBdr/>
@@ -22415,9 +22474,9 @@
       </w:tcPr>
     </w:tblStylePr>
   </w:style>
-  <w:style w:type="table" w:styleId="97">
+  <w:style w:type="table" w:styleId="809">
     <w:name w:val="List Table 5 Dark - Accent 1"/>
-    <w:basedOn w:val="703"/>
+    <w:basedOn w:val="884"/>
     <w:uiPriority w:val="99"/>
     <w:pPr>
       <w:pBdr/>
@@ -22657,9 +22716,9 @@
       </w:tcPr>
     </w:tblStylePr>
   </w:style>
-  <w:style w:type="table" w:styleId="98">
+  <w:style w:type="table" w:styleId="810">
     <w:name w:val="List Table 5 Dark - Accent 2"/>
-    <w:basedOn w:val="703"/>
+    <w:basedOn w:val="884"/>
     <w:uiPriority w:val="99"/>
     <w:pPr>
       <w:pBdr/>
@@ -22899,9 +22958,9 @@
       </w:tcPr>
     </w:tblStylePr>
   </w:style>
-  <w:style w:type="table" w:styleId="99">
+  <w:style w:type="table" w:styleId="811">
     <w:name w:val="List Table 5 Dark - Accent 3"/>
-    <w:basedOn w:val="703"/>
+    <w:basedOn w:val="884"/>
     <w:uiPriority w:val="99"/>
     <w:pPr>
       <w:pBdr/>
@@ -23141,9 +23200,9 @@
       </w:tcPr>
     </w:tblStylePr>
   </w:style>
-  <w:style w:type="table" w:styleId="100">
+  <w:style w:type="table" w:styleId="812">
     <w:name w:val="List Table 5 Dark - Accent 4"/>
-    <w:basedOn w:val="703"/>
+    <w:basedOn w:val="884"/>
     <w:uiPriority w:val="99"/>
     <w:pPr>
       <w:pBdr/>
@@ -23383,9 +23442,9 @@
       </w:tcPr>
     </w:tblStylePr>
   </w:style>
-  <w:style w:type="table" w:styleId="101">
+  <w:style w:type="table" w:styleId="813">
     <w:name w:val="List Table 5 Dark - Accent 5"/>
-    <w:basedOn w:val="703"/>
+    <w:basedOn w:val="884"/>
     <w:uiPriority w:val="99"/>
     <w:pPr>
       <w:pBdr/>
@@ -23625,9 +23684,9 @@
       </w:tcPr>
     </w:tblStylePr>
   </w:style>
-  <w:style w:type="table" w:styleId="102">
+  <w:style w:type="table" w:styleId="814">
     <w:name w:val="List Table 5 Dark - Accent 6"/>
-    <w:basedOn w:val="703"/>
+    <w:basedOn w:val="884"/>
     <w:uiPriority w:val="99"/>
     <w:pPr>
       <w:pBdr/>
@@ -23867,9 +23926,9 @@
       </w:tcPr>
     </w:tblStylePr>
   </w:style>
-  <w:style w:type="table" w:styleId="103">
+  <w:style w:type="table" w:styleId="815">
     <w:name w:val="List Table 6 Colorful"/>
-    <w:basedOn w:val="703"/>
+    <w:basedOn w:val="884"/>
     <w:uiPriority w:val="99"/>
     <w:pPr>
       <w:pBdr/>
@@ -24090,9 +24149,9 @@
       </w:tcPr>
     </w:tblStylePr>
   </w:style>
-  <w:style w:type="table" w:styleId="104">
+  <w:style w:type="table" w:styleId="816">
     <w:name w:val="List Table 6 Colorful - Accent 1"/>
-    <w:basedOn w:val="703"/>
+    <w:basedOn w:val="884"/>
     <w:uiPriority w:val="99"/>
     <w:pPr>
       <w:pBdr/>
@@ -24313,9 +24372,9 @@
       </w:tcPr>
     </w:tblStylePr>
   </w:style>
-  <w:style w:type="table" w:styleId="105">
+  <w:style w:type="table" w:styleId="817">
     <w:name w:val="List Table 6 Colorful - Accent 2"/>
-    <w:basedOn w:val="703"/>
+    <w:basedOn w:val="884"/>
     <w:uiPriority w:val="99"/>
     <w:pPr>
       <w:pBdr/>
@@ -24536,9 +24595,9 @@
       </w:tcPr>
     </w:tblStylePr>
   </w:style>
-  <w:style w:type="table" w:styleId="106">
+  <w:style w:type="table" w:styleId="818">
     <w:name w:val="List Table 6 Colorful - Accent 3"/>
-    <w:basedOn w:val="703"/>
+    <w:basedOn w:val="884"/>
     <w:uiPriority w:val="99"/>
     <w:pPr>
       <w:pBdr/>
@@ -24759,9 +24818,9 @@
       </w:tcPr>
     </w:tblStylePr>
   </w:style>
-  <w:style w:type="table" w:styleId="107">
+  <w:style w:type="table" w:styleId="819">
     <w:name w:val="List Table 6 Colorful - Accent 4"/>
-    <w:basedOn w:val="703"/>
+    <w:basedOn w:val="884"/>
     <w:uiPriority w:val="99"/>
     <w:pPr>
       <w:pBdr/>
@@ -24982,9 +25041,9 @@
       </w:tcPr>
     </w:tblStylePr>
   </w:style>
-  <w:style w:type="table" w:styleId="108">
+  <w:style w:type="table" w:styleId="820">
     <w:name w:val="List Table 6 Colorful - Accent 5"/>
-    <w:basedOn w:val="703"/>
+    <w:basedOn w:val="884"/>
     <w:uiPriority w:val="99"/>
     <w:pPr>
       <w:pBdr/>
@@ -25205,9 +25264,9 @@
       </w:tcPr>
     </w:tblStylePr>
   </w:style>
-  <w:style w:type="table" w:styleId="109">
+  <w:style w:type="table" w:styleId="821">
     <w:name w:val="List Table 6 Colorful - Accent 6"/>
-    <w:basedOn w:val="703"/>
+    <w:basedOn w:val="884"/>
     <w:uiPriority w:val="99"/>
     <w:pPr>
       <w:pBdr/>
@@ -25428,9 +25487,9 @@
       </w:tcPr>
     </w:tblStylePr>
   </w:style>
-  <w:style w:type="table" w:styleId="110">
+  <w:style w:type="table" w:styleId="822">
     <w:name w:val="List Table 7 Colorful"/>
-    <w:basedOn w:val="703"/>
+    <w:basedOn w:val="884"/>
     <w:uiPriority w:val="99"/>
     <w:pPr>
       <w:pBdr/>
@@ -25529,11 +25588,11 @@
         <w:tblBorders/>
       </w:tblPr>
       <w:tcPr>
-        <w:shd w:color="ffffff"/>
-        <w:tcBorders>
-          <w:top w:val="none"/>
-          <w:left w:val="none"/>
-          <w:bottom w:val="none"/>
+        <w:shd w:val="clear" w:color="ffffff"/>
+        <w:tcBorders>
+          <w:top w:val="none" w:color="000000" w:sz="4" w:space="0"/>
+          <w:left w:val="none" w:color="000000" w:sz="4" w:space="0"/>
+          <w:bottom w:val="none" w:color="000000" w:sz="4" w:space="0"/>
           <w:right w:val="single" w:color="000000" w:themeColor="text1" w:themeTint="80" w:sz="4" w:space="0"/>
         </w:tcBorders>
       </w:tcPr>
@@ -25556,10 +25615,10 @@
       <w:tcPr>
         <w:shd w:val="clear" w:color="ffffff" w:themeColor="light1" w:fill="ffffff" w:themeFill="light1"/>
         <w:tcBorders>
-          <w:top w:val="none"/>
-          <w:left w:val="none"/>
+          <w:top w:val="none" w:color="000000" w:sz="4" w:space="0"/>
+          <w:left w:val="none" w:color="000000" w:sz="4" w:space="0"/>
           <w:bottom w:val="single" w:color="000000" w:themeColor="text1" w:themeTint="80" w:sz="4" w:space="0"/>
-          <w:right w:val="none"/>
+          <w:right w:val="none" w:color="000000" w:sz="4" w:space="0"/>
         </w:tcBorders>
       </w:tcPr>
     </w:tblStylePr>
@@ -25579,12 +25638,12 @@
         <w:tblBorders/>
       </w:tblPr>
       <w:tcPr>
-        <w:shd w:color="ffffff"/>
-        <w:tcBorders>
-          <w:top w:val="none"/>
+        <w:shd w:val="clear" w:color="ffffff"/>
+        <w:tcBorders>
+          <w:top w:val="none" w:color="000000" w:sz="4" w:space="0"/>
           <w:left w:val="single" w:color="000000" w:themeColor="text1" w:themeTint="80" w:sz="4" w:space="0"/>
-          <w:bottom w:val="none"/>
-          <w:right w:val="none"/>
+          <w:bottom w:val="none" w:color="000000" w:sz="4" w:space="0"/>
+          <w:right w:val="none" w:color="000000" w:sz="4" w:space="0"/>
         </w:tcBorders>
       </w:tcPr>
     </w:tblStylePr>
@@ -25607,9 +25666,9 @@
         <w:shd w:val="clear" w:color="ffffff" w:themeColor="light1" w:fill="ffffff" w:themeFill="light1"/>
         <w:tcBorders>
           <w:top w:val="single" w:color="000000" w:themeColor="text1" w:themeTint="80" w:sz="4" w:space="0"/>
-          <w:left w:val="none"/>
-          <w:bottom w:val="none"/>
-          <w:right w:val="none"/>
+          <w:left w:val="none" w:color="000000" w:sz="4" w:space="0"/>
+          <w:bottom w:val="none" w:color="000000" w:sz="4" w:space="0"/>
+          <w:right w:val="none" w:color="000000" w:sz="4" w:space="0"/>
         </w:tcBorders>
       </w:tcPr>
     </w:tblStylePr>
@@ -25684,9 +25743,9 @@
       </w:tcPr>
     </w:tblStylePr>
   </w:style>
-  <w:style w:type="table" w:styleId="111">
+  <w:style w:type="table" w:styleId="823">
     <w:name w:val="List Table 7 Colorful - Accent 1"/>
-    <w:basedOn w:val="703"/>
+    <w:basedOn w:val="884"/>
     <w:uiPriority w:val="99"/>
     <w:pPr>
       <w:pBdr/>
@@ -25785,11 +25844,11 @@
         <w:tblBorders/>
       </w:tblPr>
       <w:tcPr>
-        <w:shd w:color="ffffff"/>
-        <w:tcBorders>
-          <w:top w:val="none"/>
-          <w:left w:val="none"/>
-          <w:bottom w:val="none"/>
+        <w:shd w:val="clear" w:color="ffffff"/>
+        <w:tcBorders>
+          <w:top w:val="none" w:color="000000" w:sz="4" w:space="0"/>
+          <w:left w:val="none" w:color="000000" w:sz="4" w:space="0"/>
+          <w:bottom w:val="none" w:color="000000" w:sz="4" w:space="0"/>
           <w:right w:val="single" w:color="000000" w:themeColor="accent1" w:sz="4" w:space="0"/>
         </w:tcBorders>
       </w:tcPr>
@@ -25812,10 +25871,10 @@
       <w:tcPr>
         <w:shd w:val="clear" w:color="ffffff" w:themeColor="light1" w:fill="ffffff" w:themeFill="light1"/>
         <w:tcBorders>
-          <w:top w:val="none"/>
-          <w:left w:val="none"/>
+          <w:top w:val="none" w:color="000000" w:sz="4" w:space="0"/>
+          <w:left w:val="none" w:color="000000" w:sz="4" w:space="0"/>
           <w:bottom w:val="single" w:color="000000" w:themeColor="accent1" w:sz="4" w:space="0"/>
-          <w:right w:val="none"/>
+          <w:right w:val="none" w:color="000000" w:sz="4" w:space="0"/>
         </w:tcBorders>
       </w:tcPr>
     </w:tblStylePr>
@@ -25835,12 +25894,12 @@
         <w:tblBorders/>
       </w:tblPr>
       <w:tcPr>
-        <w:shd w:color="ffffff"/>
-        <w:tcBorders>
-          <w:top w:val="none"/>
+        <w:shd w:val="clear" w:color="ffffff"/>
+        <w:tcBorders>
+          <w:top w:val="none" w:color="000000" w:sz="4" w:space="0"/>
           <w:left w:val="single" w:color="000000" w:themeColor="accent1" w:sz="4" w:space="0"/>
-          <w:bottom w:val="none"/>
-          <w:right w:val="none"/>
+          <w:bottom w:val="none" w:color="000000" w:sz="4" w:space="0"/>
+          <w:right w:val="none" w:color="000000" w:sz="4" w:space="0"/>
         </w:tcBorders>
       </w:tcPr>
     </w:tblStylePr>
@@ -25863,9 +25922,9 @@
         <w:shd w:val="clear" w:color="ffffff" w:themeColor="light1" w:fill="ffffff" w:themeFill="light1"/>
         <w:tcBorders>
           <w:top w:val="single" w:color="000000" w:themeColor="accent1" w:sz="4" w:space="0"/>
-          <w:left w:val="none"/>
-          <w:bottom w:val="none"/>
-          <w:right w:val="none"/>
+          <w:left w:val="none" w:color="000000" w:sz="4" w:space="0"/>
+          <w:bottom w:val="none" w:color="000000" w:sz="4" w:space="0"/>
+          <w:right w:val="none" w:color="000000" w:sz="4" w:space="0"/>
         </w:tcBorders>
       </w:tcPr>
     </w:tblStylePr>
@@ -25940,9 +25999,9 @@
       </w:tcPr>
     </w:tblStylePr>
   </w:style>
-  <w:style w:type="table" w:styleId="112">
+  <w:style w:type="table" w:styleId="824">
     <w:name w:val="List Table 7 Colorful - Accent 2"/>
-    <w:basedOn w:val="703"/>
+    <w:basedOn w:val="884"/>
     <w:uiPriority w:val="99"/>
     <w:pPr>
       <w:pBdr/>
@@ -26041,11 +26100,11 @@
         <w:tblBorders/>
       </w:tblPr>
       <w:tcPr>
-        <w:shd w:color="ffffff"/>
-        <w:tcBorders>
-          <w:top w:val="none"/>
-          <w:left w:val="none"/>
-          <w:bottom w:val="none"/>
+        <w:shd w:val="clear" w:color="ffffff"/>
+        <w:tcBorders>
+          <w:top w:val="none" w:color="000000" w:sz="4" w:space="0"/>
+          <w:left w:val="none" w:color="000000" w:sz="4" w:space="0"/>
+          <w:bottom w:val="none" w:color="000000" w:sz="4" w:space="0"/>
           <w:right w:val="single" w:color="000000" w:themeColor="accent2" w:themeTint="97" w:sz="4" w:space="0"/>
         </w:tcBorders>
       </w:tcPr>
@@ -26068,10 +26127,10 @@
       <w:tcPr>
         <w:shd w:val="clear" w:color="ffffff" w:themeColor="light1" w:fill="ffffff" w:themeFill="light1"/>
         <w:tcBorders>
-          <w:top w:val="none"/>
-          <w:left w:val="none"/>
+          <w:top w:val="none" w:color="000000" w:sz="4" w:space="0"/>
+          <w:left w:val="none" w:color="000000" w:sz="4" w:space="0"/>
           <w:bottom w:val="single" w:color="000000" w:themeColor="accent2" w:themeTint="97" w:sz="4" w:space="0"/>
-          <w:right w:val="none"/>
+          <w:right w:val="none" w:color="000000" w:sz="4" w:space="0"/>
         </w:tcBorders>
       </w:tcPr>
     </w:tblStylePr>
@@ -26091,12 +26150,12 @@
         <w:tblBorders/>
       </w:tblPr>
       <w:tcPr>
-        <w:shd w:color="ffffff"/>
-        <w:tcBorders>
-          <w:top w:val="none"/>
+        <w:shd w:val="clear" w:color="ffffff"/>
+        <w:tcBorders>
+          <w:top w:val="none" w:color="000000" w:sz="4" w:space="0"/>
           <w:left w:val="single" w:color="000000" w:themeColor="accent2" w:themeTint="97" w:sz="4" w:space="0"/>
-          <w:bottom w:val="none"/>
-          <w:right w:val="none"/>
+          <w:bottom w:val="none" w:color="000000" w:sz="4" w:space="0"/>
+          <w:right w:val="none" w:color="000000" w:sz="4" w:space="0"/>
         </w:tcBorders>
       </w:tcPr>
     </w:tblStylePr>
@@ -26119,9 +26178,9 @@
         <w:shd w:val="clear" w:color="ffffff" w:themeColor="light1" w:fill="ffffff" w:themeFill="light1"/>
         <w:tcBorders>
           <w:top w:val="single" w:color="000000" w:themeColor="accent2" w:themeTint="97" w:sz="4" w:space="0"/>
-          <w:left w:val="none"/>
-          <w:bottom w:val="none"/>
-          <w:right w:val="none"/>
+          <w:left w:val="none" w:color="000000" w:sz="4" w:space="0"/>
+          <w:bottom w:val="none" w:color="000000" w:sz="4" w:space="0"/>
+          <w:right w:val="none" w:color="000000" w:sz="4" w:space="0"/>
         </w:tcBorders>
       </w:tcPr>
     </w:tblStylePr>
@@ -26196,9 +26255,9 @@
       </w:tcPr>
     </w:tblStylePr>
   </w:style>
-  <w:style w:type="table" w:styleId="113">
+  <w:style w:type="table" w:styleId="825">
     <w:name w:val="List Table 7 Colorful - Accent 3"/>
-    <w:basedOn w:val="703"/>
+    <w:basedOn w:val="884"/>
     <w:uiPriority w:val="99"/>
     <w:pPr>
       <w:pBdr/>
@@ -26297,11 +26356,11 @@
         <w:tblBorders/>
       </w:tblPr>
       <w:tcPr>
-        <w:shd w:color="ffffff"/>
-        <w:tcBorders>
-          <w:top w:val="none"/>
-          <w:left w:val="none"/>
-          <w:bottom w:val="none"/>
+        <w:shd w:val="clear" w:color="ffffff"/>
+        <w:tcBorders>
+          <w:top w:val="none" w:color="000000" w:sz="4" w:space="0"/>
+          <w:left w:val="none" w:color="000000" w:sz="4" w:space="0"/>
+          <w:bottom w:val="none" w:color="000000" w:sz="4" w:space="0"/>
           <w:right w:val="single" w:color="000000" w:themeColor="accent3" w:themeTint="98" w:sz="4" w:space="0"/>
         </w:tcBorders>
       </w:tcPr>
@@ -26324,10 +26383,10 @@
       <w:tcPr>
         <w:shd w:val="clear" w:color="ffffff" w:themeColor="light1" w:fill="ffffff" w:themeFill="light1"/>
         <w:tcBorders>
-          <w:top w:val="none"/>
-          <w:left w:val="none"/>
+          <w:top w:val="none" w:color="000000" w:sz="4" w:space="0"/>
+          <w:left w:val="none" w:color="000000" w:sz="4" w:space="0"/>
           <w:bottom w:val="single" w:color="000000" w:themeColor="accent3" w:themeTint="98" w:sz="4" w:space="0"/>
-          <w:right w:val="none"/>
+          <w:right w:val="none" w:color="000000" w:sz="4" w:space="0"/>
         </w:tcBorders>
       </w:tcPr>
     </w:tblStylePr>
@@ -26347,12 +26406,12 @@
         <w:tblBorders/>
       </w:tblPr>
       <w:tcPr>
-        <w:shd w:color="ffffff"/>
-        <w:tcBorders>
-          <w:top w:val="none"/>
+        <w:shd w:val="clear" w:color="ffffff"/>
+        <w:tcBorders>
+          <w:top w:val="none" w:color="000000" w:sz="4" w:space="0"/>
           <w:left w:val="single" w:color="000000" w:themeColor="accent3" w:themeTint="98" w:sz="4" w:space="0"/>
-          <w:bottom w:val="none"/>
-          <w:right w:val="none"/>
+          <w:bottom w:val="none" w:color="000000" w:sz="4" w:space="0"/>
+          <w:right w:val="none" w:color="000000" w:sz="4" w:space="0"/>
         </w:tcBorders>
       </w:tcPr>
     </w:tblStylePr>
@@ -26375,9 +26434,9 @@
         <w:shd w:val="clear" w:color="ffffff" w:themeColor="light1" w:fill="ffffff" w:themeFill="light1"/>
         <w:tcBorders>
           <w:top w:val="single" w:color="000000" w:themeColor="accent3" w:themeTint="98" w:sz="4" w:space="0"/>
-          <w:left w:val="none"/>
-          <w:bottom w:val="none"/>
-          <w:right w:val="none"/>
+          <w:left w:val="none" w:color="000000" w:sz="4" w:space="0"/>
+          <w:bottom w:val="none" w:color="000000" w:sz="4" w:space="0"/>
+          <w:right w:val="none" w:color="000000" w:sz="4" w:space="0"/>
         </w:tcBorders>
       </w:tcPr>
     </w:tblStylePr>
@@ -26452,9 +26511,9 @@
       </w:tcPr>
     </w:tblStylePr>
   </w:style>
-  <w:style w:type="table" w:styleId="114">
+  <w:style w:type="table" w:styleId="826">
     <w:name w:val="List Table 7 Colorful - Accent 4"/>
-    <w:basedOn w:val="703"/>
+    <w:basedOn w:val="884"/>
     <w:uiPriority w:val="99"/>
     <w:pPr>
       <w:pBdr/>
@@ -26553,11 +26612,11 @@
         <w:tblBorders/>
       </w:tblPr>
       <w:tcPr>
-        <w:shd w:color="ffffff"/>
-        <w:tcBorders>
-          <w:top w:val="none"/>
-          <w:left w:val="none"/>
-          <w:bottom w:val="none"/>
+        <w:shd w:val="clear" w:color="ffffff"/>
+        <w:tcBorders>
+          <w:top w:val="none" w:color="000000" w:sz="4" w:space="0"/>
+          <w:left w:val="none" w:color="000000" w:sz="4" w:space="0"/>
+          <w:bottom w:val="none" w:color="000000" w:sz="4" w:space="0"/>
           <w:right w:val="single" w:color="000000" w:themeColor="accent4" w:themeTint="9A" w:sz="4" w:space="0"/>
         </w:tcBorders>
       </w:tcPr>
@@ -26580,10 +26639,10 @@
       <w:tcPr>
         <w:shd w:val="clear" w:color="ffffff" w:themeColor="light1" w:fill="ffffff" w:themeFill="light1"/>
         <w:tcBorders>
-          <w:top w:val="none"/>
-          <w:left w:val="none"/>
+          <w:top w:val="none" w:color="000000" w:sz="4" w:space="0"/>
+          <w:left w:val="none" w:color="000000" w:sz="4" w:space="0"/>
           <w:bottom w:val="single" w:color="000000" w:themeColor="accent4" w:themeTint="9A" w:sz="4" w:space="0"/>
-          <w:right w:val="none"/>
+          <w:right w:val="none" w:color="000000" w:sz="4" w:space="0"/>
         </w:tcBorders>
       </w:tcPr>
     </w:tblStylePr>
@@ -26603,12 +26662,12 @@
         <w:tblBorders/>
       </w:tblPr>
       <w:tcPr>
-        <w:shd w:color="ffffff"/>
-        <w:tcBorders>
-          <w:top w:val="none"/>
+        <w:shd w:val="clear" w:color="ffffff"/>
+        <w:tcBorders>
+          <w:top w:val="none" w:color="000000" w:sz="4" w:space="0"/>
           <w:left w:val="single" w:color="000000" w:themeColor="accent4" w:themeTint="9A" w:sz="4" w:space="0"/>
-          <w:bottom w:val="none"/>
-          <w:right w:val="none"/>
+          <w:bottom w:val="none" w:color="000000" w:sz="4" w:space="0"/>
+          <w:right w:val="none" w:color="000000" w:sz="4" w:space="0"/>
         </w:tcBorders>
       </w:tcPr>
     </w:tblStylePr>
@@ -26631,9 +26690,9 @@
         <w:shd w:val="clear" w:color="ffffff" w:themeColor="light1" w:fill="ffffff" w:themeFill="light1"/>
         <w:tcBorders>
           <w:top w:val="single" w:color="000000" w:themeColor="accent4" w:themeTint="9A" w:sz="4" w:space="0"/>
-          <w:left w:val="none"/>
-          <w:bottom w:val="none"/>
-          <w:right w:val="none"/>
+          <w:left w:val="none" w:color="000000" w:sz="4" w:space="0"/>
+          <w:bottom w:val="none" w:color="000000" w:sz="4" w:space="0"/>
+          <w:right w:val="none" w:color="000000" w:sz="4" w:space="0"/>
         </w:tcBorders>
       </w:tcPr>
     </w:tblStylePr>
@@ -26708,9 +26767,9 @@
       </w:tcPr>
     </w:tblStylePr>
   </w:style>
-  <w:style w:type="table" w:styleId="115">
+  <w:style w:type="table" w:styleId="827">
     <w:name w:val="List Table 7 Colorful - Accent 5"/>
-    <w:basedOn w:val="703"/>
+    <w:basedOn w:val="884"/>
     <w:uiPriority w:val="99"/>
     <w:pPr>
       <w:pBdr/>
@@ -26809,11 +26868,11 @@
         <w:tblBorders/>
       </w:tblPr>
       <w:tcPr>
-        <w:shd w:color="ffffff"/>
-        <w:tcBorders>
-          <w:top w:val="none"/>
-          <w:left w:val="none"/>
-          <w:bottom w:val="none"/>
+        <w:shd w:val="clear" w:color="ffffff"/>
+        <w:tcBorders>
+          <w:top w:val="none" w:color="000000" w:sz="4" w:space="0"/>
+          <w:left w:val="none" w:color="000000" w:sz="4" w:space="0"/>
+          <w:bottom w:val="none" w:color="000000" w:sz="4" w:space="0"/>
           <w:right w:val="single" w:color="000000" w:themeColor="accent5" w:themeTint="9A" w:sz="4" w:space="0"/>
         </w:tcBorders>
       </w:tcPr>
@@ -26836,10 +26895,10 @@
       <w:tcPr>
         <w:shd w:val="clear" w:color="ffffff" w:themeColor="light1" w:fill="ffffff" w:themeFill="light1"/>
         <w:tcBorders>
-          <w:top w:val="none"/>
-          <w:left w:val="none"/>
+          <w:top w:val="none" w:color="000000" w:sz="4" w:space="0"/>
+          <w:left w:val="none" w:color="000000" w:sz="4" w:space="0"/>
           <w:bottom w:val="single" w:color="000000" w:themeColor="accent5" w:themeTint="9A" w:sz="4" w:space="0"/>
-          <w:right w:val="none"/>
+          <w:right w:val="none" w:color="000000" w:sz="4" w:space="0"/>
         </w:tcBorders>
       </w:tcPr>
     </w:tblStylePr>
@@ -26859,12 +26918,12 @@
         <w:tblBorders/>
       </w:tblPr>
       <w:tcPr>
-        <w:shd w:color="ffffff"/>
-        <w:tcBorders>
-          <w:top w:val="none"/>
+        <w:shd w:val="clear" w:color="ffffff"/>
+        <w:tcBorders>
+          <w:top w:val="none" w:color="000000" w:sz="4" w:space="0"/>
           <w:left w:val="single" w:color="000000" w:themeColor="accent5" w:themeTint="9A" w:sz="4" w:space="0"/>
-          <w:bottom w:val="none"/>
-          <w:right w:val="none"/>
+          <w:bottom w:val="none" w:color="000000" w:sz="4" w:space="0"/>
+          <w:right w:val="none" w:color="000000" w:sz="4" w:space="0"/>
         </w:tcBorders>
       </w:tcPr>
     </w:tblStylePr>
@@ -26887,9 +26946,9 @@
         <w:shd w:val="clear" w:color="ffffff" w:themeColor="light1" w:fill="ffffff" w:themeFill="light1"/>
         <w:tcBorders>
           <w:top w:val="single" w:color="000000" w:themeColor="accent5" w:themeTint="9A" w:sz="4" w:space="0"/>
-          <w:left w:val="none"/>
-          <w:bottom w:val="none"/>
-          <w:right w:val="none"/>
+          <w:left w:val="none" w:color="000000" w:sz="4" w:space="0"/>
+          <w:bottom w:val="none" w:color="000000" w:sz="4" w:space="0"/>
+          <w:right w:val="none" w:color="000000" w:sz="4" w:space="0"/>
         </w:tcBorders>
       </w:tcPr>
     </w:tblStylePr>
@@ -26964,9 +27023,9 @@
       </w:tcPr>
     </w:tblStylePr>
   </w:style>
-  <w:style w:type="table" w:styleId="116">
+  <w:style w:type="table" w:styleId="828">
     <w:name w:val="List Table 7 Colorful - Accent 6"/>
-    <w:basedOn w:val="703"/>
+    <w:basedOn w:val="884"/>
     <w:uiPriority w:val="99"/>
     <w:pPr>
       <w:pBdr/>
@@ -27065,11 +27124,11 @@
         <w:tblBorders/>
       </w:tblPr>
       <w:tcPr>
-        <w:shd w:color="ffffff"/>
-        <w:tcBorders>
-          <w:top w:val="none"/>
-          <w:left w:val="none"/>
-          <w:bottom w:val="none"/>
+        <w:shd w:val="clear" w:color="ffffff"/>
+        <w:tcBorders>
+          <w:top w:val="none" w:color="000000" w:sz="4" w:space="0"/>
+          <w:left w:val="none" w:color="000000" w:sz="4" w:space="0"/>
+          <w:bottom w:val="none" w:color="000000" w:sz="4" w:space="0"/>
           <w:right w:val="single" w:color="000000" w:themeColor="accent6" w:themeTint="98" w:sz="4" w:space="0"/>
         </w:tcBorders>
       </w:tcPr>
@@ -27092,10 +27151,10 @@
       <w:tcPr>
         <w:shd w:val="clear" w:color="ffffff" w:themeColor="light1" w:fill="ffffff" w:themeFill="light1"/>
         <w:tcBorders>
-          <w:top w:val="none"/>
-          <w:left w:val="none"/>
+          <w:top w:val="none" w:color="000000" w:sz="4" w:space="0"/>
+          <w:left w:val="none" w:color="000000" w:sz="4" w:space="0"/>
           <w:bottom w:val="single" w:color="000000" w:themeColor="accent6" w:themeTint="98" w:sz="4" w:space="0"/>
-          <w:right w:val="none"/>
+          <w:right w:val="none" w:color="000000" w:sz="4" w:space="0"/>
         </w:tcBorders>
       </w:tcPr>
     </w:tblStylePr>
@@ -27115,12 +27174,12 @@
         <w:tblBorders/>
       </w:tblPr>
       <w:tcPr>
-        <w:shd w:color="ffffff"/>
-        <w:tcBorders>
-          <w:top w:val="none"/>
+        <w:shd w:val="clear" w:color="ffffff"/>
+        <w:tcBorders>
+          <w:top w:val="none" w:color="000000" w:sz="4" w:space="0"/>
           <w:left w:val="single" w:color="000000" w:themeColor="accent6" w:themeTint="98" w:sz="4" w:space="0"/>
-          <w:bottom w:val="none"/>
-          <w:right w:val="none"/>
+          <w:bottom w:val="none" w:color="000000" w:sz="4" w:space="0"/>
+          <w:right w:val="none" w:color="000000" w:sz="4" w:space="0"/>
         </w:tcBorders>
       </w:tcPr>
     </w:tblStylePr>
@@ -27143,9 +27202,9 @@
         <w:shd w:val="clear" w:color="ffffff" w:themeColor="light1" w:fill="ffffff" w:themeFill="light1"/>
         <w:tcBorders>
           <w:top w:val="single" w:color="000000" w:themeColor="accent6" w:themeTint="98" w:sz="4" w:space="0"/>
-          <w:left w:val="none"/>
-          <w:bottom w:val="none"/>
-          <w:right w:val="none"/>
+          <w:left w:val="none" w:color="000000" w:sz="4" w:space="0"/>
+          <w:bottom w:val="none" w:color="000000" w:sz="4" w:space="0"/>
+          <w:right w:val="none" w:color="000000" w:sz="4" w:space="0"/>
         </w:tcBorders>
       </w:tcPr>
     </w:tblStylePr>
@@ -27220,9 +27279,9 @@
       </w:tcPr>
     </w:tblStylePr>
   </w:style>
-  <w:style w:type="table" w:styleId="117">
+  <w:style w:type="table" w:styleId="829">
     <w:name w:val="Lined - Accent"/>
-    <w:basedOn w:val="703"/>
+    <w:basedOn w:val="884"/>
     <w:uiPriority w:val="99"/>
     <w:pPr>
       <w:pBdr/>
@@ -27457,9 +27516,9 @@
       </w:tcPr>
     </w:tblStylePr>
   </w:style>
-  <w:style w:type="table" w:styleId="118">
+  <w:style w:type="table" w:styleId="830">
     <w:name w:val="Lined - Accent 1"/>
-    <w:basedOn w:val="703"/>
+    <w:basedOn w:val="884"/>
     <w:uiPriority w:val="99"/>
     <w:pPr>
       <w:pBdr/>
@@ -27694,9 +27753,9 @@
       </w:tcPr>
     </w:tblStylePr>
   </w:style>
-  <w:style w:type="table" w:styleId="119">
+  <w:style w:type="table" w:styleId="831">
     <w:name w:val="Lined - Accent 2"/>
-    <w:basedOn w:val="703"/>
+    <w:basedOn w:val="884"/>
     <w:uiPriority w:val="99"/>
     <w:pPr>
       <w:pBdr/>
@@ -27931,9 +27990,9 @@
       </w:tcPr>
     </w:tblStylePr>
   </w:style>
-  <w:style w:type="table" w:styleId="120">
+  <w:style w:type="table" w:styleId="832">
     <w:name w:val="Lined - Accent 3"/>
-    <w:basedOn w:val="703"/>
+    <w:basedOn w:val="884"/>
     <w:uiPriority w:val="99"/>
     <w:pPr>
       <w:pBdr/>
@@ -28168,9 +28227,9 @@
       </w:tcPr>
     </w:tblStylePr>
   </w:style>
-  <w:style w:type="table" w:styleId="121">
+  <w:style w:type="table" w:styleId="833">
     <w:name w:val="Lined - Accent 4"/>
-    <w:basedOn w:val="703"/>
+    <w:basedOn w:val="884"/>
     <w:uiPriority w:val="99"/>
     <w:pPr>
       <w:pBdr/>
@@ -28405,9 +28464,9 @@
       </w:tcPr>
     </w:tblStylePr>
   </w:style>
-  <w:style w:type="table" w:styleId="122">
+  <w:style w:type="table" w:styleId="834">
     <w:name w:val="Lined - Accent 5"/>
-    <w:basedOn w:val="703"/>
+    <w:basedOn w:val="884"/>
     <w:uiPriority w:val="99"/>
     <w:pPr>
       <w:pBdr/>
@@ -28642,9 +28701,9 @@
       </w:tcPr>
     </w:tblStylePr>
   </w:style>
-  <w:style w:type="table" w:styleId="123">
+  <w:style w:type="table" w:styleId="835">
     <w:name w:val="Lined - Accent 6"/>
-    <w:basedOn w:val="703"/>
+    <w:basedOn w:val="884"/>
     <w:uiPriority w:val="99"/>
     <w:pPr>
       <w:pBdr/>
@@ -28879,9 +28938,9 @@
       </w:tcPr>
     </w:tblStylePr>
   </w:style>
-  <w:style w:type="table" w:styleId="124">
+  <w:style w:type="table" w:styleId="836">
     <w:name w:val="Bordered &amp; Lined - Accent"/>
-    <w:basedOn w:val="703"/>
+    <w:basedOn w:val="884"/>
     <w:uiPriority w:val="99"/>
     <w:pPr>
       <w:pBdr/>
@@ -29123,9 +29182,9 @@
       </w:tcPr>
     </w:tblStylePr>
   </w:style>
-  <w:style w:type="table" w:styleId="125">
+  <w:style w:type="table" w:styleId="837">
     <w:name w:val="Bordered &amp; Lined - Accent 1"/>
-    <w:basedOn w:val="703"/>
+    <w:basedOn w:val="884"/>
     <w:uiPriority w:val="99"/>
     <w:pPr>
       <w:pBdr/>
@@ -29367,9 +29426,9 @@
       </w:tcPr>
     </w:tblStylePr>
   </w:style>
-  <w:style w:type="table" w:styleId="126">
+  <w:style w:type="table" w:styleId="838">
     <w:name w:val="Bordered &amp; Lined - Accent 2"/>
-    <w:basedOn w:val="703"/>
+    <w:basedOn w:val="884"/>
     <w:uiPriority w:val="99"/>
     <w:pPr>
       <w:pBdr/>
@@ -29611,9 +29670,9 @@
       </w:tcPr>
     </w:tblStylePr>
   </w:style>
-  <w:style w:type="table" w:styleId="127">
+  <w:style w:type="table" w:styleId="839">
     <w:name w:val="Bordered &amp; Lined - Accent 3"/>
-    <w:basedOn w:val="703"/>
+    <w:basedOn w:val="884"/>
     <w:uiPriority w:val="99"/>
     <w:pPr>
       <w:pBdr/>
@@ -29855,9 +29914,9 @@
       </w:tcPr>
     </w:tblStylePr>
   </w:style>
-  <w:style w:type="table" w:styleId="128">
+  <w:style w:type="table" w:styleId="840">
     <w:name w:val="Bordered &amp; Lined - Accent 4"/>
-    <w:basedOn w:val="703"/>
+    <w:basedOn w:val="884"/>
     <w:uiPriority w:val="99"/>
     <w:pPr>
       <w:pBdr/>
@@ -30099,9 +30158,9 @@
       </w:tcPr>
     </w:tblStylePr>
   </w:style>
-  <w:style w:type="table" w:styleId="129">
+  <w:style w:type="table" w:styleId="841">
     <w:name w:val="Bordered &amp; Lined - Accent 5"/>
-    <w:basedOn w:val="703"/>
+    <w:basedOn w:val="884"/>
     <w:uiPriority w:val="99"/>
     <w:pPr>
       <w:pBdr/>
@@ -30343,9 +30402,9 @@
       </w:tcPr>
     </w:tblStylePr>
   </w:style>
-  <w:style w:type="table" w:styleId="130">
+  <w:style w:type="table" w:styleId="842">
     <w:name w:val="Bordered &amp; Lined - Accent 6"/>
-    <w:basedOn w:val="703"/>
+    <w:basedOn w:val="884"/>
     <w:uiPriority w:val="99"/>
     <w:pPr>
       <w:pBdr/>
@@ -30587,9 +30646,9 @@
       </w:tcPr>
     </w:tblStylePr>
   </w:style>
-  <w:style w:type="table" w:styleId="131">
+  <w:style w:type="table" w:styleId="843">
     <w:name w:val="Bordered"/>
-    <w:basedOn w:val="703"/>
+    <w:basedOn w:val="884"/>
     <w:uiPriority w:val="99"/>
     <w:pPr>
       <w:pBdr/>
@@ -30818,9 +30877,9 @@
       </w:tcPr>
     </w:tblStylePr>
   </w:style>
-  <w:style w:type="table" w:styleId="132">
+  <w:style w:type="table" w:styleId="844">
     <w:name w:val="Bordered - Accent 1"/>
-    <w:basedOn w:val="703"/>
+    <w:basedOn w:val="884"/>
     <w:uiPriority w:val="99"/>
     <w:pPr>
       <w:pBdr/>
@@ -31049,9 +31108,9 @@
       </w:tcPr>
     </w:tblStylePr>
   </w:style>
-  <w:style w:type="table" w:styleId="133">
+  <w:style w:type="table" w:styleId="845">
     <w:name w:val="Bordered - Accent 2"/>
-    <w:basedOn w:val="703"/>
+    <w:basedOn w:val="884"/>
     <w:uiPriority w:val="99"/>
     <w:pPr>
       <w:pBdr/>
@@ -31280,9 +31339,9 @@
       </w:tcPr>
     </w:tblStylePr>
   </w:style>
-  <w:style w:type="table" w:styleId="134">
+  <w:style w:type="table" w:styleId="846">
     <w:name w:val="Bordered - Accent 3"/>
-    <w:basedOn w:val="703"/>
+    <w:basedOn w:val="884"/>
     <w:uiPriority w:val="99"/>
     <w:pPr>
       <w:pBdr/>
@@ -31511,9 +31570,9 @@
       </w:tcPr>
     </w:tblStylePr>
   </w:style>
-  <w:style w:type="table" w:styleId="135">
+  <w:style w:type="table" w:styleId="847">
     <w:name w:val="Bordered - Accent 4"/>
-    <w:basedOn w:val="703"/>
+    <w:basedOn w:val="884"/>
     <w:uiPriority w:val="99"/>
     <w:pPr>
       <w:pBdr/>
@@ -31742,9 +31801,9 @@
       </w:tcPr>
     </w:tblStylePr>
   </w:style>
-  <w:style w:type="table" w:styleId="136">
+  <w:style w:type="table" w:styleId="848">
     <w:name w:val="Bordered - Accent 5"/>
-    <w:basedOn w:val="703"/>
+    <w:basedOn w:val="884"/>
     <w:uiPriority w:val="99"/>
     <w:pPr>
       <w:pBdr/>
@@ -31973,9 +32032,9 @@
       </w:tcPr>
     </w:tblStylePr>
   </w:style>
-  <w:style w:type="table" w:styleId="137">
+  <w:style w:type="table" w:styleId="849">
     <w:name w:val="Bordered - Accent 6"/>
-    <w:basedOn w:val="703"/>
+    <w:basedOn w:val="884"/>
     <w:uiPriority w:val="99"/>
     <w:pPr>
       <w:pBdr/>
@@ -32204,10 +32263,10 @@
       </w:tcPr>
     </w:tblStylePr>
   </w:style>
-  <w:style w:type="paragraph" w:styleId="181">
+  <w:style w:type="paragraph" w:styleId="850">
     <w:name w:val="footnote text"/>
-    <w:basedOn w:val="688"/>
-    <w:link w:val="182"/>
+    <w:basedOn w:val="869"/>
+    <w:link w:val="851"/>
     <w:uiPriority w:val="99"/>
     <w:semiHidden/>
     <w:unhideWhenUsed/>
@@ -32221,10 +32280,10 @@
       <w:szCs w:val="20"/>
     </w:rPr>
   </w:style>
-  <w:style w:type="character" w:styleId="182">
+  <w:style w:type="character" w:styleId="851">
     <w:name w:val="Footnote Text Char"/>
-    <w:basedOn w:val="702"/>
-    <w:link w:val="181"/>
+    <w:basedOn w:val="883"/>
+    <w:link w:val="850"/>
     <w:uiPriority w:val="99"/>
     <w:semiHidden/>
     <w:pPr>
@@ -32237,9 +32296,9 @@
       <w:szCs w:val="20"/>
     </w:rPr>
   </w:style>
-  <w:style w:type="character" w:styleId="183">
+  <w:style w:type="character" w:styleId="852">
     <w:name w:val="footnote reference"/>
-    <w:basedOn w:val="702"/>
+    <w:basedOn w:val="883"/>
     <w:uiPriority w:val="99"/>
     <w:semiHidden/>
     <w:unhideWhenUsed/>
@@ -32252,10 +32311,10 @@
       <w:vertAlign w:val="superscript"/>
     </w:rPr>
   </w:style>
-  <w:style w:type="paragraph" w:styleId="184">
+  <w:style w:type="paragraph" w:styleId="853">
     <w:name w:val="endnote text"/>
-    <w:basedOn w:val="688"/>
-    <w:link w:val="185"/>
+    <w:basedOn w:val="869"/>
+    <w:link w:val="854"/>
     <w:uiPriority w:val="99"/>
     <w:semiHidden/>
     <w:unhideWhenUsed/>
@@ -32269,10 +32328,10 @@
       <w:szCs w:val="20"/>
     </w:rPr>
   </w:style>
-  <w:style w:type="character" w:styleId="185">
+  <w:style w:type="character" w:styleId="854">
     <w:name w:val="Endnote Text Char"/>
-    <w:basedOn w:val="702"/>
-    <w:link w:val="184"/>
+    <w:basedOn w:val="883"/>
+    <w:link w:val="853"/>
     <w:uiPriority w:val="99"/>
     <w:semiHidden/>
     <w:pPr>
@@ -32285,9 +32344,9 @@
       <w:szCs w:val="20"/>
     </w:rPr>
   </w:style>
-  <w:style w:type="character" w:styleId="186">
+  <w:style w:type="character" w:styleId="855">
     <w:name w:val="endnote reference"/>
-    <w:basedOn w:val="702"/>
+    <w:basedOn w:val="883"/>
     <w:uiPriority w:val="99"/>
     <w:semiHidden/>
     <w:unhideWhenUsed/>
@@ -32300,9 +32359,9 @@
       <w:vertAlign w:val="superscript"/>
     </w:rPr>
   </w:style>
-  <w:style w:type="character" w:styleId="187">
+  <w:style w:type="character" w:styleId="856">
     <w:name w:val="Hyperlink"/>
-    <w:basedOn w:val="702"/>
+    <w:basedOn w:val="883"/>
     <w:uiPriority w:val="99"/>
     <w:unhideWhenUsed/>
     <w:pPr>
@@ -32315,9 +32374,9 @@
       <w:u w:val="single"/>
     </w:rPr>
   </w:style>
-  <w:style w:type="character" w:styleId="188">
+  <w:style w:type="character" w:styleId="857">
     <w:name w:val="FollowedHyperlink"/>
-    <w:basedOn w:val="702"/>
+    <w:basedOn w:val="883"/>
     <w:uiPriority w:val="99"/>
     <w:semiHidden/>
     <w:unhideWhenUsed/>
@@ -32331,10 +32390,10 @@
       <w:u w:val="single"/>
     </w:rPr>
   </w:style>
-  <w:style w:type="paragraph" w:styleId="189">
+  <w:style w:type="paragraph" w:styleId="858">
     <w:name w:val="toc 1"/>
-    <w:basedOn w:val="688"/>
-    <w:next w:val="688"/>
+    <w:basedOn w:val="869"/>
+    <w:next w:val="869"/>
     <w:uiPriority w:val="39"/>
     <w:unhideWhenUsed/>
     <w:pPr>
@@ -32343,10 +32402,10 @@
       <w:ind/>
     </w:pPr>
   </w:style>
-  <w:style w:type="paragraph" w:styleId="190">
+  <w:style w:type="paragraph" w:styleId="859">
     <w:name w:val="toc 2"/>
-    <w:basedOn w:val="688"/>
-    <w:next w:val="688"/>
+    <w:basedOn w:val="869"/>
+    <w:next w:val="869"/>
     <w:uiPriority w:val="39"/>
     <w:unhideWhenUsed/>
     <w:pPr>
@@ -32355,10 +32414,10 @@
       <w:ind w:left="220"/>
     </w:pPr>
   </w:style>
-  <w:style w:type="paragraph" w:styleId="191">
+  <w:style w:type="paragraph" w:styleId="860">
     <w:name w:val="toc 3"/>
-    <w:basedOn w:val="688"/>
-    <w:next w:val="688"/>
+    <w:basedOn w:val="869"/>
+    <w:next w:val="869"/>
     <w:uiPriority w:val="39"/>
     <w:unhideWhenUsed/>
     <w:pPr>
@@ -32367,10 +32426,10 @@
       <w:ind w:left="440"/>
     </w:pPr>
   </w:style>
-  <w:style w:type="paragraph" w:styleId="192">
+  <w:style w:type="paragraph" w:styleId="861">
     <w:name w:val="toc 4"/>
-    <w:basedOn w:val="688"/>
-    <w:next w:val="688"/>
+    <w:basedOn w:val="869"/>
+    <w:next w:val="869"/>
     <w:uiPriority w:val="39"/>
     <w:unhideWhenUsed/>
     <w:pPr>
@@ -32379,10 +32438,10 @@
       <w:ind w:left="660"/>
     </w:pPr>
   </w:style>
-  <w:style w:type="paragraph" w:styleId="193">
+  <w:style w:type="paragraph" w:styleId="862">
     <w:name w:val="toc 5"/>
-    <w:basedOn w:val="688"/>
-    <w:next w:val="688"/>
+    <w:basedOn w:val="869"/>
+    <w:next w:val="869"/>
     <w:uiPriority w:val="39"/>
     <w:unhideWhenUsed/>
     <w:pPr>
@@ -32391,10 +32450,10 @@
       <w:ind w:left="880"/>
     </w:pPr>
   </w:style>
-  <w:style w:type="paragraph" w:styleId="194">
+  <w:style w:type="paragraph" w:styleId="863">
     <w:name w:val="toc 6"/>
-    <w:basedOn w:val="688"/>
-    <w:next w:val="688"/>
+    <w:basedOn w:val="869"/>
+    <w:next w:val="869"/>
     <w:uiPriority w:val="39"/>
     <w:unhideWhenUsed/>
     <w:pPr>
@@ -32403,10 +32462,10 @@
       <w:ind w:left="1100"/>
     </w:pPr>
   </w:style>
-  <w:style w:type="paragraph" w:styleId="195">
+  <w:style w:type="paragraph" w:styleId="864">
     <w:name w:val="toc 7"/>
-    <w:basedOn w:val="688"/>
-    <w:next w:val="688"/>
+    <w:basedOn w:val="869"/>
+    <w:next w:val="869"/>
     <w:uiPriority w:val="39"/>
     <w:unhideWhenUsed/>
     <w:pPr>
@@ -32415,10 +32474,10 @@
       <w:ind w:left="1320"/>
     </w:pPr>
   </w:style>
-  <w:style w:type="paragraph" w:styleId="196">
+  <w:style w:type="paragraph" w:styleId="865">
     <w:name w:val="toc 8"/>
-    <w:basedOn w:val="688"/>
-    <w:next w:val="688"/>
+    <w:basedOn w:val="869"/>
+    <w:next w:val="869"/>
     <w:uiPriority w:val="39"/>
     <w:unhideWhenUsed/>
     <w:pPr>
@@ -32427,10 +32486,10 @@
       <w:ind w:left="1540"/>
     </w:pPr>
   </w:style>
-  <w:style w:type="paragraph" w:styleId="197">
+  <w:style w:type="paragraph" w:styleId="866">
     <w:name w:val="toc 9"/>
-    <w:basedOn w:val="688"/>
-    <w:next w:val="688"/>
+    <w:basedOn w:val="869"/>
+    <w:next w:val="869"/>
     <w:uiPriority w:val="39"/>
     <w:unhideWhenUsed/>
     <w:pPr>
@@ -32439,9 +32498,9 @@
       <w:ind w:left="1760"/>
     </w:pPr>
   </w:style>
-  <w:style w:type="character" w:styleId="198">
+  <w:style w:type="character" w:styleId="867">
     <w:name w:val="Placeholder Text"/>
-    <w:basedOn w:val="702"/>
+    <w:basedOn w:val="883"/>
     <w:uiPriority w:val="99"/>
     <w:semiHidden/>
     <w:pPr>
@@ -32453,10 +32512,10 @@
       <w:color w:val="666666"/>
     </w:rPr>
   </w:style>
-  <w:style w:type="paragraph" w:styleId="209">
+  <w:style w:type="paragraph" w:styleId="868">
     <w:name w:val="table of figures"/>
-    <w:basedOn w:val="688"/>
-    <w:next w:val="688"/>
+    <w:basedOn w:val="869"/>
+    <w:next w:val="869"/>
     <w:uiPriority w:val="99"/>
     <w:unhideWhenUsed/>
     <w:pPr>
@@ -32465,7 +32524,7 @@
       <w:ind/>
     </w:pPr>
   </w:style>
-  <w:style w:type="paragraph" w:styleId="688" w:default="1">
+  <w:style w:type="paragraph" w:styleId="869" w:default="1">
     <w:name w:val="Normal"/>
     <w:qFormat/>
     <w:pPr>
@@ -32479,10 +32538,10 @@
       <w:sz w:val="19"/>
     </w:rPr>
   </w:style>
-  <w:style w:type="paragraph" w:styleId="689">
+  <w:style w:type="paragraph" w:styleId="870">
     <w:name w:val="Header"/>
-    <w:basedOn w:val="688"/>
-    <w:link w:val="690"/>
+    <w:basedOn w:val="869"/>
+    <w:link w:val="871"/>
     <w:uiPriority w:val="99"/>
     <w:unhideWhenUsed/>
     <w:pPr>
@@ -32495,10 +32554,10 @@
       <w:ind/>
     </w:pPr>
   </w:style>
-  <w:style w:type="character" w:styleId="690" w:customStyle="1">
+  <w:style w:type="character" w:styleId="871" w:customStyle="1">
     <w:name w:val="Header Char"/>
-    <w:basedOn w:val="702"/>
-    <w:link w:val="689"/>
+    <w:basedOn w:val="883"/>
+    <w:link w:val="870"/>
     <w:uiPriority w:val="99"/>
     <w:pPr>
       <w:pBdr/>
@@ -32506,10 +32565,10 @@
       <w:ind/>
     </w:pPr>
   </w:style>
-  <w:style w:type="paragraph" w:styleId="691">
+  <w:style w:type="paragraph" w:styleId="872">
     <w:name w:val="Footer"/>
-    <w:basedOn w:val="688"/>
-    <w:link w:val="692"/>
+    <w:basedOn w:val="869"/>
+    <w:link w:val="873"/>
     <w:uiPriority w:val="99"/>
     <w:unhideWhenUsed/>
     <w:pPr>
@@ -32522,10 +32581,10 @@
       <w:ind/>
     </w:pPr>
   </w:style>
-  <w:style w:type="character" w:styleId="692" w:customStyle="1">
+  <w:style w:type="character" w:styleId="873" w:customStyle="1">
     <w:name w:val="Footer Char"/>
-    <w:basedOn w:val="702"/>
-    <w:link w:val="691"/>
+    <w:basedOn w:val="883"/>
+    <w:link w:val="872"/>
     <w:uiPriority w:val="99"/>
     <w:pPr>
       <w:pBdr/>
@@ -32533,11 +32592,11 @@
       <w:ind/>
     </w:pPr>
   </w:style>
-  <w:style w:type="paragraph" w:styleId="693">
+  <w:style w:type="paragraph" w:styleId="874">
     <w:name w:val="Heading 1"/>
-    <w:basedOn w:val="688"/>
-    <w:next w:val="688"/>
-    <w:link w:val="706"/>
+    <w:basedOn w:val="869"/>
+    <w:next w:val="869"/>
+    <w:link w:val="887"/>
     <w:uiPriority w:val="9"/>
     <w:qFormat/>
     <w:pPr>
@@ -32557,11 +32616,11 @@
       <w:szCs w:val="28"/>
     </w:rPr>
   </w:style>
-  <w:style w:type="paragraph" w:styleId="694">
+  <w:style w:type="paragraph" w:styleId="875">
     <w:name w:val="Heading 2"/>
-    <w:basedOn w:val="688"/>
-    <w:next w:val="688"/>
-    <w:link w:val="707"/>
+    <w:basedOn w:val="869"/>
+    <w:next w:val="869"/>
+    <w:link w:val="888"/>
     <w:uiPriority w:val="9"/>
     <w:unhideWhenUsed/>
     <w:qFormat/>
@@ -32582,11 +32641,11 @@
       <w:szCs w:val="26"/>
     </w:rPr>
   </w:style>
-  <w:style w:type="paragraph" w:styleId="695">
+  <w:style w:type="paragraph" w:styleId="876">
     <w:name w:val="Heading 3"/>
-    <w:basedOn w:val="688"/>
-    <w:next w:val="688"/>
-    <w:link w:val="708"/>
+    <w:basedOn w:val="869"/>
+    <w:next w:val="869"/>
+    <w:link w:val="889"/>
     <w:uiPriority w:val="9"/>
     <w:unhideWhenUsed/>
     <w:qFormat/>
@@ -32605,11 +32664,11 @@
       <w:color w:val="4f81bd" w:themeColor="accent1"/>
     </w:rPr>
   </w:style>
-  <w:style w:type="paragraph" w:styleId="696">
+  <w:style w:type="paragraph" w:styleId="877">
     <w:name w:val="Heading 4"/>
-    <w:basedOn w:val="688"/>
-    <w:next w:val="688"/>
-    <w:link w:val="736"/>
+    <w:basedOn w:val="869"/>
+    <w:next w:val="869"/>
+    <w:link w:val="917"/>
     <w:uiPriority w:val="9"/>
     <w:semiHidden/>
     <w:unhideWhenUsed/>
@@ -32631,11 +32690,11 @@
       <w:color w:val="4f81bd" w:themeColor="accent1"/>
     </w:rPr>
   </w:style>
-  <w:style w:type="paragraph" w:styleId="697">
+  <w:style w:type="paragraph" w:styleId="878">
     <w:name w:val="Heading 5"/>
-    <w:basedOn w:val="688"/>
-    <w:next w:val="688"/>
-    <w:link w:val="737"/>
+    <w:basedOn w:val="869"/>
+    <w:next w:val="869"/>
+    <w:link w:val="918"/>
     <w:uiPriority w:val="9"/>
     <w:semiHidden/>
     <w:unhideWhenUsed/>
@@ -32653,11 +32712,11 @@
       <w:color w:val="243f60" w:themeColor="accent1" w:themeShade="7F"/>
     </w:rPr>
   </w:style>
-  <w:style w:type="paragraph" w:styleId="698">
+  <w:style w:type="paragraph" w:styleId="879">
     <w:name w:val="Heading 6"/>
-    <w:basedOn w:val="688"/>
-    <w:next w:val="688"/>
-    <w:link w:val="738"/>
+    <w:basedOn w:val="869"/>
+    <w:next w:val="869"/>
+    <w:link w:val="919"/>
     <w:uiPriority w:val="9"/>
     <w:semiHidden/>
     <w:unhideWhenUsed/>
@@ -32677,11 +32736,11 @@
       <w:color w:val="243f60" w:themeColor="accent1" w:themeShade="7F"/>
     </w:rPr>
   </w:style>
-  <w:style w:type="paragraph" w:styleId="699">
+  <w:style w:type="paragraph" w:styleId="880">
     <w:name w:val="Heading 7"/>
-    <w:basedOn w:val="688"/>
-    <w:next w:val="688"/>
-    <w:link w:val="739"/>
+    <w:basedOn w:val="869"/>
+    <w:next w:val="869"/>
+    <w:link w:val="920"/>
     <w:uiPriority w:val="9"/>
     <w:semiHidden/>
     <w:unhideWhenUsed/>
@@ -32701,11 +32760,11 @@
       <w:color w:val="404040" w:themeColor="text1" w:themeTint="BF"/>
     </w:rPr>
   </w:style>
-  <w:style w:type="paragraph" w:styleId="700">
+  <w:style w:type="paragraph" w:styleId="881">
     <w:name w:val="Heading 8"/>
-    <w:basedOn w:val="688"/>
-    <w:next w:val="688"/>
-    <w:link w:val="740"/>
+    <w:basedOn w:val="869"/>
+    <w:next w:val="869"/>
+    <w:link w:val="921"/>
     <w:uiPriority w:val="9"/>
     <w:semiHidden/>
     <w:unhideWhenUsed/>
@@ -32725,11 +32784,11 @@
       <w:szCs w:val="20"/>
     </w:rPr>
   </w:style>
-  <w:style w:type="paragraph" w:styleId="701">
+  <w:style w:type="paragraph" w:styleId="882">
     <w:name w:val="Heading 9"/>
-    <w:basedOn w:val="688"/>
-    <w:next w:val="688"/>
-    <w:link w:val="741"/>
+    <w:basedOn w:val="869"/>
+    <w:next w:val="869"/>
+    <w:link w:val="922"/>
     <w:uiPriority w:val="9"/>
     <w:semiHidden/>
     <w:unhideWhenUsed/>
@@ -32751,7 +32810,7 @@
       <w:szCs w:val="20"/>
     </w:rPr>
   </w:style>
-  <w:style w:type="character" w:styleId="702" w:default="1">
+  <w:style w:type="character" w:styleId="883" w:default="1">
     <w:name w:val="Default Paragraph Font"/>
     <w:uiPriority w:val="1"/>
     <w:semiHidden/>
@@ -32762,7 +32821,7 @@
       <w:ind/>
     </w:pPr>
   </w:style>
-  <w:style w:type="table" w:styleId="703" w:default="1">
+  <w:style w:type="table" w:styleId="884" w:default="1">
     <w:name w:val="Normal Table"/>
     <w:uiPriority w:val="99"/>
     <w:semiHidden/>
@@ -32955,7 +33014,7 @@
       </w:tcPr>
     </w:tblStylePr>
   </w:style>
-  <w:style w:type="numbering" w:styleId="704" w:default="1">
+  <w:style w:type="numbering" w:styleId="885" w:default="1">
     <w:name w:val="No List"/>
     <w:uiPriority w:val="99"/>
     <w:semiHidden/>
@@ -32966,7 +33025,7 @@
       <w:ind/>
     </w:pPr>
   </w:style>
-  <w:style w:type="paragraph" w:styleId="705">
+  <w:style w:type="paragraph" w:styleId="886">
     <w:name w:val="No Spacing"/>
     <w:uiPriority w:val="1"/>
     <w:qFormat/>
@@ -32976,10 +33035,10 @@
       <w:ind/>
     </w:pPr>
   </w:style>
-  <w:style w:type="character" w:styleId="706" w:customStyle="1">
+  <w:style w:type="character" w:styleId="887" w:customStyle="1">
     <w:name w:val="Heading 1 Char"/>
-    <w:basedOn w:val="702"/>
-    <w:link w:val="693"/>
+    <w:basedOn w:val="883"/>
+    <w:link w:val="874"/>
     <w:uiPriority w:val="9"/>
     <w:pPr>
       <w:pBdr/>
@@ -32995,10 +33054,10 @@
       <w:szCs w:val="28"/>
     </w:rPr>
   </w:style>
-  <w:style w:type="character" w:styleId="707" w:customStyle="1">
+  <w:style w:type="character" w:styleId="888" w:customStyle="1">
     <w:name w:val="Heading 2 Char"/>
-    <w:basedOn w:val="702"/>
-    <w:link w:val="694"/>
+    <w:basedOn w:val="883"/>
+    <w:link w:val="875"/>
     <w:uiPriority w:val="9"/>
     <w:pPr>
       <w:pBdr/>
@@ -33014,10 +33073,10 @@
       <w:szCs w:val="26"/>
     </w:rPr>
   </w:style>
-  <w:style w:type="character" w:styleId="708" w:customStyle="1">
+  <w:style w:type="character" w:styleId="889" w:customStyle="1">
     <w:name w:val="Heading 3 Char"/>
-    <w:basedOn w:val="702"/>
-    <w:link w:val="695"/>
+    <w:basedOn w:val="883"/>
+    <w:link w:val="876"/>
     <w:uiPriority w:val="9"/>
     <w:pPr>
       <w:pBdr/>
@@ -33031,11 +33090,11 @@
       <w:color w:val="4f81bd" w:themeColor="accent1"/>
     </w:rPr>
   </w:style>
-  <w:style w:type="paragraph" w:styleId="709">
+  <w:style w:type="paragraph" w:styleId="890">
     <w:name w:val="Title"/>
-    <w:basedOn w:val="688"/>
-    <w:next w:val="688"/>
-    <w:link w:val="710"/>
+    <w:basedOn w:val="869"/>
+    <w:next w:val="869"/>
+    <w:link w:val="891"/>
     <w:uiPriority w:val="10"/>
     <w:qFormat/>
     <w:pPr>
@@ -33054,10 +33113,10 @@
       <w:szCs w:val="52"/>
     </w:rPr>
   </w:style>
-  <w:style w:type="character" w:styleId="710" w:customStyle="1">
+  <w:style w:type="character" w:styleId="891" w:customStyle="1">
     <w:name w:val="Title Char"/>
-    <w:basedOn w:val="702"/>
-    <w:link w:val="709"/>
+    <w:basedOn w:val="883"/>
+    <w:link w:val="890"/>
     <w:uiPriority w:val="10"/>
     <w:pPr>
       <w:pBdr/>
@@ -33072,11 +33131,11 @@
       <w:szCs w:val="52"/>
     </w:rPr>
   </w:style>
-  <w:style w:type="paragraph" w:styleId="711">
+  <w:style w:type="paragraph" w:styleId="892">
     <w:name w:val="Subtitle"/>
-    <w:basedOn w:val="688"/>
-    <w:next w:val="688"/>
-    <w:link w:val="712"/>
+    <w:basedOn w:val="869"/>
+    <w:next w:val="869"/>
+    <w:link w:val="893"/>
     <w:uiPriority w:val="11"/>
     <w:qFormat/>
     <w:pPr>
@@ -33097,10 +33156,10 @@
       <w:szCs w:val="24"/>
     </w:rPr>
   </w:style>
-  <w:style w:type="character" w:styleId="712" w:customStyle="1">
+  <w:style w:type="character" w:styleId="893" w:customStyle="1">
     <w:name w:val="Subtitle Char"/>
-    <w:basedOn w:val="702"/>
-    <w:link w:val="711"/>
+    <w:basedOn w:val="883"/>
+    <w:link w:val="892"/>
     <w:uiPriority w:val="11"/>
     <w:pPr>
       <w:pBdr/>
@@ -33117,9 +33176,9 @@
       <w:szCs w:val="24"/>
     </w:rPr>
   </w:style>
-  <w:style w:type="paragraph" w:styleId="713">
+  <w:style w:type="paragraph" w:styleId="894">
     <w:name w:val="List Paragraph"/>
-    <w:basedOn w:val="688"/>
+    <w:basedOn w:val="869"/>
     <w:uiPriority w:val="34"/>
     <w:qFormat/>
     <w:pPr>
@@ -33129,10 +33188,10 @@
       <w:contextualSpacing w:val="true"/>
     </w:pPr>
   </w:style>
-  <w:style w:type="paragraph" w:styleId="714">
+  <w:style w:type="paragraph" w:styleId="895">
     <w:name w:val="Body Text"/>
-    <w:basedOn w:val="688"/>
-    <w:link w:val="715"/>
+    <w:basedOn w:val="869"/>
+    <w:link w:val="896"/>
     <w:uiPriority w:val="99"/>
     <w:unhideWhenUsed/>
     <w:pPr>
@@ -33141,10 +33200,10 @@
       <w:ind/>
     </w:pPr>
   </w:style>
-  <w:style w:type="character" w:styleId="715" w:customStyle="1">
+  <w:style w:type="character" w:styleId="896" w:customStyle="1">
     <w:name w:val="Body Text Char"/>
-    <w:basedOn w:val="702"/>
-    <w:link w:val="714"/>
+    <w:basedOn w:val="883"/>
+    <w:link w:val="895"/>
     <w:uiPriority w:val="99"/>
     <w:pPr>
       <w:pBdr/>
@@ -33152,10 +33211,10 @@
       <w:ind/>
     </w:pPr>
   </w:style>
-  <w:style w:type="paragraph" w:styleId="716">
+  <w:style w:type="paragraph" w:styleId="897">
     <w:name w:val="Body Text 2"/>
-    <w:basedOn w:val="688"/>
-    <w:link w:val="717"/>
+    <w:basedOn w:val="869"/>
+    <w:link w:val="898"/>
     <w:uiPriority w:val="99"/>
     <w:unhideWhenUsed/>
     <w:pPr>
@@ -33164,10 +33223,10 @@
       <w:ind/>
     </w:pPr>
   </w:style>
-  <w:style w:type="character" w:styleId="717" w:customStyle="1">
+  <w:style w:type="character" w:styleId="898" w:customStyle="1">
     <w:name w:val="Body Text 2 Char"/>
-    <w:basedOn w:val="702"/>
-    <w:link w:val="716"/>
+    <w:basedOn w:val="883"/>
+    <w:link w:val="897"/>
     <w:uiPriority w:val="99"/>
     <w:pPr>
       <w:pBdr/>
@@ -33175,10 +33234,10 @@
       <w:ind/>
     </w:pPr>
   </w:style>
-  <w:style w:type="paragraph" w:styleId="718">
+  <w:style w:type="paragraph" w:styleId="899">
     <w:name w:val="Body Text 3"/>
-    <w:basedOn w:val="688"/>
-    <w:link w:val="719"/>
+    <w:basedOn w:val="869"/>
+    <w:link w:val="900"/>
     <w:uiPriority w:val="99"/>
     <w:unhideWhenUsed/>
     <w:pPr>
@@ -33191,10 +33250,10 @@
       <w:szCs w:val="16"/>
     </w:rPr>
   </w:style>
-  <w:style w:type="character" w:styleId="719" w:customStyle="1">
+  <w:style w:type="character" w:styleId="900" w:customStyle="1">
     <w:name w:val="Body Text 3 Char"/>
-    <w:basedOn w:val="702"/>
-    <w:link w:val="718"/>
+    <w:basedOn w:val="883"/>
+    <w:link w:val="899"/>
     <w:uiPriority w:val="99"/>
     <w:pPr>
       <w:pBdr/>
@@ -33206,9 +33265,9 @@
       <w:szCs w:val="16"/>
     </w:rPr>
   </w:style>
-  <w:style w:type="paragraph" w:styleId="720">
+  <w:style w:type="paragraph" w:styleId="901">
     <w:name w:val="List"/>
-    <w:basedOn w:val="688"/>
+    <w:basedOn w:val="869"/>
     <w:uiPriority w:val="99"/>
     <w:unhideWhenUsed/>
     <w:pPr>
@@ -33218,9 +33277,9 @@
       <w:contextualSpacing w:val="true"/>
     </w:pPr>
   </w:style>
-  <w:style w:type="paragraph" w:styleId="721">
+  <w:style w:type="paragraph" w:styleId="902">
     <w:name w:val="List 2"/>
-    <w:basedOn w:val="688"/>
+    <w:basedOn w:val="869"/>
     <w:uiPriority w:val="99"/>
     <w:unhideWhenUsed/>
     <w:pPr>
@@ -33230,9 +33289,9 @@
       <w:contextualSpacing w:val="true"/>
     </w:pPr>
   </w:style>
-  <w:style w:type="paragraph" w:styleId="722">
+  <w:style w:type="paragraph" w:styleId="903">
     <w:name w:val="List 3"/>
-    <w:basedOn w:val="688"/>
+    <w:basedOn w:val="869"/>
     <w:uiPriority w:val="99"/>
     <w:unhideWhenUsed/>
     <w:pPr>
@@ -33242,9 +33301,9 @@
       <w:contextualSpacing w:val="true"/>
     </w:pPr>
   </w:style>
-  <w:style w:type="paragraph" w:styleId="723">
+  <w:style w:type="paragraph" w:styleId="904">
     <w:name w:val="List Bullet"/>
-    <w:basedOn w:val="688"/>
+    <w:basedOn w:val="869"/>
     <w:uiPriority w:val="99"/>
     <w:unhideWhenUsed/>
     <w:pPr>
@@ -33257,9 +33316,9 @@
       <w:contextualSpacing w:val="true"/>
     </w:pPr>
   </w:style>
-  <w:style w:type="paragraph" w:styleId="724">
+  <w:style w:type="paragraph" w:styleId="905">
     <w:name w:val="List Bullet 2"/>
-    <w:basedOn w:val="688"/>
+    <w:basedOn w:val="869"/>
     <w:uiPriority w:val="99"/>
     <w:unhideWhenUsed/>
     <w:pPr>
@@ -33272,9 +33331,9 @@
       <w:contextualSpacing w:val="true"/>
     </w:pPr>
   </w:style>
-  <w:style w:type="paragraph" w:styleId="725">
+  <w:style w:type="paragraph" w:styleId="906">
     <w:name w:val="List Bullet 3"/>
-    <w:basedOn w:val="688"/>
+    <w:basedOn w:val="869"/>
     <w:uiPriority w:val="99"/>
     <w:unhideWhenUsed/>
     <w:pPr>
@@ -33287,9 +33346,9 @@
       <w:contextualSpacing w:val="true"/>
     </w:pPr>
   </w:style>
-  <w:style w:type="paragraph" w:styleId="726">
+  <w:style w:type="paragraph" w:styleId="907">
     <w:name w:val="List Number"/>
-    <w:basedOn w:val="688"/>
+    <w:basedOn w:val="869"/>
     <w:uiPriority w:val="99"/>
     <w:unhideWhenUsed/>
     <w:pPr>
@@ -33302,9 +33361,9 @@
       <w:contextualSpacing w:val="true"/>
     </w:pPr>
   </w:style>
-  <w:style w:type="paragraph" w:styleId="727">
+  <w:style w:type="paragraph" w:styleId="908">
     <w:name w:val="List Number 2"/>
-    <w:basedOn w:val="688"/>
+    <w:basedOn w:val="869"/>
     <w:uiPriority w:val="99"/>
     <w:unhideWhenUsed/>
     <w:pPr>
@@ -33317,9 +33376,9 @@
       <w:contextualSpacing w:val="true"/>
     </w:pPr>
   </w:style>
-  <w:style w:type="paragraph" w:styleId="728">
+  <w:style w:type="paragraph" w:styleId="909">
     <w:name w:val="List Number 3"/>
-    <w:basedOn w:val="688"/>
+    <w:basedOn w:val="869"/>
     <w:uiPriority w:val="99"/>
     <w:unhideWhenUsed/>
     <w:pPr>
@@ -33332,9 +33391,9 @@
       <w:contextualSpacing w:val="true"/>
     </w:pPr>
   </w:style>
-  <w:style w:type="paragraph" w:styleId="729">
+  <w:style w:type="paragraph" w:styleId="910">
     <w:name w:val="List Continue"/>
-    <w:basedOn w:val="688"/>
+    <w:basedOn w:val="869"/>
     <w:uiPriority w:val="99"/>
     <w:unhideWhenUsed/>
     <w:pPr>
@@ -33344,9 +33403,9 @@
       <w:contextualSpacing w:val="true"/>
     </w:pPr>
   </w:style>
-  <w:style w:type="paragraph" w:styleId="730">
+  <w:style w:type="paragraph" w:styleId="911">
     <w:name w:val="List Continue 2"/>
-    <w:basedOn w:val="688"/>
+    <w:basedOn w:val="869"/>
     <w:uiPriority w:val="99"/>
     <w:unhideWhenUsed/>
     <w:pPr>
@@ -33356,9 +33415,9 @@
       <w:contextualSpacing w:val="true"/>
     </w:pPr>
   </w:style>
-  <w:style w:type="paragraph" w:styleId="731">
+  <w:style w:type="paragraph" w:styleId="912">
     <w:name w:val="List Continue 3"/>
-    <w:basedOn w:val="688"/>
+    <w:basedOn w:val="869"/>
     <w:uiPriority w:val="99"/>
     <w:unhideWhenUsed/>
     <w:pPr>
@@ -33368,9 +33427,9 @@
       <w:contextualSpacing w:val="true"/>
     </w:pPr>
   </w:style>
-  <w:style w:type="paragraph" w:styleId="732">
+  <w:style w:type="paragraph" w:styleId="913">
     <w:name w:val="macro"/>
-    <w:link w:val="733"/>
+    <w:link w:val="914"/>
     <w:uiPriority w:val="99"/>
     <w:unhideWhenUsed/>
     <w:pPr>
@@ -33393,10 +33452,10 @@
       <w:szCs w:val="20"/>
     </w:rPr>
   </w:style>
-  <w:style w:type="character" w:styleId="733" w:customStyle="1">
+  <w:style w:type="character" w:styleId="914" w:customStyle="1">
     <w:name w:val="Macro Text Char"/>
-    <w:basedOn w:val="702"/>
-    <w:link w:val="732"/>
+    <w:basedOn w:val="883"/>
+    <w:link w:val="913"/>
     <w:uiPriority w:val="99"/>
     <w:pPr>
       <w:pBdr/>
@@ -33409,11 +33468,11 @@
       <w:szCs w:val="20"/>
     </w:rPr>
   </w:style>
-  <w:style w:type="paragraph" w:styleId="734">
+  <w:style w:type="paragraph" w:styleId="915">
     <w:name w:val="Quote"/>
-    <w:basedOn w:val="688"/>
-    <w:next w:val="688"/>
-    <w:link w:val="735"/>
+    <w:basedOn w:val="869"/>
+    <w:next w:val="869"/>
+    <w:link w:val="916"/>
     <w:uiPriority w:val="29"/>
     <w:qFormat/>
     <w:pPr>
@@ -33427,10 +33486,10 @@
       <w:color w:val="000000" w:themeColor="text1"/>
     </w:rPr>
   </w:style>
-  <w:style w:type="character" w:styleId="735" w:customStyle="1">
+  <w:style w:type="character" w:styleId="916" w:customStyle="1">
     <w:name w:val="Quote Char"/>
-    <w:basedOn w:val="702"/>
-    <w:link w:val="734"/>
+    <w:basedOn w:val="883"/>
+    <w:link w:val="915"/>
     <w:uiPriority w:val="29"/>
     <w:pPr>
       <w:pBdr/>
@@ -33443,10 +33502,10 @@
       <w:color w:val="000000" w:themeColor="text1"/>
     </w:rPr>
   </w:style>
-  <w:style w:type="character" w:styleId="736" w:customStyle="1">
+  <w:style w:type="character" w:styleId="917" w:customStyle="1">
     <w:name w:val="Heading 4 Char"/>
-    <w:basedOn w:val="702"/>
-    <w:link w:val="696"/>
+    <w:basedOn w:val="883"/>
+    <w:link w:val="877"/>
     <w:uiPriority w:val="9"/>
     <w:semiHidden/>
     <w:pPr>
@@ -33463,10 +33522,10 @@
       <w:color w:val="4f81bd" w:themeColor="accent1"/>
     </w:rPr>
   </w:style>
-  <w:style w:type="character" w:styleId="737" w:customStyle="1">
+  <w:style w:type="character" w:styleId="918" w:customStyle="1">
     <w:name w:val="Heading 5 Char"/>
-    <w:basedOn w:val="702"/>
-    <w:link w:val="697"/>
+    <w:basedOn w:val="883"/>
+    <w:link w:val="878"/>
     <w:uiPriority w:val="9"/>
     <w:semiHidden/>
     <w:pPr>
@@ -33479,10 +33538,10 @@
       <w:color w:val="243f60" w:themeColor="accent1" w:themeShade="7F"/>
     </w:rPr>
   </w:style>
-  <w:style w:type="character" w:styleId="738" w:customStyle="1">
+  <w:style w:type="character" w:styleId="919" w:customStyle="1">
     <w:name w:val="Heading 6 Char"/>
-    <w:basedOn w:val="702"/>
-    <w:link w:val="698"/>
+    <w:basedOn w:val="883"/>
+    <w:link w:val="879"/>
     <w:uiPriority w:val="9"/>
     <w:semiHidden/>
     <w:pPr>
@@ -33497,10 +33556,10 @@
       <w:color w:val="243f60" w:themeColor="accent1" w:themeShade="7F"/>
     </w:rPr>
   </w:style>
-  <w:style w:type="character" w:styleId="739" w:customStyle="1">
+  <w:style w:type="character" w:styleId="920" w:customStyle="1">
     <w:name w:val="Heading 7 Char"/>
-    <w:basedOn w:val="702"/>
-    <w:link w:val="699"/>
+    <w:basedOn w:val="883"/>
+    <w:link w:val="880"/>
     <w:uiPriority w:val="9"/>
     <w:semiHidden/>
     <w:pPr>
@@ -33515,10 +33574,10 @@
       <w:color w:val="404040" w:themeColor="text1" w:themeTint="BF"/>
     </w:rPr>
   </w:style>
-  <w:style w:type="character" w:styleId="740" w:customStyle="1">
+  <w:style w:type="character" w:styleId="921" w:customStyle="1">
     <w:name w:val="Heading 8 Char"/>
-    <w:basedOn w:val="702"/>
-    <w:link w:val="700"/>
+    <w:basedOn w:val="883"/>
+    <w:link w:val="881"/>
     <w:uiPriority w:val="9"/>
     <w:semiHidden/>
     <w:pPr>
@@ -33533,10 +33592,10 @@
       <w:szCs w:val="20"/>
     </w:rPr>
   </w:style>
-  <w:style w:type="character" w:styleId="741" w:customStyle="1">
+  <w:style w:type="character" w:styleId="922" w:customStyle="1">
     <w:name w:val="Heading 9 Char"/>
-    <w:basedOn w:val="702"/>
-    <w:link w:val="701"/>
+    <w:basedOn w:val="883"/>
+    <w:link w:val="882"/>
     <w:uiPriority w:val="9"/>
     <w:semiHidden/>
     <w:pPr>
@@ -33553,10 +33612,10 @@
       <w:szCs w:val="20"/>
     </w:rPr>
   </w:style>
-  <w:style w:type="paragraph" w:styleId="742">
+  <w:style w:type="paragraph" w:styleId="923">
     <w:name w:val="Caption"/>
-    <w:basedOn w:val="688"/>
-    <w:next w:val="688"/>
+    <w:basedOn w:val="869"/>
+    <w:next w:val="869"/>
     <w:uiPriority w:val="35"/>
     <w:semiHidden/>
     <w:unhideWhenUsed/>
@@ -33574,9 +33633,9 @@
       <w:szCs w:val="18"/>
     </w:rPr>
   </w:style>
-  <w:style w:type="character" w:styleId="743">
+  <w:style w:type="character" w:styleId="924">
     <w:name w:val="Strong"/>
-    <w:basedOn w:val="702"/>
+    <w:basedOn w:val="883"/>
     <w:uiPriority w:val="22"/>
     <w:qFormat/>
     <w:pPr>
@@ -33589,9 +33648,9 @@
       <w:bCs/>
     </w:rPr>
   </w:style>
-  <w:style w:type="character" w:styleId="744">
+  <w:style w:type="character" w:styleId="925">
     <w:name w:val="Emphasis"/>
-    <w:basedOn w:val="702"/>
+    <w:basedOn w:val="883"/>
     <w:uiPriority w:val="20"/>
     <w:qFormat/>
     <w:pPr>
@@ -33604,11 +33663,11 @@
       <w:iCs/>
     </w:rPr>
   </w:style>
-  <w:style w:type="paragraph" w:styleId="745">
+  <w:style w:type="paragraph" w:styleId="926">
     <w:name w:val="Intense Quote"/>
-    <w:basedOn w:val="688"/>
-    <w:next w:val="688"/>
-    <w:link w:val="746"/>
+    <w:basedOn w:val="869"/>
+    <w:next w:val="869"/>
+    <w:link w:val="927"/>
     <w:uiPriority w:val="30"/>
     <w:qFormat/>
     <w:pPr>
@@ -33626,10 +33685,10 @@
       <w:color w:val="4f81bd" w:themeColor="accent1"/>
     </w:rPr>
   </w:style>
-  <w:style w:type="character" w:styleId="746" w:customStyle="1">
+  <w:style w:type="character" w:styleId="927" w:customStyle="1">
     <w:name w:val="Intense Quote Char"/>
-    <w:basedOn w:val="702"/>
-    <w:link w:val="745"/>
+    <w:basedOn w:val="883"/>
+    <w:link w:val="926"/>
     <w:uiPriority w:val="30"/>
     <w:pPr>
       <w:pBdr/>
@@ -33644,9 +33703,9 @@
       <w:color w:val="4f81bd" w:themeColor="accent1"/>
     </w:rPr>
   </w:style>
-  <w:style w:type="character" w:styleId="747">
+  <w:style w:type="character" w:styleId="928">
     <w:name w:val="Subtle Emphasis"/>
-    <w:basedOn w:val="702"/>
+    <w:basedOn w:val="883"/>
     <w:uiPriority w:val="19"/>
     <w:qFormat/>
     <w:pPr>
@@ -33660,9 +33719,9 @@
       <w:color w:val="808080" w:themeColor="text1" w:themeTint="7F"/>
     </w:rPr>
   </w:style>
-  <w:style w:type="character" w:styleId="748">
+  <w:style w:type="character" w:styleId="929">
     <w:name w:val="Intense Emphasis"/>
-    <w:basedOn w:val="702"/>
+    <w:basedOn w:val="883"/>
     <w:uiPriority w:val="21"/>
     <w:qFormat/>
     <w:pPr>
@@ -33678,9 +33737,9 @@
       <w:color w:val="4f81bd" w:themeColor="accent1"/>
     </w:rPr>
   </w:style>
-  <w:style w:type="character" w:styleId="749">
+  <w:style w:type="character" w:styleId="930">
     <w:name w:val="Subtle Reference"/>
-    <w:basedOn w:val="702"/>
+    <w:basedOn w:val="883"/>
     <w:uiPriority w:val="31"/>
     <w:qFormat/>
     <w:pPr>
@@ -33694,9 +33753,9 @@
       <w:u w:val="single"/>
     </w:rPr>
   </w:style>
-  <w:style w:type="character" w:styleId="750">
+  <w:style w:type="character" w:styleId="931">
     <w:name w:val="Intense Reference"/>
-    <w:basedOn w:val="702"/>
+    <w:basedOn w:val="883"/>
     <w:uiPriority w:val="32"/>
     <w:qFormat/>
     <w:pPr>
@@ -33713,9 +33772,9 @@
       <w:u w:val="single"/>
     </w:rPr>
   </w:style>
-  <w:style w:type="character" w:styleId="751">
+  <w:style w:type="character" w:styleId="932">
     <w:name w:val="Book Title"/>
-    <w:basedOn w:val="702"/>
+    <w:basedOn w:val="883"/>
     <w:uiPriority w:val="33"/>
     <w:qFormat/>
     <w:pPr>
@@ -33730,10 +33789,10 @@
       <w:spacing w:val="5"/>
     </w:rPr>
   </w:style>
-  <w:style w:type="paragraph" w:styleId="752">
+  <w:style w:type="paragraph" w:styleId="933">
     <w:name w:val="TOC Heading"/>
-    <w:basedOn w:val="693"/>
-    <w:next w:val="688"/>
+    <w:basedOn w:val="874"/>
+    <w:next w:val="869"/>
     <w:uiPriority w:val="39"/>
     <w:semiHidden/>
     <w:unhideWhenUsed/>
@@ -33745,9 +33804,9 @@
       <w:outlineLvl w:val="9"/>
     </w:pPr>
   </w:style>
-  <w:style w:type="table" w:styleId="753">
+  <w:style w:type="table" w:styleId="934">
     <w:name w:val="Table Grid"/>
-    <w:basedOn w:val="703"/>
+    <w:basedOn w:val="884"/>
     <w:uiPriority w:val="59"/>
     <w:pPr>
       <w:pBdr/>
@@ -33944,9 +34003,9 @@
       </w:tcPr>
     </w:tblStylePr>
   </w:style>
-  <w:style w:type="table" w:styleId="754">
+  <w:style w:type="table" w:styleId="935">
     <w:name w:val="Light Shading"/>
-    <w:basedOn w:val="703"/>
+    <w:basedOn w:val="884"/>
     <w:uiPriority w:val="60"/>
     <w:pPr>
       <w:pBdr/>
@@ -34178,9 +34237,9 @@
       </w:tcPr>
     </w:tblStylePr>
   </w:style>
-  <w:style w:type="table" w:styleId="755">
+  <w:style w:type="table" w:styleId="936">
     <w:name w:val="Light Shading Accent 1"/>
-    <w:basedOn w:val="703"/>
+    <w:basedOn w:val="884"/>
     <w:uiPriority w:val="60"/>
     <w:pPr>
       <w:pBdr/>
@@ -34412,9 +34471,9 @@
       </w:tcPr>
     </w:tblStylePr>
   </w:style>
-  <w:style w:type="table" w:styleId="756">
+  <w:style w:type="table" w:styleId="937">
     <w:name w:val="Light Shading Accent 2"/>
-    <w:basedOn w:val="703"/>
+    <w:basedOn w:val="884"/>
     <w:uiPriority w:val="60"/>
     <w:pPr>
       <w:pBdr/>
@@ -34646,9 +34705,9 @@
       </w:tcPr>
     </w:tblStylePr>
   </w:style>
-  <w:style w:type="table" w:styleId="757">
+  <w:style w:type="table" w:styleId="938">
     <w:name w:val="Light Shading Accent 3"/>
-    <w:basedOn w:val="703"/>
+    <w:basedOn w:val="884"/>
     <w:uiPriority w:val="60"/>
     <w:pPr>
       <w:pBdr/>
@@ -34880,9 +34939,9 @@
       </w:tcPr>
     </w:tblStylePr>
   </w:style>
-  <w:style w:type="table" w:styleId="758">
+  <w:style w:type="table" w:styleId="939">
     <w:name w:val="Light Shading Accent 4"/>
-    <w:basedOn w:val="703"/>
+    <w:basedOn w:val="884"/>
     <w:uiPriority w:val="60"/>
     <w:pPr>
       <w:pBdr/>
@@ -35114,9 +35173,9 @@
       </w:tcPr>
     </w:tblStylePr>
   </w:style>
-  <w:style w:type="table" w:styleId="759">
+  <w:style w:type="table" w:styleId="940">
     <w:name w:val="Light Shading Accent 5"/>
-    <w:basedOn w:val="703"/>
+    <w:basedOn w:val="884"/>
     <w:uiPriority w:val="60"/>
     <w:pPr>
       <w:pBdr/>
@@ -35348,9 +35407,9 @@
       </w:tcPr>
     </w:tblStylePr>
   </w:style>
-  <w:style w:type="table" w:styleId="760">
+  <w:style w:type="table" w:styleId="941">
     <w:name w:val="Light Shading Accent 6"/>
-    <w:basedOn w:val="703"/>
+    <w:basedOn w:val="884"/>
     <w:uiPriority w:val="60"/>
     <w:pPr>
       <w:pBdr/>
@@ -35582,9 +35641,9 @@
       </w:tcPr>
     </w:tblStylePr>
   </w:style>
-  <w:style w:type="table" w:styleId="761">
+  <w:style w:type="table" w:styleId="942">
     <w:name w:val="Light List"/>
-    <w:basedOn w:val="703"/>
+    <w:basedOn w:val="884"/>
     <w:uiPriority w:val="61"/>
     <w:pPr>
       <w:pBdr/>
@@ -35814,9 +35873,9 @@
       </w:tcPr>
     </w:tblStylePr>
   </w:style>
-  <w:style w:type="table" w:styleId="762">
+  <w:style w:type="table" w:styleId="943">
     <w:name w:val="Light List Accent 1"/>
-    <w:basedOn w:val="703"/>
+    <w:basedOn w:val="884"/>
     <w:uiPriority w:val="61"/>
     <w:pPr>
       <w:pBdr/>
@@ -36046,9 +36105,9 @@
       </w:tcPr>
     </w:tblStylePr>
   </w:style>
-  <w:style w:type="table" w:styleId="763">
+  <w:style w:type="table" w:styleId="944">
     <w:name w:val="Light List Accent 2"/>
-    <w:basedOn w:val="703"/>
+    <w:basedOn w:val="884"/>
     <w:uiPriority w:val="61"/>
     <w:pPr>
       <w:pBdr/>
@@ -36278,9 +36337,9 @@
       </w:tcPr>
     </w:tblStylePr>
   </w:style>
-  <w:style w:type="table" w:styleId="764">
+  <w:style w:type="table" w:styleId="945">
     <w:name w:val="Light List Accent 3"/>
-    <w:basedOn w:val="703"/>
+    <w:basedOn w:val="884"/>
     <w:uiPriority w:val="61"/>
     <w:pPr>
       <w:pBdr/>
@@ -36510,9 +36569,9 @@
       </w:tcPr>
     </w:tblStylePr>
   </w:style>
-  <w:style w:type="table" w:styleId="765">
+  <w:style w:type="table" w:styleId="946">
     <w:name w:val="Light List Accent 4"/>
-    <w:basedOn w:val="703"/>
+    <w:basedOn w:val="884"/>
     <w:uiPriority w:val="61"/>
     <w:pPr>
       <w:pBdr/>
@@ -36742,9 +36801,9 @@
       </w:tcPr>
     </w:tblStylePr>
   </w:style>
-  <w:style w:type="table" w:styleId="766">
+  <w:style w:type="table" w:styleId="947">
     <w:name w:val="Light List Accent 5"/>
-    <w:basedOn w:val="703"/>
+    <w:basedOn w:val="884"/>
     <w:uiPriority w:val="61"/>
     <w:pPr>
       <w:pBdr/>
@@ -36974,9 +37033,9 @@
       </w:tcPr>
     </w:tblStylePr>
   </w:style>
-  <w:style w:type="table" w:styleId="767">
+  <w:style w:type="table" w:styleId="948">
     <w:name w:val="Light List Accent 6"/>
-    <w:basedOn w:val="703"/>
+    <w:basedOn w:val="884"/>
     <w:uiPriority w:val="61"/>
     <w:pPr>
       <w:pBdr/>
@@ -37206,9 +37265,9 @@
       </w:tcPr>
     </w:tblStylePr>
   </w:style>
-  <w:style w:type="table" w:styleId="768">
+  <w:style w:type="table" w:styleId="949">
     <w:name w:val="Light Grid"/>
-    <w:basedOn w:val="703"/>
+    <w:basedOn w:val="884"/>
     <w:uiPriority w:val="62"/>
     <w:pPr>
       <w:pBdr/>
@@ -37459,9 +37518,9 @@
       </w:tcPr>
     </w:tblStylePr>
   </w:style>
-  <w:style w:type="table" w:styleId="769">
+  <w:style w:type="table" w:styleId="950">
     <w:name w:val="Light Grid Accent 1"/>
-    <w:basedOn w:val="703"/>
+    <w:basedOn w:val="884"/>
     <w:uiPriority w:val="62"/>
     <w:pPr>
       <w:pBdr/>
@@ -37712,9 +37771,9 @@
       </w:tcPr>
     </w:tblStylePr>
   </w:style>
-  <w:style w:type="table" w:styleId="770">
+  <w:style w:type="table" w:styleId="951">
     <w:name w:val="Light Grid Accent 2"/>
-    <w:basedOn w:val="703"/>
+    <w:basedOn w:val="884"/>
     <w:uiPriority w:val="62"/>
     <w:pPr>
       <w:pBdr/>
@@ -37965,9 +38024,9 @@
       </w:tcPr>
     </w:tblStylePr>
   </w:style>
-  <w:style w:type="table" w:styleId="771">
+  <w:style w:type="table" w:styleId="952">
     <w:name w:val="Light Grid Accent 3"/>
-    <w:basedOn w:val="703"/>
+    <w:basedOn w:val="884"/>
     <w:uiPriority w:val="62"/>
     <w:pPr>
       <w:pBdr/>
@@ -38218,9 +38277,9 @@
       </w:tcPr>
     </w:tblStylePr>
   </w:style>
-  <w:style w:type="table" w:styleId="772">
+  <w:style w:type="table" w:styleId="953">
     <w:name w:val="Light Grid Accent 4"/>
-    <w:basedOn w:val="703"/>
+    <w:basedOn w:val="884"/>
     <w:uiPriority w:val="62"/>
     <w:pPr>
       <w:pBdr/>
@@ -38471,9 +38530,9 @@
       </w:tcPr>
     </w:tblStylePr>
   </w:style>
-  <w:style w:type="table" w:styleId="773">
+  <w:style w:type="table" w:styleId="954">
     <w:name w:val="Light Grid Accent 5"/>
-    <w:basedOn w:val="703"/>
+    <w:basedOn w:val="884"/>
     <w:uiPriority w:val="62"/>
     <w:pPr>
       <w:pBdr/>
@@ -38724,9 +38783,9 @@
       </w:tcPr>
     </w:tblStylePr>
   </w:style>
-  <w:style w:type="table" w:styleId="774">
+  <w:style w:type="table" w:styleId="955">
     <w:name w:val="Light Grid Accent 6"/>
-    <w:basedOn w:val="703"/>
+    <w:basedOn w:val="884"/>
     <w:uiPriority w:val="62"/>
     <w:pPr>
       <w:pBdr/>
@@ -38977,9 +39036,9 @@
       </w:tcPr>
     </w:tblStylePr>
   </w:style>
-  <w:style w:type="table" w:styleId="775">
+  <w:style w:type="table" w:styleId="956">
     <w:name w:val="Medium Shading 1"/>
-    <w:basedOn w:val="703"/>
+    <w:basedOn w:val="884"/>
     <w:uiPriority w:val="63"/>
     <w:pPr>
       <w:pBdr/>
@@ -39207,9 +39266,9 @@
       </w:tcPr>
     </w:tblStylePr>
   </w:style>
-  <w:style w:type="table" w:styleId="776">
+  <w:style w:type="table" w:styleId="957">
     <w:name w:val="Medium Shading 1 Accent 1"/>
-    <w:basedOn w:val="703"/>
+    <w:basedOn w:val="884"/>
     <w:uiPriority w:val="63"/>
     <w:pPr>
       <w:pBdr/>
@@ -39437,9 +39496,9 @@
       </w:tcPr>
     </w:tblStylePr>
   </w:style>
-  <w:style w:type="table" w:styleId="777">
+  <w:style w:type="table" w:styleId="958">
     <w:name w:val="Medium Shading 1 Accent 2"/>
-    <w:basedOn w:val="703"/>
+    <w:basedOn w:val="884"/>
     <w:uiPriority w:val="63"/>
     <w:pPr>
       <w:pBdr/>
@@ -39667,9 +39726,9 @@
       </w:tcPr>
     </w:tblStylePr>
   </w:style>
-  <w:style w:type="table" w:styleId="778">
+  <w:style w:type="table" w:styleId="959">
     <w:name w:val="Medium Shading 1 Accent 3"/>
-    <w:basedOn w:val="703"/>
+    <w:basedOn w:val="884"/>
     <w:uiPriority w:val="63"/>
     <w:pPr>
       <w:pBdr/>
@@ -39897,9 +39956,9 @@
       </w:tcPr>
     </w:tblStylePr>
   </w:style>
-  <w:style w:type="table" w:styleId="779">
+  <w:style w:type="table" w:styleId="960">
     <w:name w:val="Medium Shading 1 Accent 4"/>
-    <w:basedOn w:val="703"/>
+    <w:basedOn w:val="884"/>
     <w:uiPriority w:val="63"/>
     <w:pPr>
       <w:pBdr/>
@@ -40127,9 +40186,9 @@
       </w:tcPr>
     </w:tblStylePr>
   </w:style>
-  <w:style w:type="table" w:styleId="780">
+  <w:style w:type="table" w:styleId="961">
     <w:name w:val="Medium Shading 1 Accent 5"/>
-    <w:basedOn w:val="703"/>
+    <w:basedOn w:val="884"/>
     <w:uiPriority w:val="63"/>
     <w:pPr>
       <w:pBdr/>
@@ -40357,9 +40416,9 @@
       </w:tcPr>
     </w:tblStylePr>
   </w:style>
-  <w:style w:type="table" w:styleId="781">
+  <w:style w:type="table" w:styleId="962">
     <w:name w:val="Medium Shading 1 Accent 6"/>
-    <w:basedOn w:val="703"/>
+    <w:basedOn w:val="884"/>
     <w:uiPriority w:val="63"/>
     <w:pPr>
       <w:pBdr/>
@@ -40587,9 +40646,9 @@
       </w:tcPr>
     </w:tblStylePr>
   </w:style>
-  <w:style w:type="table" w:styleId="782">
+  <w:style w:type="table" w:styleId="963">
     <w:name w:val="Medium Shading 2"/>
-    <w:basedOn w:val="703"/>
+    <w:basedOn w:val="884"/>
     <w:uiPriority w:val="64"/>
     <w:pPr>
       <w:pBdr/>
@@ -40842,9 +40901,9 @@
       </w:tcPr>
     </w:tblStylePr>
   </w:style>
-  <w:style w:type="table" w:styleId="783">
+  <w:style w:type="table" w:styleId="964">
     <w:name w:val="Medium Shading 2 Accent 1"/>
-    <w:basedOn w:val="703"/>
+    <w:basedOn w:val="884"/>
     <w:uiPriority w:val="64"/>
     <w:pPr>
       <w:pBdr/>
@@ -41097,9 +41156,9 @@
       </w:tcPr>
     </w:tblStylePr>
   </w:style>
-  <w:style w:type="table" w:styleId="784">
+  <w:style w:type="table" w:styleId="965">
     <w:name w:val="Medium Shading 2 Accent 2"/>
-    <w:basedOn w:val="703"/>
+    <w:basedOn w:val="884"/>
     <w:uiPriority w:val="64"/>
     <w:pPr>
       <w:pBdr/>
@@ -41352,9 +41411,9 @@
       </w:tcPr>
     </w:tblStylePr>
   </w:style>
-  <w:style w:type="table" w:styleId="785">
+  <w:style w:type="table" w:styleId="966">
     <w:name w:val="Medium Shading 2 Accent 3"/>
-    <w:basedOn w:val="703"/>
+    <w:basedOn w:val="884"/>
     <w:uiPriority w:val="64"/>
     <w:pPr>
       <w:pBdr/>
@@ -41607,9 +41666,9 @@
       </w:tcPr>
     </w:tblStylePr>
   </w:style>
-  <w:style w:type="table" w:styleId="786">
+  <w:style w:type="table" w:styleId="967">
     <w:name w:val="Medium Shading 2 Accent 4"/>
-    <w:basedOn w:val="703"/>
+    <w:basedOn w:val="884"/>
     <w:uiPriority w:val="64"/>
     <w:pPr>
       <w:pBdr/>
@@ -41862,9 +41921,9 @@
       </w:tcPr>
     </w:tblStylePr>
   </w:style>
-  <w:style w:type="table" w:styleId="787">
+  <w:style w:type="table" w:styleId="968">
     <w:name w:val="Medium Shading 2 Accent 5"/>
-    <w:basedOn w:val="703"/>
+    <w:basedOn w:val="884"/>
     <w:uiPriority w:val="64"/>
     <w:pPr>
       <w:pBdr/>
@@ -42117,9 +42176,9 @@
       </w:tcPr>
     </w:tblStylePr>
   </w:style>
-  <w:style w:type="table" w:styleId="788">
+  <w:style w:type="table" w:styleId="969">
     <w:name w:val="Medium Shading 2 Accent 6"/>
-    <w:basedOn w:val="703"/>
+    <w:basedOn w:val="884"/>
     <w:uiPriority w:val="64"/>
     <w:pPr>
       <w:pBdr/>
@@ -42372,9 +42431,9 @@
       </w:tcPr>
     </w:tblStylePr>
   </w:style>
-  <w:style w:type="table" w:styleId="789">
+  <w:style w:type="table" w:styleId="970">
     <w:name w:val="Medium List 1"/>
-    <w:basedOn w:val="703"/>
+    <w:basedOn w:val="884"/>
     <w:uiPriority w:val="65"/>
     <w:pPr>
       <w:pBdr/>
@@ -42599,9 +42658,9 @@
       </w:tcPr>
     </w:tblStylePr>
   </w:style>
-  <w:style w:type="table" w:styleId="790">
+  <w:style w:type="table" w:styleId="971">
     <w:name w:val="Medium List 1 Accent 1"/>
-    <w:basedOn w:val="703"/>
+    <w:basedOn w:val="884"/>
     <w:uiPriority w:val="65"/>
     <w:pPr>
       <w:pBdr/>
@@ -42826,9 +42885,9 @@
       </w:tcPr>
     </w:tblStylePr>
   </w:style>
-  <w:style w:type="table" w:styleId="791">
+  <w:style w:type="table" w:styleId="972">
     <w:name w:val="Medium List 1 Accent 2"/>
-    <w:basedOn w:val="703"/>
+    <w:basedOn w:val="884"/>
     <w:uiPriority w:val="65"/>
     <w:pPr>
       <w:pBdr/>
@@ -43053,9 +43112,9 @@
       </w:tcPr>
     </w:tblStylePr>
   </w:style>
-  <w:style w:type="table" w:styleId="792">
+  <w:style w:type="table" w:styleId="973">
     <w:name w:val="Medium List 1 Accent 3"/>
-    <w:basedOn w:val="703"/>
+    <w:basedOn w:val="884"/>
     <w:uiPriority w:val="65"/>
     <w:pPr>
       <w:pBdr/>
@@ -43280,9 +43339,9 @@
       </w:tcPr>
     </w:tblStylePr>
   </w:style>
-  <w:style w:type="table" w:styleId="793">
+  <w:style w:type="table" w:styleId="974">
     <w:name w:val="Medium List 1 Accent 4"/>
-    <w:basedOn w:val="703"/>
+    <w:basedOn w:val="884"/>
     <w:uiPriority w:val="65"/>
     <w:pPr>
       <w:pBdr/>
@@ -43507,9 +43566,9 @@
       </w:tcPr>
     </w:tblStylePr>
   </w:style>
-  <w:style w:type="table" w:styleId="794">
+  <w:style w:type="table" w:styleId="975">
     <w:name w:val="Medium List 1 Accent 5"/>
-    <w:basedOn w:val="703"/>
+    <w:basedOn w:val="884"/>
     <w:uiPriority w:val="65"/>
     <w:pPr>
       <w:pBdr/>
@@ -43734,9 +43793,9 @@
       </w:tcPr>
     </w:tblStylePr>
   </w:style>
-  <w:style w:type="table" w:styleId="795">
+  <w:style w:type="table" w:styleId="976">
     <w:name w:val="Medium List 1 Accent 6"/>
-    <w:basedOn w:val="703"/>
+    <w:basedOn w:val="884"/>
     <w:uiPriority w:val="65"/>
     <w:pPr>
       <w:pBdr/>
@@ -43961,9 +44020,9 @@
       </w:tcPr>
     </w:tblStylePr>
   </w:style>
-  <w:style w:type="table" w:styleId="796">
+  <w:style w:type="table" w:styleId="977">
     <w:name w:val="Medium List 2"/>
-    <w:basedOn w:val="703"/>
+    <w:basedOn w:val="884"/>
     <w:uiPriority w:val="66"/>
     <w:pPr>
       <w:pBdr/>
@@ -44203,9 +44262,9 @@
       </w:tcPr>
     </w:tblStylePr>
   </w:style>
-  <w:style w:type="table" w:styleId="797">
+  <w:style w:type="table" w:styleId="978">
     <w:name w:val="Medium List 2 Accent 1"/>
-    <w:basedOn w:val="703"/>
+    <w:basedOn w:val="884"/>
     <w:uiPriority w:val="66"/>
     <w:pPr>
       <w:pBdr/>
@@ -44445,9 +44504,9 @@
       </w:tcPr>
     </w:tblStylePr>
   </w:style>
-  <w:style w:type="table" w:styleId="798">
+  <w:style w:type="table" w:styleId="979">
     <w:name w:val="Medium List 2 Accent 2"/>
-    <w:basedOn w:val="703"/>
+    <w:basedOn w:val="884"/>
     <w:uiPriority w:val="66"/>
     <w:pPr>
       <w:pBdr/>
@@ -44687,9 +44746,9 @@
       </w:tcPr>
     </w:tblStylePr>
   </w:style>
-  <w:style w:type="table" w:styleId="799">
+  <w:style w:type="table" w:styleId="980">
     <w:name w:val="Medium List 2 Accent 3"/>
-    <w:basedOn w:val="703"/>
+    <w:basedOn w:val="884"/>
     <w:uiPriority w:val="66"/>
     <w:pPr>
       <w:pBdr/>
@@ -44929,9 +44988,9 @@
       </w:tcPr>
     </w:tblStylePr>
   </w:style>
-  <w:style w:type="table" w:styleId="800">
+  <w:style w:type="table" w:styleId="981">
     <w:name w:val="Medium List 2 Accent 4"/>
-    <w:basedOn w:val="703"/>
+    <w:basedOn w:val="884"/>
     <w:uiPriority w:val="66"/>
     <w:pPr>
       <w:pBdr/>
@@ -45171,9 +45230,9 @@
       </w:tcPr>
     </w:tblStylePr>
   </w:style>
-  <w:style w:type="table" w:styleId="801">
+  <w:style w:type="table" w:styleId="982">
     <w:name w:val="Medium List 2 Accent 5"/>
-    <w:basedOn w:val="703"/>
+    <w:basedOn w:val="884"/>
     <w:uiPriority w:val="66"/>
     <w:pPr>
       <w:pBdr/>
@@ -45413,9 +45472,9 @@
       </w:tcPr>
     </w:tblStylePr>
   </w:style>
-  <w:style w:type="table" w:styleId="802">
+  <w:style w:type="table" w:styleId="983">
     <w:name w:val="Medium List 2 Accent 6"/>
-    <w:basedOn w:val="703"/>
+    <w:basedOn w:val="884"/>
     <w:uiPriority w:val="66"/>
     <w:pPr>
       <w:pBdr/>
@@ -45655,9 +45714,9 @@
       </w:tcPr>
     </w:tblStylePr>
   </w:style>
-  <w:style w:type="table" w:styleId="803">
+  <w:style w:type="table" w:styleId="984">
     <w:name w:val="Medium Grid 1"/>
-    <w:basedOn w:val="703"/>
+    <w:basedOn w:val="884"/>
     <w:uiPriority w:val="67"/>
     <w:pPr>
       <w:pBdr/>
@@ -45877,9 +45936,9 @@
       </w:tcPr>
     </w:tblStylePr>
   </w:style>
-  <w:style w:type="table" w:styleId="804">
+  <w:style w:type="table" w:styleId="985">
     <w:name w:val="Medium Grid 1 Accent 1"/>
-    <w:basedOn w:val="703"/>
+    <w:basedOn w:val="884"/>
     <w:uiPriority w:val="67"/>
     <w:pPr>
       <w:pBdr/>
@@ -46099,9 +46158,9 @@
       </w:tcPr>
     </w:tblStylePr>
   </w:style>
-  <w:style w:type="table" w:styleId="805">
+  <w:style w:type="table" w:styleId="986">
     <w:name w:val="Medium Grid 1 Accent 2"/>
-    <w:basedOn w:val="703"/>
+    <w:basedOn w:val="884"/>
     <w:uiPriority w:val="67"/>
     <w:pPr>
       <w:pBdr/>
@@ -46321,9 +46380,9 @@
       </w:tcPr>
     </w:tblStylePr>
   </w:style>
-  <w:style w:type="table" w:styleId="806">
+  <w:style w:type="table" w:styleId="987">
     <w:name w:val="Medium Grid 1 Accent 3"/>
-    <w:basedOn w:val="703"/>
+    <w:basedOn w:val="884"/>
     <w:uiPriority w:val="67"/>
     <w:pPr>
       <w:pBdr/>
@@ -46543,9 +46602,9 @@
       </w:tcPr>
     </w:tblStylePr>
   </w:style>
-  <w:style w:type="table" w:styleId="807">
+  <w:style w:type="table" w:styleId="988">
     <w:name w:val="Medium Grid 1 Accent 4"/>
-    <w:basedOn w:val="703"/>
+    <w:basedOn w:val="884"/>
     <w:uiPriority w:val="67"/>
     <w:pPr>
       <w:pBdr/>
@@ -46765,9 +46824,9 @@
       </w:tcPr>
     </w:tblStylePr>
   </w:style>
-  <w:style w:type="table" w:styleId="808">
+  <w:style w:type="table" w:styleId="989">
     <w:name w:val="Medium Grid 1 Accent 5"/>
-    <w:basedOn w:val="703"/>
+    <w:basedOn w:val="884"/>
     <w:uiPriority w:val="67"/>
     <w:pPr>
       <w:pBdr/>
@@ -46987,9 +47046,9 @@
       </w:tcPr>
     </w:tblStylePr>
   </w:style>
-  <w:style w:type="table" w:styleId="809">
+  <w:style w:type="table" w:styleId="990">
     <w:name w:val="Medium Grid 1 Accent 6"/>
-    <w:basedOn w:val="703"/>
+    <w:basedOn w:val="884"/>
     <w:uiPriority w:val="67"/>
     <w:pPr>
       <w:pBdr/>
@@ -47209,9 +47268,9 @@
       </w:tcPr>
     </w:tblStylePr>
   </w:style>
-  <w:style w:type="table" w:styleId="810">
+  <w:style w:type="table" w:styleId="991">
     <w:name w:val="Medium Grid 2"/>
-    <w:basedOn w:val="703"/>
+    <w:basedOn w:val="884"/>
     <w:uiPriority w:val="68"/>
     <w:pPr>
       <w:pBdr/>
@@ -47457,9 +47516,9 @@
       </w:tcPr>
     </w:tblStylePr>
   </w:style>
-  <w:style w:type="table" w:styleId="811">
+  <w:style w:type="table" w:styleId="992">
     <w:name w:val="Medium Grid 2 Accent 1"/>
-    <w:basedOn w:val="703"/>
+    <w:basedOn w:val="884"/>
     <w:uiPriority w:val="68"/>
     <w:pPr>
       <w:pBdr/>
@@ -47705,9 +47764,9 @@
       </w:tcPr>
     </w:tblStylePr>
   </w:style>
-  <w:style w:type="table" w:styleId="812">
+  <w:style w:type="table" w:styleId="993">
     <w:name w:val="Medium Grid 2 Accent 2"/>
-    <w:basedOn w:val="703"/>
+    <w:basedOn w:val="884"/>
     <w:uiPriority w:val="68"/>
     <w:pPr>
       <w:pBdr/>
@@ -47953,9 +48012,9 @@
       </w:tcPr>
     </w:tblStylePr>
   </w:style>
-  <w:style w:type="table" w:styleId="813">
+  <w:style w:type="table" w:styleId="994">
     <w:name w:val="Medium Grid 2 Accent 3"/>
-    <w:basedOn w:val="703"/>
+    <w:basedOn w:val="884"/>
     <w:uiPriority w:val="68"/>
     <w:pPr>
       <w:pBdr/>
@@ -48201,9 +48260,9 @@
       </w:tcPr>
     </w:tblStylePr>
   </w:style>
-  <w:style w:type="table" w:styleId="814">
+  <w:style w:type="table" w:styleId="995">
     <w:name w:val="Medium Grid 2 Accent 4"/>
-    <w:basedOn w:val="703"/>
+    <w:basedOn w:val="884"/>
     <w:uiPriority w:val="68"/>
     <w:pPr>
       <w:pBdr/>
@@ -48449,9 +48508,9 @@
       </w:tcPr>
     </w:tblStylePr>
   </w:style>
-  <w:style w:type="table" w:styleId="815">
+  <w:style w:type="table" w:styleId="996">
     <w:name w:val="Medium Grid 2 Accent 5"/>
-    <w:basedOn w:val="703"/>
+    <w:basedOn w:val="884"/>
     <w:uiPriority w:val="68"/>
     <w:pPr>
       <w:pBdr/>
@@ -48697,9 +48756,9 @@
       </w:tcPr>
     </w:tblStylePr>
   </w:style>
-  <w:style w:type="table" w:styleId="816">
+  <w:style w:type="table" w:styleId="997">
     <w:name w:val="Medium Grid 2 Accent 6"/>
-    <w:basedOn w:val="703"/>
+    <w:basedOn w:val="884"/>
     <w:uiPriority w:val="68"/>
     <w:pPr>
       <w:pBdr/>
@@ -48945,9 +49004,9 @@
       </w:tcPr>
     </w:tblStylePr>
   </w:style>
-  <w:style w:type="table" w:styleId="817">
+  <w:style w:type="table" w:styleId="998">
     <w:name w:val="Medium Grid 3"/>
-    <w:basedOn w:val="703"/>
+    <w:basedOn w:val="884"/>
     <w:uiPriority w:val="69"/>
     <w:pPr>
       <w:pBdr/>
@@ -49209,9 +49268,9 @@
       </w:tcPr>
     </w:tblStylePr>
   </w:style>
-  <w:style w:type="table" w:styleId="818">
+  <w:style w:type="table" w:styleId="999">
     <w:name w:val="Medium Grid 3 Accent 1"/>
-    <w:basedOn w:val="703"/>
+    <w:basedOn w:val="884"/>
     <w:uiPriority w:val="69"/>
     <w:pPr>
       <w:pBdr/>
@@ -49473,9 +49532,9 @@
       </w:tcPr>
     </w:tblStylePr>
   </w:style>
-  <w:style w:type="table" w:styleId="819">
+  <w:style w:type="table" w:styleId="1000">
     <w:name w:val="Medium Grid 3 Accent 2"/>
-    <w:basedOn w:val="703"/>
+    <w:basedOn w:val="884"/>
     <w:uiPriority w:val="69"/>
     <w:pPr>
       <w:pBdr/>
@@ -49737,9 +49796,9 @@
       </w:tcPr>
     </w:tblStylePr>
   </w:style>
-  <w:style w:type="table" w:styleId="820">
+  <w:style w:type="table" w:styleId="1001">
     <w:name w:val="Medium Grid 3 Accent 3"/>
-    <w:basedOn w:val="703"/>
+    <w:basedOn w:val="884"/>
     <w:uiPriority w:val="69"/>
     <w:pPr>
       <w:pBdr/>
@@ -50001,9 +50060,9 @@
       </w:tcPr>
     </w:tblStylePr>
   </w:style>
-  <w:style w:type="table" w:styleId="821">
+  <w:style w:type="table" w:styleId="1002">
     <w:name w:val="Medium Grid 3 Accent 4"/>
-    <w:basedOn w:val="703"/>
+    <w:basedOn w:val="884"/>
     <w:uiPriority w:val="69"/>
     <w:pPr>
       <w:pBdr/>
@@ -50265,9 +50324,9 @@
       </w:tcPr>
     </w:tblStylePr>
   </w:style>
-  <w:style w:type="table" w:styleId="822">
+  <w:style w:type="table" w:styleId="1003">
     <w:name w:val="Medium Grid 3 Accent 5"/>
-    <w:basedOn w:val="703"/>
+    <w:basedOn w:val="884"/>
     <w:uiPriority w:val="69"/>
     <w:pPr>
       <w:pBdr/>
@@ -50529,9 +50588,9 @@
       </w:tcPr>
     </w:tblStylePr>
   </w:style>
-  <w:style w:type="table" w:styleId="823">
+  <w:style w:type="table" w:styleId="1004">
     <w:name w:val="Medium Grid 3 Accent 6"/>
-    <w:basedOn w:val="703"/>
+    <w:basedOn w:val="884"/>
     <w:uiPriority w:val="69"/>
     <w:pPr>
       <w:pBdr/>
@@ -50793,9 +50852,9 @@
       </w:tcPr>
     </w:tblStylePr>
   </w:style>
-  <w:style w:type="table" w:styleId="824">
+  <w:style w:type="table" w:styleId="1005">
     <w:name w:val="Dark List"/>
-    <w:basedOn w:val="703"/>
+    <w:basedOn w:val="884"/>
     <w:uiPriority w:val="70"/>
     <w:pPr>
       <w:pBdr/>
@@ -51031,9 +51090,9 @@
       </w:tcPr>
     </w:tblStylePr>
   </w:style>
-  <w:style w:type="table" w:styleId="825">
+  <w:style w:type="table" w:styleId="1006">
     <w:name w:val="Dark List Accent 1"/>
-    <w:basedOn w:val="703"/>
+    <w:basedOn w:val="884"/>
     <w:uiPriority w:val="70"/>
     <w:pPr>
       <w:pBdr/>
@@ -51269,9 +51328,9 @@
       </w:tcPr>
     </w:tblStylePr>
   </w:style>
-  <w:style w:type="table" w:styleId="826">
+  <w:style w:type="table" w:styleId="1007">
     <w:name w:val="Dark List Accent 2"/>
-    <w:basedOn w:val="703"/>
+    <w:basedOn w:val="884"/>
     <w:uiPriority w:val="70"/>
     <w:pPr>
       <w:pBdr/>
@@ -51507,9 +51566,9 @@
       </w:tcPr>
     </w:tblStylePr>
   </w:style>
-  <w:style w:type="table" w:styleId="827">
+  <w:style w:type="table" w:styleId="1008">
     <w:name w:val="Dark List Accent 3"/>
-    <w:basedOn w:val="703"/>
+    <w:basedOn w:val="884"/>
     <w:uiPriority w:val="70"/>
     <w:pPr>
       <w:pBdr/>
@@ -51745,9 +51804,9 @@
       </w:tcPr>
     </w:tblStylePr>
   </w:style>
-  <w:style w:type="table" w:styleId="828">
+  <w:style w:type="table" w:styleId="1009">
     <w:name w:val="Dark List Accent 4"/>
-    <w:basedOn w:val="703"/>
+    <w:basedOn w:val="884"/>
     <w:uiPriority w:val="70"/>
     <w:pPr>
       <w:pBdr/>
@@ -51983,9 +52042,9 @@
       </w:tcPr>
     </w:tblStylePr>
   </w:style>
-  <w:style w:type="table" w:styleId="829">
+  <w:style w:type="table" w:styleId="1010">
     <w:name w:val="Dark List Accent 5"/>
-    <w:basedOn w:val="703"/>
+    <w:basedOn w:val="884"/>
     <w:uiPriority w:val="70"/>
     <w:pPr>
       <w:pBdr/>
@@ -52221,9 +52280,9 @@
       </w:tcPr>
     </w:tblStylePr>
   </w:style>
-  <w:style w:type="table" w:styleId="830">
+  <w:style w:type="table" w:styleId="1011">
     <w:name w:val="Dark List Accent 6"/>
-    <w:basedOn w:val="703"/>
+    <w:basedOn w:val="884"/>
     <w:uiPriority w:val="70"/>
     <w:pPr>
       <w:pBdr/>
@@ -52459,9 +52518,9 @@
       </w:tcPr>
     </w:tblStylePr>
   </w:style>
-  <w:style w:type="table" w:styleId="831">
+  <w:style w:type="table" w:styleId="1012">
     <w:name w:val="Colorful Shading"/>
-    <w:basedOn w:val="703"/>
+    <w:basedOn w:val="884"/>
     <w:uiPriority w:val="71"/>
     <w:pPr>
       <w:pBdr/>
@@ -52708,9 +52767,9 @@
       </w:tcPr>
     </w:tblStylePr>
   </w:style>
-  <w:style w:type="table" w:styleId="832">
+  <w:style w:type="table" w:styleId="1013">
     <w:name w:val="Colorful Shading Accent 1"/>
-    <w:basedOn w:val="703"/>
+    <w:basedOn w:val="884"/>
     <w:uiPriority w:val="71"/>
     <w:pPr>
       <w:pBdr/>
@@ -52957,9 +53016,9 @@
       </w:tcPr>
     </w:tblStylePr>
   </w:style>
-  <w:style w:type="table" w:styleId="833">
+  <w:style w:type="table" w:styleId="1014">
     <w:name w:val="Colorful Shading Accent 2"/>
-    <w:basedOn w:val="703"/>
+    <w:basedOn w:val="884"/>
     <w:uiPriority w:val="71"/>
     <w:pPr>
       <w:pBdr/>
@@ -53206,9 +53265,9 @@
       </w:tcPr>
     </w:tblStylePr>
   </w:style>
-  <w:style w:type="table" w:styleId="834">
+  <w:style w:type="table" w:styleId="1015">
     <w:name w:val="Colorful Shading Accent 3"/>
-    <w:basedOn w:val="703"/>
+    <w:basedOn w:val="884"/>
     <w:uiPriority w:val="71"/>
     <w:pPr>
       <w:pBdr/>
@@ -53449,9 +53508,9 @@
       </w:tcPr>
     </w:tblStylePr>
   </w:style>
-  <w:style w:type="table" w:styleId="835">
+  <w:style w:type="table" w:styleId="1016">
     <w:name w:val="Colorful Shading Accent 4"/>
-    <w:basedOn w:val="703"/>
+    <w:basedOn w:val="884"/>
     <w:uiPriority w:val="71"/>
     <w:pPr>
       <w:pBdr/>
@@ -53698,9 +53757,9 @@
       </w:tcPr>
     </w:tblStylePr>
   </w:style>
-  <w:style w:type="table" w:styleId="836">
+  <w:style w:type="table" w:styleId="1017">
     <w:name w:val="Colorful Shading Accent 5"/>
-    <w:basedOn w:val="703"/>
+    <w:basedOn w:val="884"/>
     <w:uiPriority w:val="71"/>
     <w:pPr>
       <w:pBdr/>
@@ -53947,9 +54006,9 @@
       </w:tcPr>
     </w:tblStylePr>
   </w:style>
-  <w:style w:type="table" w:styleId="837">
+  <w:style w:type="table" w:styleId="1018">
     <w:name w:val="Colorful Shading Accent 6"/>
-    <w:basedOn w:val="703"/>
+    <w:basedOn w:val="884"/>
     <w:uiPriority w:val="71"/>
     <w:pPr>
       <w:pBdr/>
@@ -54196,9 +54255,9 @@
       </w:tcPr>
     </w:tblStylePr>
   </w:style>
-  <w:style w:type="table" w:styleId="838">
+  <w:style w:type="table" w:styleId="1019">
     <w:name w:val="Colorful List"/>
-    <w:basedOn w:val="703"/>
+    <w:basedOn w:val="884"/>
     <w:uiPriority w:val="72"/>
     <w:pPr>
       <w:pBdr/>
@@ -54425,9 +54484,9 @@
       </w:tcPr>
     </w:tblStylePr>
   </w:style>
-  <w:style w:type="table" w:styleId="839">
+  <w:style w:type="table" w:styleId="1020">
     <w:name w:val="Colorful List Accent 1"/>
-    <w:basedOn w:val="703"/>
+    <w:basedOn w:val="884"/>
     <w:uiPriority w:val="72"/>
     <w:pPr>
       <w:pBdr/>
@@ -54654,9 +54713,9 @@
       </w:tcPr>
     </w:tblStylePr>
   </w:style>
-  <w:style w:type="table" w:styleId="840">
+  <w:style w:type="table" w:styleId="1021">
     <w:name w:val="Colorful List Accent 2"/>
-    <w:basedOn w:val="703"/>
+    <w:basedOn w:val="884"/>
     <w:uiPriority w:val="72"/>
     <w:pPr>
       <w:pBdr/>
@@ -54883,9 +54942,9 @@
       </w:tcPr>
     </w:tblStylePr>
   </w:style>
-  <w:style w:type="table" w:styleId="841">
+  <w:style w:type="table" w:styleId="1022">
     <w:name w:val="Colorful List Accent 3"/>
-    <w:basedOn w:val="703"/>
+    <w:basedOn w:val="884"/>
     <w:uiPriority w:val="72"/>
     <w:pPr>
       <w:pBdr/>
@@ -55112,9 +55171,9 @@
       </w:tcPr>
     </w:tblStylePr>
   </w:style>
-  <w:style w:type="table" w:styleId="842">
+  <w:style w:type="table" w:styleId="1023">
     <w:name w:val="Colorful List Accent 4"/>
-    <w:basedOn w:val="703"/>
+    <w:basedOn w:val="884"/>
     <w:uiPriority w:val="72"/>
     <w:pPr>
       <w:pBdr/>
@@ -55341,9 +55400,9 @@
       </w:tcPr>
     </w:tblStylePr>
   </w:style>
-  <w:style w:type="table" w:styleId="843">
+  <w:style w:type="table" w:styleId="1024">
     <w:name w:val="Colorful List Accent 5"/>
-    <w:basedOn w:val="703"/>
+    <w:basedOn w:val="884"/>
     <w:uiPriority w:val="72"/>
     <w:pPr>
       <w:pBdr/>
@@ -55570,9 +55629,9 @@
       </w:tcPr>
     </w:tblStylePr>
   </w:style>
-  <w:style w:type="table" w:styleId="844">
+  <w:style w:type="table" w:styleId="1025">
     <w:name w:val="Colorful List Accent 6"/>
-    <w:basedOn w:val="703"/>
+    <w:basedOn w:val="884"/>
     <w:uiPriority w:val="72"/>
     <w:pPr>
       <w:pBdr/>
@@ -55799,9 +55858,9 @@
       </w:tcPr>
     </w:tblStylePr>
   </w:style>
-  <w:style w:type="table" w:styleId="845">
+  <w:style w:type="table" w:styleId="1026">
     <w:name w:val="Colorful Grid"/>
-    <w:basedOn w:val="703"/>
+    <w:basedOn w:val="884"/>
     <w:uiPriority w:val="73"/>
     <w:pPr>
       <w:pBdr/>
@@ -56020,9 +56079,9 @@
       </w:tcPr>
     </w:tblStylePr>
   </w:style>
-  <w:style w:type="table" w:styleId="846">
+  <w:style w:type="table" w:styleId="1027">
     <w:name w:val="Colorful Grid Accent 1"/>
-    <w:basedOn w:val="703"/>
+    <w:basedOn w:val="884"/>
     <w:uiPriority w:val="73"/>
     <w:pPr>
       <w:pBdr/>
@@ -56241,9 +56300,9 @@
       </w:tcPr>
     </w:tblStylePr>
   </w:style>
-  <w:style w:type="table" w:styleId="847">
+  <w:style w:type="table" w:styleId="1028">
     <w:name w:val="Colorful Grid Accent 2"/>
-    <w:basedOn w:val="703"/>
+    <w:basedOn w:val="884"/>
     <w:uiPriority w:val="73"/>
     <w:pPr>
       <w:pBdr/>
@@ -56462,9 +56521,9 @@
       </w:tcPr>
     </w:tblStylePr>
   </w:style>
-  <w:style w:type="table" w:styleId="848">
+  <w:style w:type="table" w:styleId="1029">
     <w:name w:val="Colorful Grid Accent 3"/>
-    <w:basedOn w:val="703"/>
+    <w:basedOn w:val="884"/>
     <w:uiPriority w:val="73"/>
     <w:pPr>
       <w:pBdr/>
@@ -56683,9 +56742,9 @@
       </w:tcPr>
     </w:tblStylePr>
   </w:style>
-  <w:style w:type="table" w:styleId="849">
+  <w:style w:type="table" w:styleId="1030">
     <w:name w:val="Colorful Grid Accent 4"/>
-    <w:basedOn w:val="703"/>
+    <w:basedOn w:val="884"/>
     <w:uiPriority w:val="73"/>
     <w:pPr>
       <w:pBdr/>
@@ -56904,9 +56963,9 @@
       </w:tcPr>
     </w:tblStylePr>
   </w:style>
-  <w:style w:type="table" w:styleId="850">
+  <w:style w:type="table" w:styleId="1031">
     <w:name w:val="Colorful Grid Accent 5"/>
-    <w:basedOn w:val="703"/>
+    <w:basedOn w:val="884"/>
     <w:uiPriority w:val="73"/>
     <w:pPr>
       <w:pBdr/>
@@ -57125,9 +57184,9 @@
       </w:tcPr>
     </w:tblStylePr>
   </w:style>
-  <w:style w:type="table" w:styleId="851">
+  <w:style w:type="table" w:styleId="1032">
     <w:name w:val="Colorful Grid Accent 6"/>
-    <w:basedOn w:val="703"/>
+    <w:basedOn w:val="884"/>
     <w:uiPriority w:val="73"/>
     <w:pPr>
       <w:pBdr/>
